--- a/Paper/MLWA/MLWA_Manuscript.docx
+++ b/Paper/MLWA/MLWA_Manuscript.docx
@@ -1641,6 +1641,124 @@
     </w:p>
     <w:p>
       <w:pPr>
+        <w:spacing w:line="276.0005454545455" w:lineRule="auto"/>
+        <w:ind w:left="-540" w:firstLine="0"/>
+        <w:jc w:val="both"/>
+        <w:rPr>
+          <w:rFonts w:ascii="Times New Roman" w:cs="Times New Roman" w:eastAsia="Times New Roman" w:hAnsi="Times New Roman"/>
+          <w:sz w:val="24"/>
+          <w:szCs w:val="24"/>
+          <w:highlight w:val="white"/>
+        </w:rPr>
+      </w:pPr>
+      <w:r>
+        <w:rPr>
+          <w:rFonts w:ascii="Times New Roman" w:cs="Times New Roman" w:eastAsia="Times New Roman" w:hAnsi="Times New Roman"/>
+          <w:sz w:val="24"/>
+          <w:szCs w:val="24"/>
+          <w:highlight w:val="white"/>
+          <w:rtl w:val="0"/>
+        </w:rPr>
+        <w:t xml:space="preserve">The NIH CTR has extensively been used to study diseases </w:t>
+      </w:r>
+      <w:r>
+        <w:rPr>
+          <w:rFonts w:ascii="Times New Roman" w:cs="Times New Roman" w:eastAsia="Times New Roman" w:hAnsi="Times New Roman"/>
+          <w:sz w:val="24"/>
+          <w:szCs w:val="24"/>
+          <w:rtl w:val="0"/>
+        </w:rPr>
+        <w:t xml:space="preserve"> </w:t>
+      </w:r>
+      <w:hyperlink r:id="rId24">
+        <w:r>
+          <w:rPr>
+            <w:rFonts w:ascii="Times New Roman" w:cs="Times New Roman" w:eastAsia="Times New Roman" w:hAnsi="Times New Roman"/>
+            <w:color w:val="1155cc"/>
+            <w:sz w:val="24"/>
+            <w:szCs w:val="24"/>
+            <w:u w:val="single"/>
+            <w:rtl w:val="0"/>
+          </w:rPr>
+          <w:t xml:space="preserve">(Metcalfe et al. 2024; Subramanian et al. 2013; Pasquali et al. 2012; Que et al. 2021)</w:t>
+        </w:r>
+      </w:hyperlink>
+      <w:r>
+        <w:rPr>
+          <w:rFonts w:ascii="Times New Roman" w:cs="Times New Roman" w:eastAsia="Times New Roman" w:hAnsi="Times New Roman"/>
+          <w:sz w:val="24"/>
+          <w:szCs w:val="24"/>
+          <w:highlight w:val="white"/>
+          <w:rtl w:val="0"/>
+        </w:rPr>
+        <w:t xml:space="preserve"> , </w:t>
+      </w:r>
+      <w:r>
+        <w:rPr>
+          <w:rFonts w:ascii="Times New Roman" w:cs="Times New Roman" w:eastAsia="Times New Roman" w:hAnsi="Times New Roman"/>
+          <w:sz w:val="24"/>
+          <w:szCs w:val="24"/>
+          <w:highlight w:val="white"/>
+          <w:rtl w:val="0"/>
+        </w:rPr>
+        <w:t xml:space="preserve">drug development </w:t>
+      </w:r>
+      <w:hyperlink r:id="rId25">
+        <w:r>
+          <w:rPr>
+            <w:rFonts w:ascii="Times New Roman" w:cs="Times New Roman" w:eastAsia="Times New Roman" w:hAnsi="Times New Roman"/>
+            <w:color w:val="1155cc"/>
+            <w:sz w:val="24"/>
+            <w:szCs w:val="24"/>
+            <w:highlight w:val="white"/>
+            <w:u w:val="single"/>
+            <w:rtl w:val="0"/>
+          </w:rPr>
+          <w:t xml:space="preserve">(Anderson et al. 2015; Law et al. 2011; Miller et al. 2015; Inrig et al. 2014)</w:t>
+        </w:r>
+      </w:hyperlink>
+      <w:r>
+        <w:rPr>
+          <w:rFonts w:ascii="Times New Roman" w:cs="Times New Roman" w:eastAsia="Times New Roman" w:hAnsi="Times New Roman"/>
+          <w:sz w:val="24"/>
+          <w:szCs w:val="24"/>
+          <w:highlight w:val="white"/>
+          <w:rtl w:val="0"/>
+        </w:rPr>
+        <w:t xml:space="preserve"> </w:t>
+      </w:r>
+      <w:r>
+        <w:rPr>
+          <w:rFonts w:ascii="Times New Roman" w:cs="Times New Roman" w:eastAsia="Times New Roman" w:hAnsi="Times New Roman"/>
+          <w:sz w:val="24"/>
+          <w:szCs w:val="24"/>
+          <w:highlight w:val="white"/>
+          <w:rtl w:val="0"/>
+        </w:rPr>
+        <w:t xml:space="preserve">and serves as a critical public biomedical repository.  However, inconsistencies in tumor names in the CTR in the form of typographical errors, use of synonyms and   spelling variants complicates integration with other ther biomedical databases and developing downstream applications in clinical informatics and biomedical knowledge graphs necessary for gaining insights into the therapeutic landscape of tumors. Thus there is a critical need to standardize the tumor names in CTR. </w:t>
+      </w:r>
+    </w:p>
+    <w:p>
+      <w:pPr>
+        <w:spacing w:line="276.0005454545455" w:lineRule="auto"/>
+        <w:ind w:left="-540" w:firstLine="0"/>
+        <w:jc w:val="both"/>
+        <w:rPr>
+          <w:rFonts w:ascii="Times New Roman" w:cs="Times New Roman" w:eastAsia="Times New Roman" w:hAnsi="Times New Roman"/>
+          <w:sz w:val="24"/>
+          <w:szCs w:val="24"/>
+          <w:highlight w:val="white"/>
+        </w:rPr>
+      </w:pPr>
+      <w:r>
+        <w:rPr>
+          <w:rtl w:val="0"/>
+        </w:rPr>
+      </w:r>
+    </w:p>
+    <w:p>
+      <w:pPr>
+        <w:spacing w:line="276.0005454545455" w:lineRule="auto"/>
         <w:ind w:left="-540" w:firstLine="0"/>
         <w:jc w:val="both"/>
         <w:rPr>
@@ -1655,10 +1773,87 @@
           <w:rFonts w:ascii="Times New Roman" w:cs="Times New Roman" w:eastAsia="Times New Roman" w:hAnsi="Times New Roman"/>
           <w:sz w:val="24"/>
           <w:szCs w:val="24"/>
-          <w:rtl w:val="0"/>
-        </w:rPr>
-        <w:t xml:space="preserve">al pipeline that extracts tumor names from the CTR and standardizes them using the W</w:t>
-      </w:r>
+          <w:highlight w:val="white"/>
+          <w:rtl w:val="0"/>
+        </w:rPr>
+        <w:t xml:space="preserve">Prior studies have stressed standardization in trial design </w:t>
+      </w:r>
+      <w:hyperlink r:id="rId26">
+        <w:r>
+          <w:rPr>
+            <w:rFonts w:ascii="Times New Roman" w:cs="Times New Roman" w:eastAsia="Times New Roman" w:hAnsi="Times New Roman"/>
+            <w:sz w:val="24"/>
+            <w:szCs w:val="24"/>
+            <w:highlight w:val="white"/>
+            <w:rtl w:val="0"/>
+          </w:rPr>
+          <w:t xml:space="preserve">(Canonica et al., 2007; Katz et al., 2013)</w:t>
+        </w:r>
+      </w:hyperlink>
+      <w:r>
+        <w:rPr>
+          <w:rFonts w:ascii="Times New Roman" w:cs="Times New Roman" w:eastAsia="Times New Roman" w:hAnsi="Times New Roman"/>
+          <w:sz w:val="24"/>
+          <w:szCs w:val="24"/>
+          <w:highlight w:val="white"/>
+          <w:rtl w:val="0"/>
+        </w:rPr>
+        <w:t xml:space="preserve"> and reproducibility</w:t>
+      </w:r>
+      <w:hyperlink r:id="rId27">
+        <w:r>
+          <w:rPr>
+            <w:rFonts w:ascii="Times New Roman" w:cs="Times New Roman" w:eastAsia="Times New Roman" w:hAnsi="Times New Roman"/>
+            <w:sz w:val="24"/>
+            <w:szCs w:val="24"/>
+            <w:highlight w:val="white"/>
+            <w:rtl w:val="0"/>
+          </w:rPr>
+          <w:t xml:space="preserve">(Dickersin &amp; Mayo-Wilson, 2018)</w:t>
+        </w:r>
+      </w:hyperlink>
+      <w:r>
+        <w:rPr>
+          <w:rFonts w:ascii="Times New Roman" w:cs="Times New Roman" w:eastAsia="Times New Roman" w:hAnsi="Times New Roman"/>
+          <w:sz w:val="24"/>
+          <w:szCs w:val="24"/>
+          <w:highlight w:val="white"/>
+          <w:rtl w:val="0"/>
+        </w:rPr>
+        <w:t xml:space="preserve">, but not for tumor nomenclature. Therefore, our efforts in this work focused on standardizing tumor names in the CTR. </w:t>
+      </w:r>
+      <w:r>
+        <w:rPr>
+          <w:rtl w:val="0"/>
+        </w:rPr>
+      </w:r>
+    </w:p>
+    <w:p>
+      <w:pPr>
+        <w:ind w:left="-540" w:firstLine="0"/>
+        <w:jc w:val="both"/>
+        <w:rPr>
+          <w:rFonts w:ascii="Times New Roman" w:cs="Times New Roman" w:eastAsia="Times New Roman" w:hAnsi="Times New Roman"/>
+          <w:sz w:val="24"/>
+          <w:szCs w:val="24"/>
+        </w:rPr>
+      </w:pPr>
+      <w:r>
+        <w:rPr>
+          <w:rtl w:val="0"/>
+        </w:rPr>
+      </w:r>
+    </w:p>
+    <w:p>
+      <w:pPr>
+        <w:spacing w:after="240" w:before="240" w:lineRule="auto"/>
+        <w:jc w:val="both"/>
+        <w:rPr>
+          <w:rFonts w:ascii="Times New Roman" w:cs="Times New Roman" w:eastAsia="Times New Roman" w:hAnsi="Times New Roman"/>
+          <w:sz w:val="24"/>
+          <w:szCs w:val="24"/>
+        </w:rPr>
+      </w:pPr>
       <w:r>
         <w:rPr>
           <w:rtl w:val="0"/>
@@ -1753,7 +1948,7 @@
         </w:rPr>
         <w:t xml:space="preserve">CANTOS is a computational pipeline that extracts tumor names from the CTR and standardizes them using the WHO system and NCIt. The standardization phase operates in two iterations where editions of the WHO system differ: the first uses only the WHO 5th edition (latest)</w:t>
       </w:r>
-      <w:hyperlink r:id="rId24">
+      <w:hyperlink r:id="rId28">
         <w:r>
           <w:rPr>
             <w:rFonts w:ascii="Times New Roman" w:cs="Times New Roman" w:eastAsia="Times New Roman" w:hAnsi="Times New Roman"/>
@@ -1785,7 +1980,7 @@
         </w:rPr>
         <w:t xml:space="preserve">, while the second incorporates all editions (3rd, 4th, and 5th)</w:t>
       </w:r>
-      <w:hyperlink r:id="rId25">
+      <w:hyperlink r:id="rId29">
         <w:r>
           <w:rPr>
             <w:rFonts w:ascii="Times New Roman" w:cs="Times New Roman" w:eastAsia="Times New Roman" w:hAnsi="Times New Roman"/>
@@ -2115,7 +2310,7 @@
         </w:rPr>
         <w:t xml:space="preserve">) using exact and fuzzy string matching ( generalized Levenshtein distance ≤ 0.2 via agrepl in R </w:t>
       </w:r>
-      <w:hyperlink r:id="rId26">
+      <w:hyperlink r:id="rId30">
         <w:r>
           <w:rPr>
             <w:rFonts w:ascii="Times New Roman" w:cs="Times New Roman" w:eastAsia="Times New Roman" w:hAnsi="Times New Roman"/>
@@ -2540,7 +2735,7 @@
         </w:rPr>
         <w:t xml:space="preserve">programming language </w:t>
       </w:r>
-      <w:hyperlink r:id="rId27">
+      <w:hyperlink r:id="rId31">
         <w:r>
           <w:rPr>
             <w:rFonts w:ascii="Times New Roman" w:cs="Times New Roman" w:eastAsia="Times New Roman" w:hAnsi="Times New Roman"/>
@@ -2797,7 +2992,7 @@
         </w:rPr>
         <w:t xml:space="preserve"> </w:t>
       </w:r>
-      <w:hyperlink r:id="rId28">
+      <w:hyperlink r:id="rId32">
         <w:r>
           <w:rPr>
             <w:rFonts w:ascii="Times New Roman" w:cs="Times New Roman" w:eastAsia="Times New Roman" w:hAnsi="Times New Roman"/>
@@ -4184,7 +4379,7 @@
         </w:rPr>
         <w:t xml:space="preserve">CANTOS implements another set of edit distance based standardization methods using clustering. It applies affinity propagation (AP) clustering, by using the pairwise normalized Levenshtein, Jaro-Winkler, and cosine distances between tumor names from CTR, WHO system, and NCIt as the divergence matrix for clustering. AP identifies clusters by exchanging real-valued messages between data points until convergence, selecting “exemplar data points” that serve as representative members of each cluster </w:t>
       </w:r>
-      <w:hyperlink r:id="rId29">
+      <w:hyperlink r:id="rId33">
         <w:r>
           <w:rPr>
             <w:rFonts w:ascii="Times New Roman" w:cs="Times New Roman" w:eastAsia="Times New Roman" w:hAnsi="Times New Roman"/>
@@ -4209,7 +4404,7 @@
         </w:rPr>
         <w:t xml:space="preserve">. AP determines the optimal number automatically and is deterministic </w:t>
       </w:r>
-      <w:hyperlink r:id="rId30">
+      <w:hyperlink r:id="rId34">
         <w:r>
           <w:rPr>
             <w:rFonts w:ascii="Times New Roman" w:cs="Times New Roman" w:eastAsia="Times New Roman" w:hAnsi="Times New Roman"/>
@@ -4234,7 +4429,7 @@
         </w:rPr>
         <w:t xml:space="preserve"> and has shown success in clustering textual data </w:t>
       </w:r>
-      <w:hyperlink r:id="rId31">
+      <w:hyperlink r:id="rId35">
         <w:r>
           <w:rPr>
             <w:rFonts w:ascii="Times New Roman" w:cs="Times New Roman" w:eastAsia="Times New Roman" w:hAnsi="Times New Roman"/>
@@ -4300,7 +4495,7 @@
         </w:rPr>
         <w:t xml:space="preserve">CANTOS identifies outliers in each cluster using isolation forest and local outlier factor (LOF). Outliers flagged by either method are reassigned to single-member clusters. Isolation forest is implemented in R with hyperparameters ntrees=100 and dims=3 (for numeric data)  as recommended by Lie et al.2008 </w:t>
       </w:r>
-      <w:hyperlink r:id="rId32">
+      <w:hyperlink r:id="rId36">
         <w:r>
           <w:rPr>
             <w:rFonts w:ascii="Times New Roman" w:cs="Times New Roman" w:eastAsia="Times New Roman" w:hAnsi="Times New Roman"/>
@@ -4324,7 +4519,7 @@
         </w:rPr>
         <w:t xml:space="preserve">  and isolation.forest package </w:t>
       </w:r>
-      <w:hyperlink r:id="rId33">
+      <w:hyperlink r:id="rId37">
         <w:r>
           <w:rPr>
             <w:rFonts w:ascii="Times New Roman" w:cs="Times New Roman" w:eastAsia="Times New Roman" w:hAnsi="Times New Roman"/>
@@ -4348,7 +4543,7 @@
         </w:rPr>
         <w:t xml:space="preserve"> documentation respectively. Data points with standardized outlier scores &gt;0.5 are considered outliers, as outlier scores (range [0,1] ) close to 1 indicate likely outliers. LOF is computed using the dbscan package </w:t>
       </w:r>
-      <w:hyperlink r:id="rId34">
+      <w:hyperlink r:id="rId38">
         <w:r>
           <w:rPr>
             <w:rFonts w:ascii="Times New Roman" w:cs="Times New Roman" w:eastAsia="Times New Roman" w:hAnsi="Times New Roman"/>
@@ -4404,7 +4599,7 @@
         </w:rPr>
         <w:t xml:space="preserve"> </w:t>
       </w:r>
-      <w:hyperlink r:id="rId35">
+      <w:hyperlink r:id="rId39">
         <w:r>
           <w:rPr>
             <w:rFonts w:ascii="Times New Roman" w:cs="Times New Roman" w:eastAsia="Times New Roman" w:hAnsi="Times New Roman"/>
@@ -4617,7 +4812,7 @@
         </w:rPr>
         <w:t xml:space="preserve">The previous methods used edit distances to capture syntactic differences between tumor names. In contrast, this section describes standardization methods based on text embeddings, which represent text as low-dimensional numeric vectors that capture semantic and contextual meaning. In the embedding vector space, semantically similar texts are located closer together and dissimilar text further apart </w:t>
       </w:r>
-      <w:hyperlink r:id="rId36">
+      <w:hyperlink r:id="rId40">
         <w:r>
           <w:rPr>
             <w:rFonts w:ascii="Times New Roman" w:cs="Times New Roman" w:eastAsia="Times New Roman" w:hAnsi="Times New Roman"/>
@@ -4640,7 +4835,7 @@
         </w:rPr>
         <w:t xml:space="preserve">. Text embeddings are widely used in applications such as search engines </w:t>
       </w:r>
-      <w:hyperlink r:id="rId37">
+      <w:hyperlink r:id="rId41">
         <w:r>
           <w:rPr>
             <w:rFonts w:ascii="Times New Roman" w:cs="Times New Roman" w:eastAsia="Times New Roman" w:hAnsi="Times New Roman"/>
@@ -4663,7 +4858,7 @@
         </w:rPr>
         <w:t xml:space="preserve">, text clustering </w:t>
       </w:r>
-      <w:hyperlink r:id="rId38">
+      <w:hyperlink r:id="rId42">
         <w:r>
           <w:rPr>
             <w:rFonts w:ascii="Times New Roman" w:cs="Times New Roman" w:eastAsia="Times New Roman" w:hAnsi="Times New Roman"/>
@@ -4686,7 +4881,7 @@
         </w:rPr>
         <w:t xml:space="preserve"> and classification </w:t>
       </w:r>
-      <w:hyperlink r:id="rId39">
+      <w:hyperlink r:id="rId43">
         <w:r>
           <w:rPr>
             <w:rFonts w:ascii="Times New Roman" w:cs="Times New Roman" w:eastAsia="Times New Roman" w:hAnsi="Times New Roman"/>
@@ -4709,7 +4904,7 @@
         </w:rPr>
         <w:t xml:space="preserve">, recommender systems </w:t>
       </w:r>
-      <w:hyperlink r:id="rId40">
+      <w:hyperlink r:id="rId44">
         <w:r>
           <w:rPr>
             <w:rFonts w:ascii="Times New Roman" w:cs="Times New Roman" w:eastAsia="Times New Roman" w:hAnsi="Times New Roman"/>
@@ -4732,7 +4927,7 @@
         </w:rPr>
         <w:t xml:space="preserve">, and anomaly detection </w:t>
       </w:r>
-      <w:hyperlink r:id="rId41">
+      <w:hyperlink r:id="rId45">
         <w:r>
           <w:rPr>
             <w:rFonts w:ascii="Times New Roman" w:cs="Times New Roman" w:eastAsia="Times New Roman" w:hAnsi="Times New Roman"/>
@@ -4755,7 +4950,7 @@
         </w:rPr>
         <w:t xml:space="preserve">. Embeddings can be generated using natural language processing  models like Word2Vec </w:t>
       </w:r>
-      <w:hyperlink r:id="rId42">
+      <w:hyperlink r:id="rId46">
         <w:r>
           <w:rPr>
             <w:rFonts w:ascii="Times New Roman" w:cs="Times New Roman" w:eastAsia="Times New Roman" w:hAnsi="Times New Roman"/>
@@ -4778,7 +4973,7 @@
         </w:rPr>
         <w:t xml:space="preserve">, GloVE </w:t>
       </w:r>
-      <w:hyperlink r:id="rId43">
+      <w:hyperlink r:id="rId47">
         <w:r>
           <w:rPr>
             <w:rFonts w:ascii="Times New Roman" w:cs="Times New Roman" w:eastAsia="Times New Roman" w:hAnsi="Times New Roman"/>
@@ -4801,7 +4996,7 @@
         </w:rPr>
         <w:t xml:space="preserve">, FastText </w:t>
       </w:r>
-      <w:hyperlink r:id="rId44">
+      <w:hyperlink r:id="rId48">
         <w:r>
           <w:rPr>
             <w:rFonts w:ascii="Times New Roman" w:cs="Times New Roman" w:eastAsia="Times New Roman" w:hAnsi="Times New Roman"/>
@@ -4824,7 +5019,7 @@
         </w:rPr>
         <w:t xml:space="preserve"> or through large language models (LLM) such as BERT </w:t>
       </w:r>
-      <w:hyperlink r:id="rId45">
+      <w:hyperlink r:id="rId49">
         <w:r>
           <w:rPr>
             <w:rFonts w:ascii="Times New Roman" w:cs="Times New Roman" w:eastAsia="Times New Roman" w:hAnsi="Times New Roman"/>
@@ -4847,7 +5042,7 @@
         </w:rPr>
         <w:t xml:space="preserve">, GPT </w:t>
       </w:r>
-      <w:hyperlink r:id="rId46">
+      <w:hyperlink r:id="rId50">
         <w:r>
           <w:rPr>
             <w:rFonts w:ascii="Times New Roman" w:cs="Times New Roman" w:eastAsia="Times New Roman" w:hAnsi="Times New Roman"/>
@@ -4870,7 +5065,7 @@
         </w:rPr>
         <w:t xml:space="preserve">, ELMO </w:t>
       </w:r>
-      <w:hyperlink r:id="rId47">
+      <w:hyperlink r:id="rId51">
         <w:r>
           <w:rPr>
             <w:rFonts w:ascii="Times New Roman" w:cs="Times New Roman" w:eastAsia="Times New Roman" w:hAnsi="Times New Roman"/>
@@ -4893,7 +5088,7 @@
         </w:rPr>
         <w:t xml:space="preserve"> or specialized transformer based models such as text-embedding-3-large (LTE-3) </w:t>
       </w:r>
-      <w:hyperlink r:id="rId48">
+      <w:hyperlink r:id="rId52">
         <w:r>
           <w:rPr>
             <w:rFonts w:ascii="Times New Roman" w:cs="Times New Roman" w:eastAsia="Times New Roman" w:hAnsi="Times New Roman"/>
@@ -4907,7 +5102,7 @@
           <w:t xml:space="preserve">(</w:t>
         </w:r>
       </w:hyperlink>
-      <w:hyperlink r:id="rId49">
+      <w:hyperlink r:id="rId53">
         <w:r>
           <w:rPr>
             <w:rFonts w:ascii="Times New Roman" w:cs="Times New Roman" w:eastAsia="Times New Roman" w:hAnsi="Times New Roman"/>
@@ -4922,7 +5117,7 @@
           <w:t xml:space="preserve">New Embedding Models and API Updates</w:t>
         </w:r>
       </w:hyperlink>
-      <w:hyperlink r:id="rId50">
+      <w:hyperlink r:id="rId54">
         <w:r>
           <w:rPr>
             <w:rFonts w:ascii="Times New Roman" w:cs="Times New Roman" w:eastAsia="Times New Roman" w:hAnsi="Times New Roman"/>
@@ -4945,7 +5140,7 @@
         </w:rPr>
         <w:t xml:space="preserve">, text-embedding-ada-002 (ADA-002) </w:t>
       </w:r>
-      <w:hyperlink r:id="rId51">
+      <w:hyperlink r:id="rId55">
         <w:r>
           <w:rPr>
             <w:rFonts w:ascii="Times New Roman" w:cs="Times New Roman" w:eastAsia="Times New Roman" w:hAnsi="Times New Roman"/>
@@ -4959,7 +5154,7 @@
           <w:t xml:space="preserve">(</w:t>
         </w:r>
       </w:hyperlink>
-      <w:hyperlink r:id="rId52">
+      <w:hyperlink r:id="rId56">
         <w:r>
           <w:rPr>
             <w:rFonts w:ascii="Times New Roman" w:cs="Times New Roman" w:eastAsia="Times New Roman" w:hAnsi="Times New Roman"/>
@@ -4974,7 +5169,7 @@
           <w:t xml:space="preserve">Text-Embedding-Ada-002</w:t>
         </w:r>
       </w:hyperlink>
-      <w:hyperlink r:id="rId53">
+      <w:hyperlink r:id="rId57">
         <w:r>
           <w:rPr>
             <w:rFonts w:ascii="Times New Roman" w:cs="Times New Roman" w:eastAsia="Times New Roman" w:hAnsi="Times New Roman"/>
@@ -5033,7 +5228,7 @@
         </w:rPr>
         <w:t xml:space="preserve">Open-source models include: e5-large</w:t>
       </w:r>
-      <w:hyperlink r:id="rId54">
+      <w:hyperlink r:id="rId58">
         <w:r>
           <w:rPr>
             <w:rFonts w:ascii="Times New Roman" w:cs="Times New Roman" w:eastAsia="Times New Roman" w:hAnsi="Times New Roman"/>
@@ -5056,7 +5251,7 @@
         </w:rPr>
         <w:t xml:space="preserve">, e5-large-v2 </w:t>
       </w:r>
-      <w:hyperlink r:id="rId55">
+      <w:hyperlink r:id="rId59">
         <w:r>
           <w:rPr>
             <w:rFonts w:ascii="Times New Roman" w:cs="Times New Roman" w:eastAsia="Times New Roman" w:hAnsi="Times New Roman"/>
@@ -5079,7 +5274,7 @@
         </w:rPr>
         <w:t xml:space="preserve">, all-mpnet-base-v2</w:t>
       </w:r>
-      <w:hyperlink r:id="rId56">
+      <w:hyperlink r:id="rId60">
         <w:r>
           <w:rPr>
             <w:rFonts w:ascii="Times New Roman" w:cs="Times New Roman" w:eastAsia="Times New Roman" w:hAnsi="Times New Roman"/>
@@ -5093,7 +5288,7 @@
           <w:t xml:space="preserve">(</w:t>
         </w:r>
       </w:hyperlink>
-      <w:hyperlink r:id="rId57">
+      <w:hyperlink r:id="rId61">
         <w:r>
           <w:rPr>
             <w:rFonts w:ascii="Times New Roman" w:cs="Times New Roman" w:eastAsia="Times New Roman" w:hAnsi="Times New Roman"/>
@@ -5108,7 +5303,7 @@
           <w:t xml:space="preserve">All-Mpnet-Base-V2</w:t>
         </w:r>
       </w:hyperlink>
-      <w:hyperlink r:id="rId58">
+      <w:hyperlink r:id="rId62">
         <w:r>
           <w:rPr>
             <w:rFonts w:ascii="Times New Roman" w:cs="Times New Roman" w:eastAsia="Times New Roman" w:hAnsi="Times New Roman"/>
@@ -5131,7 +5326,7 @@
         </w:rPr>
         <w:t xml:space="preserve">, all-MiniLM-L12-v2</w:t>
       </w:r>
-      <w:hyperlink r:id="rId59">
+      <w:hyperlink r:id="rId63">
         <w:r>
           <w:rPr>
             <w:rFonts w:ascii="Times New Roman" w:cs="Times New Roman" w:eastAsia="Times New Roman" w:hAnsi="Times New Roman"/>
@@ -5145,7 +5340,7 @@
           <w:t xml:space="preserve">(</w:t>
         </w:r>
       </w:hyperlink>
-      <w:hyperlink r:id="rId60">
+      <w:hyperlink r:id="rId64">
         <w:r>
           <w:rPr>
             <w:rFonts w:ascii="Times New Roman" w:cs="Times New Roman" w:eastAsia="Times New Roman" w:hAnsi="Times New Roman"/>
@@ -5160,7 +5355,7 @@
           <w:t xml:space="preserve">All-MiniLM-L12-V2</w:t>
         </w:r>
       </w:hyperlink>
-      <w:hyperlink r:id="rId61">
+      <w:hyperlink r:id="rId65">
         <w:r>
           <w:rPr>
             <w:rFonts w:ascii="Times New Roman" w:cs="Times New Roman" w:eastAsia="Times New Roman" w:hAnsi="Times New Roman"/>
@@ -5183,7 +5378,7 @@
         </w:rPr>
         <w:t xml:space="preserve">, gtr-t5-large</w:t>
       </w:r>
-      <w:hyperlink r:id="rId62">
+      <w:hyperlink r:id="rId66">
         <w:r>
           <w:rPr>
             <w:rFonts w:ascii="Times New Roman" w:cs="Times New Roman" w:eastAsia="Times New Roman" w:hAnsi="Times New Roman"/>
@@ -5206,7 +5401,7 @@
         </w:rPr>
         <w:t xml:space="preserve">, all-MiniLM-L6-v2 </w:t>
       </w:r>
-      <w:hyperlink r:id="rId63">
+      <w:hyperlink r:id="rId67">
         <w:r>
           <w:rPr>
             <w:rFonts w:ascii="Times New Roman" w:cs="Times New Roman" w:eastAsia="Times New Roman" w:hAnsi="Times New Roman"/>
@@ -5220,7 +5415,7 @@
           <w:t xml:space="preserve">(</w:t>
         </w:r>
       </w:hyperlink>
-      <w:hyperlink r:id="rId64">
+      <w:hyperlink r:id="rId68">
         <w:r>
           <w:rPr>
             <w:rFonts w:ascii="Times New Roman" w:cs="Times New Roman" w:eastAsia="Times New Roman" w:hAnsi="Times New Roman"/>
@@ -5235,7 +5430,7 @@
           <w:t xml:space="preserve">All-MiniLM-L6-V2</w:t>
         </w:r>
       </w:hyperlink>
-      <w:hyperlink r:id="rId65">
+      <w:hyperlink r:id="rId69">
         <w:r>
           <w:rPr>
             <w:rFonts w:ascii="Times New Roman" w:cs="Times New Roman" w:eastAsia="Times New Roman" w:hAnsi="Times New Roman"/>
@@ -5258,7 +5453,7 @@
         </w:rPr>
         <w:t xml:space="preserve">, all-roberta-large-v1</w:t>
       </w:r>
-      <w:hyperlink r:id="rId66">
+      <w:hyperlink r:id="rId70">
         <w:r>
           <w:rPr>
             <w:rFonts w:ascii="Times New Roman" w:cs="Times New Roman" w:eastAsia="Times New Roman" w:hAnsi="Times New Roman"/>
@@ -5272,7 +5467,7 @@
           <w:t xml:space="preserve">(</w:t>
         </w:r>
       </w:hyperlink>
-      <w:hyperlink r:id="rId67">
+      <w:hyperlink r:id="rId71">
         <w:r>
           <w:rPr>
             <w:rFonts w:ascii="Times New Roman" w:cs="Times New Roman" w:eastAsia="Times New Roman" w:hAnsi="Times New Roman"/>
@@ -5287,7 +5482,7 @@
           <w:t xml:space="preserve">All-Roberta-Large-V1</w:t>
         </w:r>
       </w:hyperlink>
-      <w:hyperlink r:id="rId68">
+      <w:hyperlink r:id="rId72">
         <w:r>
           <w:rPr>
             <w:rFonts w:ascii="Times New Roman" w:cs="Times New Roman" w:eastAsia="Times New Roman" w:hAnsi="Times New Roman"/>
@@ -5310,7 +5505,7 @@
         </w:rPr>
         <w:t xml:space="preserve">, sapBERT</w:t>
       </w:r>
-      <w:hyperlink r:id="rId69">
+      <w:hyperlink r:id="rId73">
         <w:r>
           <w:rPr>
             <w:rFonts w:ascii="Times New Roman" w:cs="Times New Roman" w:eastAsia="Times New Roman" w:hAnsi="Times New Roman"/>
@@ -5333,7 +5528,7 @@
         </w:rPr>
         <w:t xml:space="preserve">, clinicalBERT</w:t>
       </w:r>
-      <w:hyperlink r:id="rId70">
+      <w:hyperlink r:id="rId74">
         <w:r>
           <w:rPr>
             <w:rFonts w:ascii="Times New Roman" w:cs="Times New Roman" w:eastAsia="Times New Roman" w:hAnsi="Times New Roman"/>
@@ -5356,7 +5551,7 @@
         </w:rPr>
         <w:t xml:space="preserve">, PubMedBERT</w:t>
       </w:r>
-      <w:hyperlink r:id="rId71">
+      <w:hyperlink r:id="rId75">
         <w:r>
           <w:rPr>
             <w:rFonts w:ascii="Times New Roman" w:cs="Times New Roman" w:eastAsia="Times New Roman" w:hAnsi="Times New Roman"/>
@@ -5379,7 +5574,7 @@
         </w:rPr>
         <w:t xml:space="preserve">, BioBERT</w:t>
       </w:r>
-      <w:hyperlink r:id="rId72">
+      <w:hyperlink r:id="rId76">
         <w:r>
           <w:rPr>
             <w:rFonts w:ascii="Times New Roman" w:cs="Times New Roman" w:eastAsia="Times New Roman" w:hAnsi="Times New Roman"/>
@@ -5402,7 +5597,7 @@
         </w:rPr>
         <w:t xml:space="preserve">, SciBERT</w:t>
       </w:r>
-      <w:hyperlink r:id="rId73">
+      <w:hyperlink r:id="rId77">
         <w:r>
           <w:rPr>
             <w:rFonts w:ascii="Times New Roman" w:cs="Times New Roman" w:eastAsia="Times New Roman" w:hAnsi="Times New Roman"/>
@@ -5425,7 +5620,7 @@
         </w:rPr>
         <w:t xml:space="preserve">, ModernBERT</w:t>
       </w:r>
-      <w:hyperlink r:id="rId74">
+      <w:hyperlink r:id="rId78">
         <w:r>
           <w:rPr>
             <w:rFonts w:ascii="Times New Roman" w:cs="Times New Roman" w:eastAsia="Times New Roman" w:hAnsi="Times New Roman"/>
@@ -5448,7 +5643,7 @@
         </w:rPr>
         <w:t xml:space="preserve">, BioGPT</w:t>
       </w:r>
-      <w:hyperlink r:id="rId75">
+      <w:hyperlink r:id="rId79">
         <w:r>
           <w:rPr>
             <w:rFonts w:ascii="Times New Roman" w:cs="Times New Roman" w:eastAsia="Times New Roman" w:hAnsi="Times New Roman"/>
@@ -5471,7 +5666,7 @@
         </w:rPr>
         <w:t xml:space="preserve">, MedLlama2</w:t>
       </w:r>
-      <w:hyperlink r:id="rId76">
+      <w:hyperlink r:id="rId80">
         <w:r>
           <w:rPr>
             <w:rFonts w:ascii="Times New Roman" w:cs="Times New Roman" w:eastAsia="Times New Roman" w:hAnsi="Times New Roman"/>
@@ -5485,7 +5680,7 @@
           <w:t xml:space="preserve">(</w:t>
         </w:r>
       </w:hyperlink>
-      <w:hyperlink r:id="rId77">
+      <w:hyperlink r:id="rId81">
         <w:r>
           <w:rPr>
             <w:rFonts w:ascii="Times New Roman" w:cs="Times New Roman" w:eastAsia="Times New Roman" w:hAnsi="Times New Roman"/>
@@ -5500,7 +5695,7 @@
           <w:t xml:space="preserve">MedLlama 2: Fine-Tuned Llama 2 Model to Answer Medical Questions Based on an Open Source Medical Dataset</w:t>
         </w:r>
       </w:hyperlink>
-      <w:hyperlink r:id="rId78">
+      <w:hyperlink r:id="rId82">
         <w:r>
           <w:rPr>
             <w:rFonts w:ascii="Times New Roman" w:cs="Times New Roman" w:eastAsia="Times New Roman" w:hAnsi="Times New Roman"/>
@@ -5523,7 +5718,7 @@
         </w:rPr>
         <w:t xml:space="preserve">,  MedLlama_13B</w:t>
       </w:r>
-      <w:hyperlink r:id="rId79">
+      <w:hyperlink r:id="rId83">
         <w:r>
           <w:rPr>
             <w:rFonts w:ascii="Times New Roman" w:cs="Times New Roman" w:eastAsia="Times New Roman" w:hAnsi="Times New Roman"/>
@@ -5546,7 +5741,7 @@
         </w:rPr>
         <w:t xml:space="preserve">, LaBSE</w:t>
       </w:r>
-      <w:hyperlink r:id="rId80">
+      <w:hyperlink r:id="rId84">
         <w:r>
           <w:rPr>
             <w:rFonts w:ascii="Times New Roman" w:cs="Times New Roman" w:eastAsia="Times New Roman" w:hAnsi="Times New Roman"/>
@@ -5569,7 +5764,7 @@
         </w:rPr>
         <w:t xml:space="preserve">,Llama 3.3</w:t>
       </w:r>
-      <w:hyperlink r:id="rId81">
+      <w:hyperlink r:id="rId85">
         <w:r>
           <w:rPr>
             <w:rFonts w:ascii="Times New Roman" w:cs="Times New Roman" w:eastAsia="Times New Roman" w:hAnsi="Times New Roman"/>
@@ -5610,7 +5805,7 @@
         </w:rPr>
         <w:t xml:space="preserve">Llama3.2</w:t>
       </w:r>
-      <w:hyperlink r:id="rId82">
+      <w:hyperlink r:id="rId86">
         <w:r>
           <w:rPr>
             <w:rFonts w:ascii="Times New Roman" w:cs="Times New Roman" w:eastAsia="Times New Roman" w:hAnsi="Times New Roman"/>
@@ -5633,7 +5828,7 @@
         </w:rPr>
         <w:t xml:space="preserve">(Llama3.2_3B), Llama3.0</w:t>
       </w:r>
-      <w:hyperlink r:id="rId83">
+      <w:hyperlink r:id="rId87">
         <w:r>
           <w:rPr>
             <w:rFonts w:ascii="Times New Roman" w:cs="Times New Roman" w:eastAsia="Times New Roman" w:hAnsi="Times New Roman"/>
@@ -5647,7 +5842,7 @@
           <w:t xml:space="preserve">(</w:t>
         </w:r>
       </w:hyperlink>
-      <w:hyperlink r:id="rId84">
+      <w:hyperlink r:id="rId88">
         <w:r>
           <w:rPr>
             <w:rFonts w:ascii="Times New Roman" w:cs="Times New Roman" w:eastAsia="Times New Roman" w:hAnsi="Times New Roman"/>
@@ -5662,7 +5857,7 @@
           <w:t xml:space="preserve">Meta Llama 3: The Most Capable Openly Available LLM to Date</w:t>
         </w:r>
       </w:hyperlink>
-      <w:hyperlink r:id="rId85">
+      <w:hyperlink r:id="rId89">
         <w:r>
           <w:rPr>
             <w:rFonts w:ascii="Times New Roman" w:cs="Times New Roman" w:eastAsia="Times New Roman" w:hAnsi="Times New Roman"/>
@@ -5685,7 +5880,7 @@
         </w:rPr>
         <w:t xml:space="preserve">, Phi-4</w:t>
       </w:r>
-      <w:hyperlink r:id="rId86">
+      <w:hyperlink r:id="rId90">
         <w:r>
           <w:rPr>
             <w:rFonts w:ascii="Times New Roman" w:cs="Times New Roman" w:eastAsia="Times New Roman" w:hAnsi="Times New Roman"/>
@@ -5699,7 +5894,7 @@
           <w:t xml:space="preserve">(Microsoft Research, 2024; </w:t>
         </w:r>
       </w:hyperlink>
-      <w:hyperlink r:id="rId87">
+      <w:hyperlink r:id="rId91">
         <w:r>
           <w:rPr>
             <w:rFonts w:ascii="Times New Roman" w:cs="Times New Roman" w:eastAsia="Times New Roman" w:hAnsi="Times New Roman"/>
@@ -5714,7 +5909,7 @@
           <w:t xml:space="preserve">Phi-4 Is a 14B Parameter, State-of-the-Art Open Model from Microsoft</w:t>
         </w:r>
       </w:hyperlink>
-      <w:hyperlink r:id="rId88">
+      <w:hyperlink r:id="rId92">
         <w:r>
           <w:rPr>
             <w:rFonts w:ascii="Times New Roman" w:cs="Times New Roman" w:eastAsia="Times New Roman" w:hAnsi="Times New Roman"/>
@@ -5737,7 +5932,7 @@
         </w:rPr>
         <w:t xml:space="preserve"> nomic</w:t>
       </w:r>
-      <w:hyperlink r:id="rId89">
+      <w:hyperlink r:id="rId93">
         <w:r>
           <w:rPr>
             <w:rFonts w:ascii="Times New Roman" w:cs="Times New Roman" w:eastAsia="Times New Roman" w:hAnsi="Times New Roman"/>
@@ -5760,7 +5955,7 @@
         </w:rPr>
         <w:t xml:space="preserve">, and DeepSeek_8B</w:t>
       </w:r>
-      <w:hyperlink r:id="rId90">
+      <w:hyperlink r:id="rId94">
         <w:r>
           <w:rPr>
             <w:rFonts w:ascii="Times New Roman" w:cs="Times New Roman" w:eastAsia="Times New Roman" w:hAnsi="Times New Roman"/>
@@ -5792,7 +5987,7 @@
         </w:rPr>
         <w:t xml:space="preserve">any of  which were obtained from Hugging Face (</w:t>
       </w:r>
-      <w:hyperlink r:id="rId91">
+      <w:hyperlink r:id="rId95">
         <w:r>
           <w:rPr>
             <w:rFonts w:ascii="Times New Roman" w:cs="Times New Roman" w:eastAsia="Times New Roman" w:hAnsi="Times New Roman"/>
@@ -5822,7 +6017,7 @@
         </w:rPr>
         <w:t xml:space="preserve">. Proprietary models include OpenAI’s ADA-002, LTE-3, and Cohere’s embed-english-v2.0 </w:t>
       </w:r>
-      <w:hyperlink r:id="rId92">
+      <w:hyperlink r:id="rId96">
         <w:r>
           <w:rPr>
             <w:rFonts w:ascii="Times New Roman" w:cs="Times New Roman" w:eastAsia="Times New Roman" w:hAnsi="Times New Roman"/>
@@ -5836,7 +6031,7 @@
           <w:t xml:space="preserve">(</w:t>
         </w:r>
       </w:hyperlink>
-      <w:hyperlink r:id="rId93">
+      <w:hyperlink r:id="rId97">
         <w:r>
           <w:rPr>
             <w:rFonts w:ascii="Times New Roman" w:cs="Times New Roman" w:eastAsia="Times New Roman" w:hAnsi="Times New Roman"/>
@@ -5851,7 +6046,7 @@
           <w:t xml:space="preserve">Cohere Embed-English-v2.0</w:t>
         </w:r>
       </w:hyperlink>
-      <w:hyperlink r:id="rId94">
+      <w:hyperlink r:id="rId98">
         <w:r>
           <w:rPr>
             <w:rFonts w:ascii="Times New Roman" w:cs="Times New Roman" w:eastAsia="Times New Roman" w:hAnsi="Times New Roman"/>
@@ -6196,7 +6391,7 @@
         </w:rPr>
         <w:t xml:space="preserve">CANTOS also applied K-means clustering on PCA transformed embeddings. To select the optimal hyperparameter “K” (number of clusters) </w:t>
       </w:r>
-      <w:hyperlink r:id="rId95">
+      <w:hyperlink r:id="rId99">
         <w:r>
           <w:rPr>
             <w:rFonts w:ascii="Times New Roman" w:cs="Times New Roman" w:eastAsia="Times New Roman" w:hAnsi="Times New Roman"/>
@@ -6229,7 +6424,7 @@
         </w:rPr>
         <w:t xml:space="preserve">For a given data point, silhouette coefficient ranges from -1 to 1, where a value close to 1, indicates better cohesion and separation </w:t>
       </w:r>
-      <w:hyperlink r:id="rId96">
+      <w:hyperlink r:id="rId100">
         <w:r>
           <w:rPr>
             <w:rFonts w:ascii="Times New Roman" w:cs="Times New Roman" w:eastAsia="Times New Roman" w:hAnsi="Times New Roman"/>
@@ -7571,7 +7766,7 @@
         </w:rPr>
         <w:t xml:space="preserve">While data submission guidelines exist, there are no enforced standards for tumor names in the conditions file. Prior studies have stressed standardization in trial design </w:t>
       </w:r>
-      <w:hyperlink r:id="rId97">
+      <w:hyperlink r:id="rId101">
         <w:r>
           <w:rPr>
             <w:rFonts w:ascii="Times New Roman" w:cs="Times New Roman" w:eastAsia="Times New Roman" w:hAnsi="Times New Roman"/>
@@ -7596,7 +7791,7 @@
         </w:rPr>
         <w:t xml:space="preserve"> and reproducibility</w:t>
       </w:r>
-      <w:hyperlink r:id="rId98">
+      <w:hyperlink r:id="rId102">
         <w:r>
           <w:rPr>
             <w:rFonts w:ascii="Times New Roman" w:cs="Times New Roman" w:eastAsia="Times New Roman" w:hAnsi="Times New Roman"/>
@@ -8244,7 +8439,7 @@
         </w:rPr>
         <w:t xml:space="preserve">The CANTOS pipeline is adaptable for standardizing biomedical nomenclature across various systems beyond the WHO system and NCIt. It can be extended to work with other ontologies such as MONDO</w:t>
       </w:r>
-      <w:hyperlink r:id="rId99">
+      <w:hyperlink r:id="rId103">
         <w:r>
           <w:rPr>
             <w:rFonts w:ascii="Times New Roman" w:cs="Times New Roman" w:eastAsia="Times New Roman" w:hAnsi="Times New Roman"/>
@@ -8269,7 +8464,7 @@
         </w:rPr>
         <w:t xml:space="preserve">, Disease Ontology (DO)</w:t>
       </w:r>
-      <w:hyperlink r:id="rId100">
+      <w:hyperlink r:id="rId104">
         <w:r>
           <w:rPr>
             <w:rFonts w:ascii="Times New Roman" w:cs="Times New Roman" w:eastAsia="Times New Roman" w:hAnsi="Times New Roman"/>
@@ -8294,7 +8489,7 @@
         </w:rPr>
         <w:t xml:space="preserve">, Human Phenotype Ontology (HPO)</w:t>
       </w:r>
-      <w:hyperlink r:id="rId101">
+      <w:hyperlink r:id="rId105">
         <w:r>
           <w:rPr>
             <w:rFonts w:ascii="Times New Roman" w:cs="Times New Roman" w:eastAsia="Times New Roman" w:hAnsi="Times New Roman"/>
@@ -8319,7 +8514,7 @@
         </w:rPr>
         <w:t xml:space="preserve">, and medical coding systems like ICD-10</w:t>
       </w:r>
-      <w:hyperlink r:id="rId102">
+      <w:hyperlink r:id="rId106">
         <w:r>
           <w:rPr>
             <w:rFonts w:ascii="Times New Roman" w:cs="Times New Roman" w:eastAsia="Times New Roman" w:hAnsi="Times New Roman"/>
@@ -8334,7 +8529,7 @@
           <w:t xml:space="preserve">(</w:t>
         </w:r>
       </w:hyperlink>
-      <w:hyperlink r:id="rId103">
+      <w:hyperlink r:id="rId107">
         <w:r>
           <w:rPr>
             <w:rFonts w:ascii="Times New Roman" w:cs="Times New Roman" w:eastAsia="Times New Roman" w:hAnsi="Times New Roman"/>
@@ -8350,7 +8545,7 @@
           <w:t xml:space="preserve">World Health Organization</w:t>
         </w:r>
       </w:hyperlink>
-      <w:hyperlink r:id="rId104">
+      <w:hyperlink r:id="rId108">
         <w:r>
           <w:rPr>
             <w:rFonts w:ascii="Times New Roman" w:cs="Times New Roman" w:eastAsia="Times New Roman" w:hAnsi="Times New Roman"/>
@@ -8375,7 +8570,7 @@
         </w:rPr>
         <w:t xml:space="preserve"> and SNOMED</w:t>
       </w:r>
-      <w:hyperlink r:id="rId105">
+      <w:hyperlink r:id="rId109">
         <w:r>
           <w:rPr>
             <w:rFonts w:ascii="Times New Roman" w:cs="Times New Roman" w:eastAsia="Times New Roman" w:hAnsi="Times New Roman"/>
@@ -8487,7 +8682,7 @@
         </w:rPr>
         <w:t xml:space="preserve"> </w:t>
       </w:r>
-      <w:hyperlink r:id="rId106">
+      <w:hyperlink r:id="rId110">
         <w:r>
           <w:rPr>
             <w:rFonts w:ascii="Times New Roman" w:cs="Times New Roman" w:eastAsia="Times New Roman" w:hAnsi="Times New Roman"/>
@@ -8501,7 +8696,7 @@
           <w:t xml:space="preserve">(</w:t>
         </w:r>
       </w:hyperlink>
-      <w:hyperlink r:id="rId107">
+      <w:hyperlink r:id="rId111">
         <w:r>
           <w:rPr>
             <w:rFonts w:ascii="Times New Roman" w:cs="Times New Roman" w:eastAsia="Times New Roman" w:hAnsi="Times New Roman"/>
@@ -8516,7 +8711,7 @@
           <w:t xml:space="preserve">Stanford CRFM</w:t>
         </w:r>
       </w:hyperlink>
-      <w:hyperlink r:id="rId108">
+      <w:hyperlink r:id="rId112">
         <w:r>
           <w:rPr>
             <w:rFonts w:ascii="Times New Roman" w:cs="Times New Roman" w:eastAsia="Times New Roman" w:hAnsi="Times New Roman"/>
@@ -9198,7 +9393,7 @@
         </w:rPr>
         <w:t xml:space="preserve">Users can download the data used in this paper from the CTR website (</w:t>
       </w:r>
-      <w:hyperlink r:id="rId109">
+      <w:hyperlink r:id="rId113">
         <w:r>
           <w:rPr>
             <w:rFonts w:ascii="Times New Roman" w:cs="Times New Roman" w:eastAsia="Times New Roman" w:hAnsi="Times New Roman"/>
@@ -9222,7 +9417,7 @@
         </w:rPr>
         <w:t xml:space="preserve">)</w:t>
       </w:r>
-      <w:hyperlink r:id="rId110">
+      <w:hyperlink r:id="rId114">
         <w:r>
           <w:rPr>
             <w:rFonts w:ascii="Times New Roman" w:cs="Times New Roman" w:eastAsia="Times New Roman" w:hAnsi="Times New Roman"/>
@@ -9237,7 +9432,7 @@
           <w:t xml:space="preserve">(</w:t>
         </w:r>
       </w:hyperlink>
-      <w:hyperlink r:id="rId111">
+      <w:hyperlink r:id="rId115">
         <w:r>
           <w:rPr>
             <w:rFonts w:ascii="Times New Roman" w:cs="Times New Roman" w:eastAsia="Times New Roman" w:hAnsi="Times New Roman"/>
@@ -9253,7 +9448,7 @@
           <w:t xml:space="preserve">National Institutes of Health Clinical Trials Registry</w:t>
         </w:r>
       </w:hyperlink>
-      <w:hyperlink r:id="rId112">
+      <w:hyperlink r:id="rId116">
         <w:r>
           <w:rPr>
             <w:rFonts w:ascii="Times New Roman" w:cs="Times New Roman" w:eastAsia="Times New Roman" w:hAnsi="Times New Roman"/>
@@ -9278,7 +9473,7 @@
         </w:rPr>
         <w:t xml:space="preserve">, Clinical Trials API or from the Aggregate Analysis of ClinicalTrials.gov-Clinical Trials Transformative Initiative (AACT-CTTI) website (</w:t>
       </w:r>
-      <w:hyperlink r:id="rId113">
+      <w:hyperlink r:id="rId117">
         <w:r>
           <w:rPr>
             <w:rFonts w:ascii="Times New Roman" w:cs="Times New Roman" w:eastAsia="Times New Roman" w:hAnsi="Times New Roman"/>
@@ -9399,7 +9594,7 @@
         </w:rPr>
         <w:t xml:space="preserve">The code files for building and running CANTOS, along with the instructions for downloading the embeddings are publicly available at the GitHub repository: </w:t>
       </w:r>
-      <w:hyperlink r:id="rId114">
+      <w:hyperlink r:id="rId118">
         <w:r>
           <w:rPr>
             <w:rFonts w:ascii="Times New Roman" w:cs="Times New Roman" w:eastAsia="Times New Roman" w:hAnsi="Times New Roman"/>
@@ -9423,7 +9618,7 @@
         </w:rPr>
         <w:t xml:space="preserve">.  The embeddings used to run CANTOS can be accessed publicly under the embeddings director of the following Open Science Foundation repository: </w:t>
       </w:r>
-      <w:hyperlink r:id="rId115">
+      <w:hyperlink r:id="rId119">
         <w:r>
           <w:rPr>
             <w:rFonts w:ascii="Times New Roman" w:cs="Times New Roman" w:eastAsia="Times New Roman" w:hAnsi="Times New Roman"/>
@@ -9603,7 +9798,7 @@
           <w:szCs w:val="24"/>
         </w:rPr>
       </w:pPr>
-      <w:hyperlink r:id="rId116">
+      <w:hyperlink r:id="rId120">
         <w:r>
           <w:rPr>
             <w:rFonts w:ascii="Times New Roman" w:cs="Times New Roman" w:eastAsia="Times New Roman" w:hAnsi="Times New Roman"/>
@@ -9618,7 +9813,7 @@
           <w:t xml:space="preserve">Alec, R., Jeffrey, W., Rewon, C., David, L., Dario, A., &amp; Ilya, S. (2019). </w:t>
         </w:r>
       </w:hyperlink>
-      <w:hyperlink r:id="rId117">
+      <w:hyperlink r:id="rId121">
         <w:r>
           <w:rPr>
             <w:rFonts w:ascii="Times New Roman" w:cs="Times New Roman" w:eastAsia="Times New Roman" w:hAnsi="Times New Roman"/>
@@ -9633,7 +9828,7 @@
           <w:t xml:space="preserve">Language Models are Unsupervised Multitask Learners</w:t>
         </w:r>
       </w:hyperlink>
-      <w:hyperlink r:id="rId118">
+      <w:hyperlink r:id="rId122">
         <w:r>
           <w:rPr>
             <w:rFonts w:ascii="Times New Roman" w:cs="Times New Roman" w:eastAsia="Times New Roman" w:hAnsi="Times New Roman"/>
@@ -9680,7 +9875,7 @@
           <w:szCs w:val="24"/>
         </w:rPr>
       </w:pPr>
-      <w:hyperlink r:id="rId119">
+      <w:hyperlink r:id="rId123">
         <w:r>
           <w:rPr>
             <w:rFonts w:ascii="Times New Roman" w:cs="Times New Roman" w:eastAsia="Times New Roman" w:hAnsi="Times New Roman"/>
@@ -9695,7 +9890,7 @@
           <w:t xml:space="preserve">Alghushairy, O., Alsini, R., Soule, T., &amp; Ma, X. (2020). A review of Local Outlier Factor algorithms for outlier detection in big data streams. </w:t>
         </w:r>
       </w:hyperlink>
-      <w:hyperlink r:id="rId120">
+      <w:hyperlink r:id="rId124">
         <w:r>
           <w:rPr>
             <w:rFonts w:ascii="Times New Roman" w:cs="Times New Roman" w:eastAsia="Times New Roman" w:hAnsi="Times New Roman"/>
@@ -9710,7 +9905,7 @@
           <w:t xml:space="preserve">Big Data and Cognitive Computing</w:t>
         </w:r>
       </w:hyperlink>
-      <w:hyperlink r:id="rId121">
+      <w:hyperlink r:id="rId125">
         <w:r>
           <w:rPr>
             <w:rFonts w:ascii="Times New Roman" w:cs="Times New Roman" w:eastAsia="Times New Roman" w:hAnsi="Times New Roman"/>
@@ -9725,7 +9920,7 @@
           <w:t xml:space="preserve">, </w:t>
         </w:r>
       </w:hyperlink>
-      <w:hyperlink r:id="rId122">
+      <w:hyperlink r:id="rId126">
         <w:r>
           <w:rPr>
             <w:rFonts w:ascii="Times New Roman" w:cs="Times New Roman" w:eastAsia="Times New Roman" w:hAnsi="Times New Roman"/>
@@ -9740,7 +9935,7 @@
           <w:t xml:space="preserve">5</w:t>
         </w:r>
       </w:hyperlink>
-      <w:hyperlink r:id="rId123">
+      <w:hyperlink r:id="rId127">
         <w:r>
           <w:rPr>
             <w:rFonts w:ascii="Times New Roman" w:cs="Times New Roman" w:eastAsia="Times New Roman" w:hAnsi="Times New Roman"/>
@@ -9755,7 +9950,7 @@
           <w:t xml:space="preserve">(1), 1. https://doi.org/</w:t>
         </w:r>
       </w:hyperlink>
-      <w:hyperlink r:id="rId124">
+      <w:hyperlink r:id="rId128">
         <w:r>
           <w:rPr>
             <w:rFonts w:ascii="Times New Roman" w:cs="Times New Roman" w:eastAsia="Times New Roman" w:hAnsi="Times New Roman"/>
@@ -9802,7 +9997,7 @@
           <w:szCs w:val="24"/>
         </w:rPr>
       </w:pPr>
-      <w:hyperlink r:id="rId125">
+      <w:hyperlink r:id="rId129">
         <w:r>
           <w:rPr>
             <w:rFonts w:ascii="Times New Roman" w:cs="Times New Roman" w:eastAsia="Times New Roman" w:hAnsi="Times New Roman"/>
@@ -9817,7 +10012,7 @@
           <w:t xml:space="preserve">all-MiniLM-L6-v2</w:t>
         </w:r>
       </w:hyperlink>
-      <w:hyperlink r:id="rId126">
+      <w:hyperlink r:id="rId130">
         <w:r>
           <w:rPr>
             <w:rFonts w:ascii="Times New Roman" w:cs="Times New Roman" w:eastAsia="Times New Roman" w:hAnsi="Times New Roman"/>
@@ -9832,7 +10027,7 @@
           <w:t xml:space="preserve">. (n.d.). Hugging Face. </w:t>
         </w:r>
       </w:hyperlink>
-      <w:hyperlink r:id="rId127">
+      <w:hyperlink r:id="rId131">
         <w:r>
           <w:rPr>
             <w:rFonts w:ascii="Times New Roman" w:cs="Times New Roman" w:eastAsia="Times New Roman" w:hAnsi="Times New Roman"/>
@@ -9879,7 +10074,7 @@
           <w:szCs w:val="24"/>
         </w:rPr>
       </w:pPr>
-      <w:hyperlink r:id="rId128">
+      <w:hyperlink r:id="rId132">
         <w:r>
           <w:rPr>
             <w:rFonts w:ascii="Times New Roman" w:cs="Times New Roman" w:eastAsia="Times New Roman" w:hAnsi="Times New Roman"/>
@@ -9894,7 +10089,7 @@
           <w:t xml:space="preserve">all-MiniLM-L12-v2</w:t>
         </w:r>
       </w:hyperlink>
-      <w:hyperlink r:id="rId129">
+      <w:hyperlink r:id="rId133">
         <w:r>
           <w:rPr>
             <w:rFonts w:ascii="Times New Roman" w:cs="Times New Roman" w:eastAsia="Times New Roman" w:hAnsi="Times New Roman"/>
@@ -9909,7 +10104,7 @@
           <w:t xml:space="preserve">. (n.d.). Hugging Face. </w:t>
         </w:r>
       </w:hyperlink>
-      <w:hyperlink r:id="rId130">
+      <w:hyperlink r:id="rId134">
         <w:r>
           <w:rPr>
             <w:rFonts w:ascii="Times New Roman" w:cs="Times New Roman" w:eastAsia="Times New Roman" w:hAnsi="Times New Roman"/>
@@ -9956,7 +10151,7 @@
           <w:szCs w:val="24"/>
         </w:rPr>
       </w:pPr>
-      <w:hyperlink r:id="rId131">
+      <w:hyperlink r:id="rId135">
         <w:r>
           <w:rPr>
             <w:rFonts w:ascii="Times New Roman" w:cs="Times New Roman" w:eastAsia="Times New Roman" w:hAnsi="Times New Roman"/>
@@ -9971,7 +10166,7 @@
           <w:t xml:space="preserve">all-mpnet-base-v2</w:t>
         </w:r>
       </w:hyperlink>
-      <w:hyperlink r:id="rId132">
+      <w:hyperlink r:id="rId136">
         <w:r>
           <w:rPr>
             <w:rFonts w:ascii="Times New Roman" w:cs="Times New Roman" w:eastAsia="Times New Roman" w:hAnsi="Times New Roman"/>
@@ -9986,7 +10181,7 @@
           <w:t xml:space="preserve">. (n.d.). Hugging Face. </w:t>
         </w:r>
       </w:hyperlink>
-      <w:hyperlink r:id="rId133">
+      <w:hyperlink r:id="rId137">
         <w:r>
           <w:rPr>
             <w:rFonts w:ascii="Times New Roman" w:cs="Times New Roman" w:eastAsia="Times New Roman" w:hAnsi="Times New Roman"/>
@@ -10033,7 +10228,7 @@
           <w:szCs w:val="24"/>
         </w:rPr>
       </w:pPr>
-      <w:hyperlink r:id="rId134">
+      <w:hyperlink r:id="rId138">
         <w:r>
           <w:rPr>
             <w:rFonts w:ascii="Times New Roman" w:cs="Times New Roman" w:eastAsia="Times New Roman" w:hAnsi="Times New Roman"/>
@@ -10048,7 +10243,7 @@
           <w:t xml:space="preserve">all-roberta-large-v1</w:t>
         </w:r>
       </w:hyperlink>
-      <w:hyperlink r:id="rId135">
+      <w:hyperlink r:id="rId139">
         <w:r>
           <w:rPr>
             <w:rFonts w:ascii="Times New Roman" w:cs="Times New Roman" w:eastAsia="Times New Roman" w:hAnsi="Times New Roman"/>
@@ -10063,7 +10258,7 @@
           <w:t xml:space="preserve">. (n.d.). Hugging Face. </w:t>
         </w:r>
       </w:hyperlink>
-      <w:hyperlink r:id="rId136">
+      <w:hyperlink r:id="rId140">
         <w:r>
           <w:rPr>
             <w:rFonts w:ascii="Times New Roman" w:cs="Times New Roman" w:eastAsia="Times New Roman" w:hAnsi="Times New Roman"/>
@@ -10110,7 +10305,7 @@
           <w:szCs w:val="24"/>
         </w:rPr>
       </w:pPr>
-      <w:hyperlink r:id="rId137">
+      <w:hyperlink r:id="rId141">
         <w:r>
           <w:rPr>
             <w:rFonts w:ascii="Times New Roman" w:cs="Times New Roman" w:eastAsia="Times New Roman" w:hAnsi="Times New Roman"/>
@@ -10125,7 +10320,7 @@
           <w:t xml:space="preserve">Aristizabal, P., Winestone, L. E., Umaretiya, P., &amp; Bona, K. (2021). Disparities in Pediatric Oncology: The 21st Century Opportunity to Improve Outcomes for Children and Adolescents With Cancer. </w:t>
         </w:r>
       </w:hyperlink>
-      <w:hyperlink r:id="rId138">
+      <w:hyperlink r:id="rId142">
         <w:r>
           <w:rPr>
             <w:rFonts w:ascii="Times New Roman" w:cs="Times New Roman" w:eastAsia="Times New Roman" w:hAnsi="Times New Roman"/>
@@ -10140,7 +10335,7 @@
           <w:t xml:space="preserve">American Society of Clinical Oncology Educational Book. American Society of Clinical Oncology. Annual Meeting</w:t>
         </w:r>
       </w:hyperlink>
-      <w:hyperlink r:id="rId139">
+      <w:hyperlink r:id="rId143">
         <w:r>
           <w:rPr>
             <w:rFonts w:ascii="Times New Roman" w:cs="Times New Roman" w:eastAsia="Times New Roman" w:hAnsi="Times New Roman"/>
@@ -10155,7 +10350,7 @@
           <w:t xml:space="preserve">, </w:t>
         </w:r>
       </w:hyperlink>
-      <w:hyperlink r:id="rId140">
+      <w:hyperlink r:id="rId144">
         <w:r>
           <w:rPr>
             <w:rFonts w:ascii="Times New Roman" w:cs="Times New Roman" w:eastAsia="Times New Roman" w:hAnsi="Times New Roman"/>
@@ -10170,7 +10365,7 @@
           <w:t xml:space="preserve">41</w:t>
         </w:r>
       </w:hyperlink>
-      <w:hyperlink r:id="rId141">
+      <w:hyperlink r:id="rId145">
         <w:r>
           <w:rPr>
             <w:rFonts w:ascii="Times New Roman" w:cs="Times New Roman" w:eastAsia="Times New Roman" w:hAnsi="Times New Roman"/>
@@ -10185,7 +10380,7 @@
           <w:t xml:space="preserve">, e315–e326. https://doi.org/</w:t>
         </w:r>
       </w:hyperlink>
-      <w:hyperlink r:id="rId142">
+      <w:hyperlink r:id="rId146">
         <w:r>
           <w:rPr>
             <w:rFonts w:ascii="Times New Roman" w:cs="Times New Roman" w:eastAsia="Times New Roman" w:hAnsi="Times New Roman"/>
@@ -10232,7 +10427,7 @@
           <w:szCs w:val="24"/>
         </w:rPr>
       </w:pPr>
-      <w:hyperlink r:id="rId143">
+      <w:hyperlink r:id="rId147">
         <w:r>
           <w:rPr>
             <w:rFonts w:ascii="Times New Roman" w:cs="Times New Roman" w:eastAsia="Times New Roman" w:hAnsi="Times New Roman"/>
@@ -10247,7 +10442,7 @@
           <w:t xml:space="preserve">Barnes, L., Eveson, J. W., Reichart, P., &amp; Sidransky, D. (Eds.). (2005). </w:t>
         </w:r>
       </w:hyperlink>
-      <w:hyperlink r:id="rId144">
+      <w:hyperlink r:id="rId148">
         <w:r>
           <w:rPr>
             <w:rFonts w:ascii="Times New Roman" w:cs="Times New Roman" w:eastAsia="Times New Roman" w:hAnsi="Times New Roman"/>
@@ -10262,7 +10457,7 @@
           <w:t xml:space="preserve">Pathology and Genetics of Head and Neck Tumours</w:t>
         </w:r>
       </w:hyperlink>
-      <w:hyperlink r:id="rId145">
+      <w:hyperlink r:id="rId149">
         <w:r>
           <w:rPr>
             <w:rFonts w:ascii="Times New Roman" w:cs="Times New Roman" w:eastAsia="Times New Roman" w:hAnsi="Times New Roman"/>
@@ -10309,7 +10504,7 @@
           <w:szCs w:val="24"/>
         </w:rPr>
       </w:pPr>
-      <w:hyperlink r:id="rId146">
+      <w:hyperlink r:id="rId150">
         <w:r>
           <w:rPr>
             <w:rFonts w:ascii="Times New Roman" w:cs="Times New Roman" w:eastAsia="Times New Roman" w:hAnsi="Times New Roman"/>
@@ -10324,7 +10519,7 @@
           <w:t xml:space="preserve">Baron, J. A., Johnson, C. S.-B., Schor, M. A., Olley, D., Nickel, L., Felix, V., Munro, J. B., Bello, S. M., Bearer, C., Lichenstein, R., Bisordi, K., Koka, R., Greene, C., &amp; Schriml, L. M. (2024). The DO-KB Knowledgebase: a 20-year journey developing the disease open science ecosystem. </w:t>
         </w:r>
       </w:hyperlink>
-      <w:hyperlink r:id="rId147">
+      <w:hyperlink r:id="rId151">
         <w:r>
           <w:rPr>
             <w:rFonts w:ascii="Times New Roman" w:cs="Times New Roman" w:eastAsia="Times New Roman" w:hAnsi="Times New Roman"/>
@@ -10339,7 +10534,7 @@
           <w:t xml:space="preserve">Nucleic Acids Research</w:t>
         </w:r>
       </w:hyperlink>
-      <w:hyperlink r:id="rId148">
+      <w:hyperlink r:id="rId152">
         <w:r>
           <w:rPr>
             <w:rFonts w:ascii="Times New Roman" w:cs="Times New Roman" w:eastAsia="Times New Roman" w:hAnsi="Times New Roman"/>
@@ -10354,7 +10549,7 @@
           <w:t xml:space="preserve">, </w:t>
         </w:r>
       </w:hyperlink>
-      <w:hyperlink r:id="rId149">
+      <w:hyperlink r:id="rId153">
         <w:r>
           <w:rPr>
             <w:rFonts w:ascii="Times New Roman" w:cs="Times New Roman" w:eastAsia="Times New Roman" w:hAnsi="Times New Roman"/>
@@ -10369,7 +10564,7 @@
           <w:t xml:space="preserve">52</w:t>
         </w:r>
       </w:hyperlink>
-      <w:hyperlink r:id="rId150">
+      <w:hyperlink r:id="rId154">
         <w:r>
           <w:rPr>
             <w:rFonts w:ascii="Times New Roman" w:cs="Times New Roman" w:eastAsia="Times New Roman" w:hAnsi="Times New Roman"/>
@@ -10384,7 +10579,7 @@
           <w:t xml:space="preserve">(D1), D1305–D1314. https://doi.org/</w:t>
         </w:r>
       </w:hyperlink>
-      <w:hyperlink r:id="rId151">
+      <w:hyperlink r:id="rId155">
         <w:r>
           <w:rPr>
             <w:rFonts w:ascii="Times New Roman" w:cs="Times New Roman" w:eastAsia="Times New Roman" w:hAnsi="Times New Roman"/>
@@ -10431,7 +10626,7 @@
           <w:szCs w:val="24"/>
         </w:rPr>
       </w:pPr>
-      <w:hyperlink r:id="rId152">
+      <w:hyperlink r:id="rId156">
         <w:r>
           <w:rPr>
             <w:rFonts w:ascii="Times New Roman" w:cs="Times New Roman" w:eastAsia="Times New Roman" w:hAnsi="Times New Roman"/>
@@ -10446,7 +10641,7 @@
           <w:t xml:space="preserve">Baron, J. A., &amp; Schriml, L. M. (2023). Assessing resource use: a case study with the Human Disease Ontology. </w:t>
         </w:r>
       </w:hyperlink>
-      <w:hyperlink r:id="rId153">
+      <w:hyperlink r:id="rId157">
         <w:r>
           <w:rPr>
             <w:rFonts w:ascii="Times New Roman" w:cs="Times New Roman" w:eastAsia="Times New Roman" w:hAnsi="Times New Roman"/>
@@ -10461,7 +10656,7 @@
           <w:t xml:space="preserve">Database: The Journal of Biological Databases and Curation</w:t>
         </w:r>
       </w:hyperlink>
-      <w:hyperlink r:id="rId154">
+      <w:hyperlink r:id="rId158">
         <w:r>
           <w:rPr>
             <w:rFonts w:ascii="Times New Roman" w:cs="Times New Roman" w:eastAsia="Times New Roman" w:hAnsi="Times New Roman"/>
@@ -10476,7 +10671,7 @@
           <w:t xml:space="preserve">, </w:t>
         </w:r>
       </w:hyperlink>
-      <w:hyperlink r:id="rId155">
+      <w:hyperlink r:id="rId159">
         <w:r>
           <w:rPr>
             <w:rFonts w:ascii="Times New Roman" w:cs="Times New Roman" w:eastAsia="Times New Roman" w:hAnsi="Times New Roman"/>
@@ -10491,7 +10686,7 @@
           <w:t xml:space="preserve">2023</w:t>
         </w:r>
       </w:hyperlink>
-      <w:hyperlink r:id="rId156">
+      <w:hyperlink r:id="rId160">
         <w:r>
           <w:rPr>
             <w:rFonts w:ascii="Times New Roman" w:cs="Times New Roman" w:eastAsia="Times New Roman" w:hAnsi="Times New Roman"/>
@@ -10506,7 +10701,7 @@
           <w:t xml:space="preserve">. https://doi.org/</w:t>
         </w:r>
       </w:hyperlink>
-      <w:hyperlink r:id="rId157">
+      <w:hyperlink r:id="rId161">
         <w:r>
           <w:rPr>
             <w:rFonts w:ascii="Times New Roman" w:cs="Times New Roman" w:eastAsia="Times New Roman" w:hAnsi="Times New Roman"/>
@@ -10553,7 +10748,7 @@
           <w:szCs w:val="24"/>
         </w:rPr>
       </w:pPr>
-      <w:hyperlink r:id="rId158">
+      <w:hyperlink r:id="rId162">
         <w:r>
           <w:rPr>
             <w:rFonts w:ascii="Times New Roman" w:cs="Times New Roman" w:eastAsia="Times New Roman" w:hAnsi="Times New Roman"/>
@@ -10568,7 +10763,7 @@
           <w:t xml:space="preserve">Bello, S. M., Shimoyama, M., Mitraka, E., Laulederkind, S. J. F., Smith, C. L., Eppig, J. T., &amp; Schriml, L. M. (2018). Disease Ontology: improving and unifying disease annotations across species. </w:t>
         </w:r>
       </w:hyperlink>
-      <w:hyperlink r:id="rId159">
+      <w:hyperlink r:id="rId163">
         <w:r>
           <w:rPr>
             <w:rFonts w:ascii="Times New Roman" w:cs="Times New Roman" w:eastAsia="Times New Roman" w:hAnsi="Times New Roman"/>
@@ -10583,7 +10778,7 @@
           <w:t xml:space="preserve">Disease Models &amp; Mechanisms</w:t>
         </w:r>
       </w:hyperlink>
-      <w:hyperlink r:id="rId160">
+      <w:hyperlink r:id="rId164">
         <w:r>
           <w:rPr>
             <w:rFonts w:ascii="Times New Roman" w:cs="Times New Roman" w:eastAsia="Times New Roman" w:hAnsi="Times New Roman"/>
@@ -10598,7 +10793,7 @@
           <w:t xml:space="preserve">, </w:t>
         </w:r>
       </w:hyperlink>
-      <w:hyperlink r:id="rId161">
+      <w:hyperlink r:id="rId165">
         <w:r>
           <w:rPr>
             <w:rFonts w:ascii="Times New Roman" w:cs="Times New Roman" w:eastAsia="Times New Roman" w:hAnsi="Times New Roman"/>
@@ -10613,7 +10808,7 @@
           <w:t xml:space="preserve">11</w:t>
         </w:r>
       </w:hyperlink>
-      <w:hyperlink r:id="rId162">
+      <w:hyperlink r:id="rId166">
         <w:r>
           <w:rPr>
             <w:rFonts w:ascii="Times New Roman" w:cs="Times New Roman" w:eastAsia="Times New Roman" w:hAnsi="Times New Roman"/>
@@ -10628,7 +10823,7 @@
           <w:t xml:space="preserve">(3). https://doi.org/</w:t>
         </w:r>
       </w:hyperlink>
-      <w:hyperlink r:id="rId163">
+      <w:hyperlink r:id="rId167">
         <w:r>
           <w:rPr>
             <w:rFonts w:ascii="Times New Roman" w:cs="Times New Roman" w:eastAsia="Times New Roman" w:hAnsi="Times New Roman"/>
@@ -10675,7 +10870,7 @@
           <w:szCs w:val="24"/>
         </w:rPr>
       </w:pPr>
-      <w:hyperlink r:id="rId164">
+      <w:hyperlink r:id="rId168">
         <w:r>
           <w:rPr>
             <w:rFonts w:ascii="Times New Roman" w:cs="Times New Roman" w:eastAsia="Times New Roman" w:hAnsi="Times New Roman"/>
@@ -10690,7 +10885,7 @@
           <w:t xml:space="preserve">Beltagy, I., Lo, K., &amp; Cohan, A. (2019). SciBERT: A pretrained language model for scientific text. In </w:t>
         </w:r>
       </w:hyperlink>
-      <w:hyperlink r:id="rId165">
+      <w:hyperlink r:id="rId169">
         <w:r>
           <w:rPr>
             <w:rFonts w:ascii="Times New Roman" w:cs="Times New Roman" w:eastAsia="Times New Roman" w:hAnsi="Times New Roman"/>
@@ -10705,7 +10900,7 @@
           <w:t xml:space="preserve">arXiv [cs.CL]</w:t>
         </w:r>
       </w:hyperlink>
-      <w:hyperlink r:id="rId166">
+      <w:hyperlink r:id="rId170">
         <w:r>
           <w:rPr>
             <w:rFonts w:ascii="Times New Roman" w:cs="Times New Roman" w:eastAsia="Times New Roman" w:hAnsi="Times New Roman"/>
@@ -10720,7 +10915,7 @@
           <w:t xml:space="preserve">. arXiv. </w:t>
         </w:r>
       </w:hyperlink>
-      <w:hyperlink r:id="rId167">
+      <w:hyperlink r:id="rId171">
         <w:r>
           <w:rPr>
             <w:rFonts w:ascii="Times New Roman" w:cs="Times New Roman" w:eastAsia="Times New Roman" w:hAnsi="Times New Roman"/>
@@ -10767,7 +10962,7 @@
           <w:szCs w:val="24"/>
         </w:rPr>
       </w:pPr>
-      <w:hyperlink r:id="rId168">
+      <w:hyperlink r:id="rId172">
         <w:r>
           <w:rPr>
             <w:rFonts w:ascii="Times New Roman" w:cs="Times New Roman" w:eastAsia="Times New Roman" w:hAnsi="Times New Roman"/>
@@ -10782,7 +10977,7 @@
           <w:t xml:space="preserve">Bojanowski, P., Grave, E., Joulin, A., &amp; Mikolov, T. (2016). Enriching word vectors with subword information. In </w:t>
         </w:r>
       </w:hyperlink>
-      <w:hyperlink r:id="rId169">
+      <w:hyperlink r:id="rId173">
         <w:r>
           <w:rPr>
             <w:rFonts w:ascii="Times New Roman" w:cs="Times New Roman" w:eastAsia="Times New Roman" w:hAnsi="Times New Roman"/>
@@ -10797,7 +10992,7 @@
           <w:t xml:space="preserve">arXiv [cs.CL]</w:t>
         </w:r>
       </w:hyperlink>
-      <w:hyperlink r:id="rId170">
+      <w:hyperlink r:id="rId174">
         <w:r>
           <w:rPr>
             <w:rFonts w:ascii="Times New Roman" w:cs="Times New Roman" w:eastAsia="Times New Roman" w:hAnsi="Times New Roman"/>
@@ -10812,7 +11007,7 @@
           <w:t xml:space="preserve">. arXiv. </w:t>
         </w:r>
       </w:hyperlink>
-      <w:hyperlink r:id="rId171">
+      <w:hyperlink r:id="rId175">
         <w:r>
           <w:rPr>
             <w:rFonts w:ascii="Times New Roman" w:cs="Times New Roman" w:eastAsia="Times New Roman" w:hAnsi="Times New Roman"/>
@@ -10859,7 +11054,7 @@
           <w:szCs w:val="24"/>
         </w:rPr>
       </w:pPr>
-      <w:hyperlink r:id="rId172">
+      <w:hyperlink r:id="rId176">
         <w:r>
           <w:rPr>
             <w:rFonts w:ascii="Times New Roman" w:cs="Times New Roman" w:eastAsia="Times New Roman" w:hAnsi="Times New Roman"/>
@@ -10874,7 +11069,7 @@
           <w:t xml:space="preserve">Bosman, F. T., Carneiro, F., Hruban, R. H., &amp; Theise, N. D. (Eds.). (2010). </w:t>
         </w:r>
       </w:hyperlink>
-      <w:hyperlink r:id="rId173">
+      <w:hyperlink r:id="rId177">
         <w:r>
           <w:rPr>
             <w:rFonts w:ascii="Times New Roman" w:cs="Times New Roman" w:eastAsia="Times New Roman" w:hAnsi="Times New Roman"/>
@@ -10889,7 +11084,7 @@
           <w:t xml:space="preserve">WHO Classification of Tumours of the Digestive System</w:t>
         </w:r>
       </w:hyperlink>
-      <w:hyperlink r:id="rId174">
+      <w:hyperlink r:id="rId178">
         <w:r>
           <w:rPr>
             <w:rFonts w:ascii="Times New Roman" w:cs="Times New Roman" w:eastAsia="Times New Roman" w:hAnsi="Times New Roman"/>
@@ -10936,7 +11131,7 @@
           <w:szCs w:val="24"/>
         </w:rPr>
       </w:pPr>
-      <w:hyperlink r:id="rId175">
+      <w:hyperlink r:id="rId179">
         <w:r>
           <w:rPr>
             <w:rFonts w:ascii="Times New Roman" w:cs="Times New Roman" w:eastAsia="Times New Roman" w:hAnsi="Times New Roman"/>
@@ -10951,7 +11146,7 @@
           <w:t xml:space="preserve">Bray, F., Laversanne, M., Sung, H., Ferlay, J., Siegel, R. L., Soerjomataram, I., &amp; Jemal, A. (2024). Global cancer statistics 2022: GLOBOCAN estimates of incidence and mortality worldwide for 36 cancers in 185 countries. </w:t>
         </w:r>
       </w:hyperlink>
-      <w:hyperlink r:id="rId176">
+      <w:hyperlink r:id="rId180">
         <w:r>
           <w:rPr>
             <w:rFonts w:ascii="Times New Roman" w:cs="Times New Roman" w:eastAsia="Times New Roman" w:hAnsi="Times New Roman"/>
@@ -10966,7 +11161,7 @@
           <w:t xml:space="preserve">CA: A Cancer Journal for Clinicians</w:t>
         </w:r>
       </w:hyperlink>
-      <w:hyperlink r:id="rId177">
+      <w:hyperlink r:id="rId181">
         <w:r>
           <w:rPr>
             <w:rFonts w:ascii="Times New Roman" w:cs="Times New Roman" w:eastAsia="Times New Roman" w:hAnsi="Times New Roman"/>
@@ -10981,7 +11176,7 @@
           <w:t xml:space="preserve">, </w:t>
         </w:r>
       </w:hyperlink>
-      <w:hyperlink r:id="rId178">
+      <w:hyperlink r:id="rId182">
         <w:r>
           <w:rPr>
             <w:rFonts w:ascii="Times New Roman" w:cs="Times New Roman" w:eastAsia="Times New Roman" w:hAnsi="Times New Roman"/>
@@ -10996,7 +11191,7 @@
           <w:t xml:space="preserve">74</w:t>
         </w:r>
       </w:hyperlink>
-      <w:hyperlink r:id="rId179">
+      <w:hyperlink r:id="rId183">
         <w:r>
           <w:rPr>
             <w:rFonts w:ascii="Times New Roman" w:cs="Times New Roman" w:eastAsia="Times New Roman" w:hAnsi="Times New Roman"/>
@@ -11011,7 +11206,7 @@
           <w:t xml:space="preserve">(3), 229–263. https://doi.org/</w:t>
         </w:r>
       </w:hyperlink>
-      <w:hyperlink r:id="rId180">
+      <w:hyperlink r:id="rId184">
         <w:r>
           <w:rPr>
             <w:rFonts w:ascii="Times New Roman" w:cs="Times New Roman" w:eastAsia="Times New Roman" w:hAnsi="Times New Roman"/>
@@ -11058,7 +11253,7 @@
           <w:szCs w:val="24"/>
         </w:rPr>
       </w:pPr>
-      <w:hyperlink r:id="rId181">
+      <w:hyperlink r:id="rId185">
         <w:r>
           <w:rPr>
             <w:rFonts w:ascii="Times New Roman" w:cs="Times New Roman" w:eastAsia="Times New Roman" w:hAnsi="Times New Roman"/>
@@ -11073,7 +11268,7 @@
           <w:t xml:space="preserve">Brown, T. B., Mann, B., Ryder, N., Subbiah, M., Kaplan, J., Dhariwal, P., Neelakantan, A., Shyam, P., Sastry, G., Askell, A., Agarwal, S., Herbert-Voss, A., Krueger, G., Henighan, T., Child, R., Ramesh, A., Ziegler, D. M., Wu, J., Winter, C., … Amodei, D. (2020). Language Models are Few-Shot Learners. In </w:t>
         </w:r>
       </w:hyperlink>
-      <w:hyperlink r:id="rId182">
+      <w:hyperlink r:id="rId186">
         <w:r>
           <w:rPr>
             <w:rFonts w:ascii="Times New Roman" w:cs="Times New Roman" w:eastAsia="Times New Roman" w:hAnsi="Times New Roman"/>
@@ -11088,7 +11283,7 @@
           <w:t xml:space="preserve">arXiv [cs.CL]</w:t>
         </w:r>
       </w:hyperlink>
-      <w:hyperlink r:id="rId183">
+      <w:hyperlink r:id="rId187">
         <w:r>
           <w:rPr>
             <w:rFonts w:ascii="Times New Roman" w:cs="Times New Roman" w:eastAsia="Times New Roman" w:hAnsi="Times New Roman"/>
@@ -11103,7 +11298,7 @@
           <w:t xml:space="preserve">. https://doi.org/</w:t>
         </w:r>
       </w:hyperlink>
-      <w:hyperlink r:id="rId184">
+      <w:hyperlink r:id="rId188">
         <w:r>
           <w:rPr>
             <w:rFonts w:ascii="Times New Roman" w:cs="Times New Roman" w:eastAsia="Times New Roman" w:hAnsi="Times New Roman"/>
@@ -11150,7 +11345,7 @@
           <w:szCs w:val="24"/>
         </w:rPr>
       </w:pPr>
-      <w:hyperlink r:id="rId185">
+      <w:hyperlink r:id="rId189">
         <w:r>
           <w:rPr>
             <w:rFonts w:ascii="Times New Roman" w:cs="Times New Roman" w:eastAsia="Times New Roman" w:hAnsi="Times New Roman"/>
@@ -11165,7 +11360,7 @@
           <w:t xml:space="preserve">Canonica, G. W., Baena-Cagnani, C. E., Bousquet, J., Bousquet, P. J., Lockey, R. F., Malling, H.-J., Passalacqua, G., Potter, P., &amp; Valovirta, E. (2007). Recommendations for standardization of clinical trials with Allergen Specific Immunotherapy for respiratory allergy. A statement of a World Allergy Organization (WAO) taskforce. </w:t>
         </w:r>
       </w:hyperlink>
-      <w:hyperlink r:id="rId186">
+      <w:hyperlink r:id="rId190">
         <w:r>
           <w:rPr>
             <w:rFonts w:ascii="Times New Roman" w:cs="Times New Roman" w:eastAsia="Times New Roman" w:hAnsi="Times New Roman"/>
@@ -11180,7 +11375,7 @@
           <w:t xml:space="preserve">Allergy</w:t>
         </w:r>
       </w:hyperlink>
-      <w:hyperlink r:id="rId187">
+      <w:hyperlink r:id="rId191">
         <w:r>
           <w:rPr>
             <w:rFonts w:ascii="Times New Roman" w:cs="Times New Roman" w:eastAsia="Times New Roman" w:hAnsi="Times New Roman"/>
@@ -11195,7 +11390,7 @@
           <w:t xml:space="preserve">, </w:t>
         </w:r>
       </w:hyperlink>
-      <w:hyperlink r:id="rId188">
+      <w:hyperlink r:id="rId192">
         <w:r>
           <w:rPr>
             <w:rFonts w:ascii="Times New Roman" w:cs="Times New Roman" w:eastAsia="Times New Roman" w:hAnsi="Times New Roman"/>
@@ -11210,7 +11405,7 @@
           <w:t xml:space="preserve">62</w:t>
         </w:r>
       </w:hyperlink>
-      <w:hyperlink r:id="rId189">
+      <w:hyperlink r:id="rId193">
         <w:r>
           <w:rPr>
             <w:rFonts w:ascii="Times New Roman" w:cs="Times New Roman" w:eastAsia="Times New Roman" w:hAnsi="Times New Roman"/>
@@ -11225,7 +11420,7 @@
           <w:t xml:space="preserve">(3), 317–324. https://doi.org/</w:t>
         </w:r>
       </w:hyperlink>
-      <w:hyperlink r:id="rId190">
+      <w:hyperlink r:id="rId194">
         <w:r>
           <w:rPr>
             <w:rFonts w:ascii="Times New Roman" w:cs="Times New Roman" w:eastAsia="Times New Roman" w:hAnsi="Times New Roman"/>
@@ -11272,7 +11467,7 @@
           <w:szCs w:val="24"/>
         </w:rPr>
       </w:pPr>
-      <w:hyperlink r:id="rId191">
+      <w:hyperlink r:id="rId195">
         <w:r>
           <w:rPr>
             <w:rFonts w:ascii="Times New Roman" w:cs="Times New Roman" w:eastAsia="Times New Roman" w:hAnsi="Times New Roman"/>
@@ -11287,7 +11482,7 @@
           <w:t xml:space="preserve">Cohan, I. B. K. L. (2019). </w:t>
         </w:r>
       </w:hyperlink>
-      <w:hyperlink r:id="rId192">
+      <w:hyperlink r:id="rId196">
         <w:r>
           <w:rPr>
             <w:rFonts w:ascii="Times New Roman" w:cs="Times New Roman" w:eastAsia="Times New Roman" w:hAnsi="Times New Roman"/>
@@ -11302,7 +11497,7 @@
           <w:t xml:space="preserve">scibert_scivocab_uncased</w:t>
         </w:r>
       </w:hyperlink>
-      <w:hyperlink r:id="rId193">
+      <w:hyperlink r:id="rId197">
         <w:r>
           <w:rPr>
             <w:rFonts w:ascii="Times New Roman" w:cs="Times New Roman" w:eastAsia="Times New Roman" w:hAnsi="Times New Roman"/>
@@ -11317,7 +11512,7 @@
           <w:t xml:space="preserve">. Hugging Face. </w:t>
         </w:r>
       </w:hyperlink>
-      <w:hyperlink r:id="rId194">
+      <w:hyperlink r:id="rId198">
         <w:r>
           <w:rPr>
             <w:rFonts w:ascii="Times New Roman" w:cs="Times New Roman" w:eastAsia="Times New Roman" w:hAnsi="Times New Roman"/>
@@ -11364,7 +11559,7 @@
           <w:szCs w:val="24"/>
         </w:rPr>
       </w:pPr>
-      <w:hyperlink r:id="rId195">
+      <w:hyperlink r:id="rId199">
         <w:r>
           <w:rPr>
             <w:rFonts w:ascii="Times New Roman" w:cs="Times New Roman" w:eastAsia="Times New Roman" w:hAnsi="Times New Roman"/>
@@ -11379,7 +11574,7 @@
           <w:t xml:space="preserve">Cohere embed-english-v2.0</w:t>
         </w:r>
       </w:hyperlink>
-      <w:hyperlink r:id="rId196">
+      <w:hyperlink r:id="rId200">
         <w:r>
           <w:rPr>
             <w:rFonts w:ascii="Times New Roman" w:cs="Times New Roman" w:eastAsia="Times New Roman" w:hAnsi="Times New Roman"/>
@@ -11394,7 +11589,7 @@
           <w:t xml:space="preserve">. (2023). Cohere. </w:t>
         </w:r>
       </w:hyperlink>
-      <w:hyperlink r:id="rId197">
+      <w:hyperlink r:id="rId201">
         <w:r>
           <w:rPr>
             <w:rFonts w:ascii="Times New Roman" w:cs="Times New Roman" w:eastAsia="Times New Roman" w:hAnsi="Times New Roman"/>
@@ -11441,7 +11636,7 @@
           <w:szCs w:val="24"/>
         </w:rPr>
       </w:pPr>
-      <w:hyperlink r:id="rId198">
+      <w:hyperlink r:id="rId202">
         <w:r>
           <w:rPr>
             <w:rFonts w:ascii="Times New Roman" w:cs="Times New Roman" w:eastAsia="Times New Roman" w:hAnsi="Times New Roman"/>
@@ -11456,7 +11651,7 @@
           <w:t xml:space="preserve">Cortes, D. (2019). isotree: Isolation-Based Outlier Detection [Dataset]. In </w:t>
         </w:r>
       </w:hyperlink>
-      <w:hyperlink r:id="rId199">
+      <w:hyperlink r:id="rId203">
         <w:r>
           <w:rPr>
             <w:rFonts w:ascii="Times New Roman" w:cs="Times New Roman" w:eastAsia="Times New Roman" w:hAnsi="Times New Roman"/>
@@ -11471,7 +11666,7 @@
           <w:t xml:space="preserve">CRAN: Contributed Packages</w:t>
         </w:r>
       </w:hyperlink>
-      <w:hyperlink r:id="rId200">
+      <w:hyperlink r:id="rId204">
         <w:r>
           <w:rPr>
             <w:rFonts w:ascii="Times New Roman" w:cs="Times New Roman" w:eastAsia="Times New Roman" w:hAnsi="Times New Roman"/>
@@ -11486,7 +11681,7 @@
           <w:t xml:space="preserve">. The R Foundation. https://doi.org/</w:t>
         </w:r>
       </w:hyperlink>
-      <w:hyperlink r:id="rId201">
+      <w:hyperlink r:id="rId205">
         <w:r>
           <w:rPr>
             <w:rFonts w:ascii="Times New Roman" w:cs="Times New Roman" w:eastAsia="Times New Roman" w:hAnsi="Times New Roman"/>
@@ -11533,7 +11728,7 @@
           <w:szCs w:val="24"/>
         </w:rPr>
       </w:pPr>
-      <w:hyperlink r:id="rId202">
+      <w:hyperlink r:id="rId206">
         <w:r>
           <w:rPr>
             <w:rFonts w:ascii="Times New Roman" w:cs="Times New Roman" w:eastAsia="Times New Roman" w:hAnsi="Times New Roman"/>
@@ -11548,7 +11743,7 @@
           <w:t xml:space="preserve">Deepseek. (2025). </w:t>
         </w:r>
       </w:hyperlink>
-      <w:hyperlink r:id="rId203">
+      <w:hyperlink r:id="rId207">
         <w:r>
           <w:rPr>
             <w:rFonts w:ascii="Times New Roman" w:cs="Times New Roman" w:eastAsia="Times New Roman" w:hAnsi="Times New Roman"/>
@@ -11563,7 +11758,7 @@
           <w:t xml:space="preserve">Depseek-r1:8b</w:t>
         </w:r>
       </w:hyperlink>
-      <w:hyperlink r:id="rId204">
+      <w:hyperlink r:id="rId208">
         <w:r>
           <w:rPr>
             <w:rFonts w:ascii="Times New Roman" w:cs="Times New Roman" w:eastAsia="Times New Roman" w:hAnsi="Times New Roman"/>
@@ -11578,7 +11773,7 @@
           <w:t xml:space="preserve">. Ollama. </w:t>
         </w:r>
       </w:hyperlink>
-      <w:hyperlink r:id="rId205">
+      <w:hyperlink r:id="rId209">
         <w:r>
           <w:rPr>
             <w:rFonts w:ascii="Times New Roman" w:cs="Times New Roman" w:eastAsia="Times New Roman" w:hAnsi="Times New Roman"/>
@@ -11625,7 +11820,7 @@
           <w:szCs w:val="24"/>
         </w:rPr>
       </w:pPr>
-      <w:hyperlink r:id="rId206">
+      <w:hyperlink r:id="rId210">
         <w:r>
           <w:rPr>
             <w:rFonts w:ascii="Times New Roman" w:cs="Times New Roman" w:eastAsia="Times New Roman" w:hAnsi="Times New Roman"/>
@@ -11640,7 +11835,7 @@
           <w:t xml:space="preserve">DeepSeek-AI, Guo, D., Yang, D., Zhang, H., Song, J., Zhang, R., Xu, R., Zhu, Q., Ma, S., Wang, P., Bi, X., Zhang, X., Yu, X., Wu, Y., Wu, Z. F., Gou, Z., Shao, Z., Li, Z., Gao, Z., … Zhang, Z. (2025). DeepSeek-R1: Incentivizing Reasoning Capability in LLMs via Reinforcement Learning. In </w:t>
         </w:r>
       </w:hyperlink>
-      <w:hyperlink r:id="rId207">
+      <w:hyperlink r:id="rId211">
         <w:r>
           <w:rPr>
             <w:rFonts w:ascii="Times New Roman" w:cs="Times New Roman" w:eastAsia="Times New Roman" w:hAnsi="Times New Roman"/>
@@ -11655,7 +11850,7 @@
           <w:t xml:space="preserve">arXiv [cs.CL]</w:t>
         </w:r>
       </w:hyperlink>
-      <w:hyperlink r:id="rId208">
+      <w:hyperlink r:id="rId212">
         <w:r>
           <w:rPr>
             <w:rFonts w:ascii="Times New Roman" w:cs="Times New Roman" w:eastAsia="Times New Roman" w:hAnsi="Times New Roman"/>
@@ -11670,7 +11865,7 @@
           <w:t xml:space="preserve">. https://doi.org/</w:t>
         </w:r>
       </w:hyperlink>
-      <w:hyperlink r:id="rId209">
+      <w:hyperlink r:id="rId213">
         <w:r>
           <w:rPr>
             <w:rFonts w:ascii="Times New Roman" w:cs="Times New Roman" w:eastAsia="Times New Roman" w:hAnsi="Times New Roman"/>
@@ -11717,7 +11912,7 @@
           <w:szCs w:val="24"/>
         </w:rPr>
       </w:pPr>
-      <w:hyperlink r:id="rId210">
+      <w:hyperlink r:id="rId214">
         <w:r>
           <w:rPr>
             <w:rFonts w:ascii="Times New Roman" w:cs="Times New Roman" w:eastAsia="Times New Roman" w:hAnsi="Times New Roman"/>
@@ -11732,7 +11927,7 @@
           <w:t xml:space="preserve">DeLellis, R. A., Lloyd, R. V., Heitz, P. U., &amp; Eng, C. (Eds.). (2004). </w:t>
         </w:r>
       </w:hyperlink>
-      <w:hyperlink r:id="rId211">
+      <w:hyperlink r:id="rId215">
         <w:r>
           <w:rPr>
             <w:rFonts w:ascii="Times New Roman" w:cs="Times New Roman" w:eastAsia="Times New Roman" w:hAnsi="Times New Roman"/>
@@ -11747,7 +11942,7 @@
           <w:t xml:space="preserve">Pathology and Genetics of Tumours of the Endocrine Organs</w:t>
         </w:r>
       </w:hyperlink>
-      <w:hyperlink r:id="rId212">
+      <w:hyperlink r:id="rId216">
         <w:r>
           <w:rPr>
             <w:rFonts w:ascii="Times New Roman" w:cs="Times New Roman" w:eastAsia="Times New Roman" w:hAnsi="Times New Roman"/>
@@ -11794,7 +11989,7 @@
           <w:szCs w:val="24"/>
         </w:rPr>
       </w:pPr>
-      <w:hyperlink r:id="rId213">
+      <w:hyperlink r:id="rId217">
         <w:r>
           <w:rPr>
             <w:rFonts w:ascii="Times New Roman" w:cs="Times New Roman" w:eastAsia="Times New Roman" w:hAnsi="Times New Roman"/>
@@ -11809,7 +12004,7 @@
           <w:t xml:space="preserve">Devlin, J., Chang, M.-W., Lee, K., &amp; Toutanova, K. (2018). BERT: Pre-training of deep bidirectional Transformers for language understanding. In </w:t>
         </w:r>
       </w:hyperlink>
-      <w:hyperlink r:id="rId214">
+      <w:hyperlink r:id="rId218">
         <w:r>
           <w:rPr>
             <w:rFonts w:ascii="Times New Roman" w:cs="Times New Roman" w:eastAsia="Times New Roman" w:hAnsi="Times New Roman"/>
@@ -11824,7 +12019,7 @@
           <w:t xml:space="preserve">arXiv [cs.CL]</w:t>
         </w:r>
       </w:hyperlink>
-      <w:hyperlink r:id="rId215">
+      <w:hyperlink r:id="rId219">
         <w:r>
           <w:rPr>
             <w:rFonts w:ascii="Times New Roman" w:cs="Times New Roman" w:eastAsia="Times New Roman" w:hAnsi="Times New Roman"/>
@@ -11839,7 +12034,7 @@
           <w:t xml:space="preserve">. https://doi.org/</w:t>
         </w:r>
       </w:hyperlink>
-      <w:hyperlink r:id="rId216">
+      <w:hyperlink r:id="rId220">
         <w:r>
           <w:rPr>
             <w:rFonts w:ascii="Times New Roman" w:cs="Times New Roman" w:eastAsia="Times New Roman" w:hAnsi="Times New Roman"/>
@@ -11886,7 +12081,7 @@
           <w:szCs w:val="24"/>
         </w:rPr>
       </w:pPr>
-      <w:hyperlink r:id="rId217">
+      <w:hyperlink r:id="rId221">
         <w:r>
           <w:rPr>
             <w:rFonts w:ascii="Times New Roman" w:cs="Times New Roman" w:eastAsia="Times New Roman" w:hAnsi="Times New Roman"/>
@@ -11901,7 +12096,7 @@
           <w:t xml:space="preserve">Dickersin, K., &amp; Mayo-Wilson, E. (2018). Standards for design and measurement would make clinical research reproducible and usable. </w:t>
         </w:r>
       </w:hyperlink>
-      <w:hyperlink r:id="rId218">
+      <w:hyperlink r:id="rId222">
         <w:r>
           <w:rPr>
             <w:rFonts w:ascii="Times New Roman" w:cs="Times New Roman" w:eastAsia="Times New Roman" w:hAnsi="Times New Roman"/>
@@ -11916,7 +12111,7 @@
           <w:t xml:space="preserve">Proceedings of the National Academy of Sciences of the United States of America</w:t>
         </w:r>
       </w:hyperlink>
-      <w:hyperlink r:id="rId219">
+      <w:hyperlink r:id="rId223">
         <w:r>
           <w:rPr>
             <w:rFonts w:ascii="Times New Roman" w:cs="Times New Roman" w:eastAsia="Times New Roman" w:hAnsi="Times New Roman"/>
@@ -11931,7 +12126,7 @@
           <w:t xml:space="preserve">, </w:t>
         </w:r>
       </w:hyperlink>
-      <w:hyperlink r:id="rId220">
+      <w:hyperlink r:id="rId224">
         <w:r>
           <w:rPr>
             <w:rFonts w:ascii="Times New Roman" w:cs="Times New Roman" w:eastAsia="Times New Roman" w:hAnsi="Times New Roman"/>
@@ -11946,7 +12141,7 @@
           <w:t xml:space="preserve">115</w:t>
         </w:r>
       </w:hyperlink>
-      <w:hyperlink r:id="rId221">
+      <w:hyperlink r:id="rId225">
         <w:r>
           <w:rPr>
             <w:rFonts w:ascii="Times New Roman" w:cs="Times New Roman" w:eastAsia="Times New Roman" w:hAnsi="Times New Roman"/>
@@ -11961,7 +12156,7 @@
           <w:t xml:space="preserve">(11), 2590–2594. https://doi.org/</w:t>
         </w:r>
       </w:hyperlink>
-      <w:hyperlink r:id="rId222">
+      <w:hyperlink r:id="rId226">
         <w:r>
           <w:rPr>
             <w:rFonts w:ascii="Times New Roman" w:cs="Times New Roman" w:eastAsia="Times New Roman" w:hAnsi="Times New Roman"/>
@@ -12008,7 +12203,7 @@
           <w:szCs w:val="24"/>
         </w:rPr>
       </w:pPr>
-      <w:hyperlink r:id="rId223">
+      <w:hyperlink r:id="rId227">
         <w:r>
           <w:rPr>
             <w:rFonts w:ascii="Times New Roman" w:cs="Times New Roman" w:eastAsia="Times New Roman" w:hAnsi="Times New Roman"/>
@@ -12023,7 +12218,7 @@
           <w:t xml:space="preserve">Ding, H., Ding, K., Zhang, J., Wang, Y., Gao, L., Li, Y., Chen, F., Shao, Z., &amp; Lai, W. (2018). Local outlier factor-based fault detection and evaluation of photovoltaic system. </w:t>
         </w:r>
       </w:hyperlink>
-      <w:hyperlink r:id="rId224">
+      <w:hyperlink r:id="rId228">
         <w:r>
           <w:rPr>
             <w:rFonts w:ascii="Times New Roman" w:cs="Times New Roman" w:eastAsia="Times New Roman" w:hAnsi="Times New Roman"/>
@@ -12038,7 +12233,7 @@
           <w:t xml:space="preserve">Solar Energy</w:t>
         </w:r>
       </w:hyperlink>
-      <w:hyperlink r:id="rId225">
+      <w:hyperlink r:id="rId229">
         <w:r>
           <w:rPr>
             <w:rFonts w:ascii="Times New Roman" w:cs="Times New Roman" w:eastAsia="Times New Roman" w:hAnsi="Times New Roman"/>
@@ -12053,7 +12248,7 @@
           <w:t xml:space="preserve">, </w:t>
         </w:r>
       </w:hyperlink>
-      <w:hyperlink r:id="rId226">
+      <w:hyperlink r:id="rId230">
         <w:r>
           <w:rPr>
             <w:rFonts w:ascii="Times New Roman" w:cs="Times New Roman" w:eastAsia="Times New Roman" w:hAnsi="Times New Roman"/>
@@ -12068,7 +12263,7 @@
           <w:t xml:space="preserve">164</w:t>
         </w:r>
       </w:hyperlink>
-      <w:hyperlink r:id="rId227">
+      <w:hyperlink r:id="rId231">
         <w:r>
           <w:rPr>
             <w:rFonts w:ascii="Times New Roman" w:cs="Times New Roman" w:eastAsia="Times New Roman" w:hAnsi="Times New Roman"/>
@@ -12083,7 +12278,7 @@
           <w:t xml:space="preserve">, 139–148. https://doi.org/</w:t>
         </w:r>
       </w:hyperlink>
-      <w:hyperlink r:id="rId228">
+      <w:hyperlink r:id="rId232">
         <w:r>
           <w:rPr>
             <w:rFonts w:ascii="Times New Roman" w:cs="Times New Roman" w:eastAsia="Times New Roman" w:hAnsi="Times New Roman"/>
@@ -12130,7 +12325,7 @@
           <w:szCs w:val="24"/>
         </w:rPr>
       </w:pPr>
-      <w:hyperlink r:id="rId229">
+      <w:hyperlink r:id="rId233">
         <w:r>
           <w:rPr>
             <w:rFonts w:ascii="Times New Roman" w:cs="Times New Roman" w:eastAsia="Times New Roman" w:hAnsi="Times New Roman"/>
@@ -12145,7 +12340,7 @@
           <w:t xml:space="preserve">Eble, J. N., Sauter, G., Epstein, J., &amp; Sesterhenn, I. (Eds.). (2004). </w:t>
         </w:r>
       </w:hyperlink>
-      <w:hyperlink r:id="rId230">
+      <w:hyperlink r:id="rId234">
         <w:r>
           <w:rPr>
             <w:rFonts w:ascii="Times New Roman" w:cs="Times New Roman" w:eastAsia="Times New Roman" w:hAnsi="Times New Roman"/>
@@ -12160,7 +12355,7 @@
           <w:t xml:space="preserve">Pathology and Genetics of Tumours of the Urinary System and Male Genital Organs</w:t>
         </w:r>
       </w:hyperlink>
-      <w:hyperlink r:id="rId231">
+      <w:hyperlink r:id="rId235">
         <w:r>
           <w:rPr>
             <w:rFonts w:ascii="Times New Roman" w:cs="Times New Roman" w:eastAsia="Times New Roman" w:hAnsi="Times New Roman"/>
@@ -12207,7 +12402,7 @@
           <w:szCs w:val="24"/>
         </w:rPr>
       </w:pPr>
-      <w:hyperlink r:id="rId232">
+      <w:hyperlink r:id="rId236">
         <w:r>
           <w:rPr>
             <w:rFonts w:ascii="Times New Roman" w:cs="Times New Roman" w:eastAsia="Times New Roman" w:hAnsi="Times New Roman"/>
@@ -12222,7 +12417,7 @@
           <w:t xml:space="preserve">Elder, D. E., Massi, D., Scolyer, R. A., &amp; Willemze, R. (Eds.). (2018). </w:t>
         </w:r>
       </w:hyperlink>
-      <w:hyperlink r:id="rId233">
+      <w:hyperlink r:id="rId237">
         <w:r>
           <w:rPr>
             <w:rFonts w:ascii="Times New Roman" w:cs="Times New Roman" w:eastAsia="Times New Roman" w:hAnsi="Times New Roman"/>
@@ -12237,7 +12432,7 @@
           <w:t xml:space="preserve">WHO Classification of Skin Tumours</w:t>
         </w:r>
       </w:hyperlink>
-      <w:hyperlink r:id="rId234">
+      <w:hyperlink r:id="rId238">
         <w:r>
           <w:rPr>
             <w:rFonts w:ascii="Times New Roman" w:cs="Times New Roman" w:eastAsia="Times New Roman" w:hAnsi="Times New Roman"/>
@@ -12284,7 +12479,7 @@
           <w:szCs w:val="24"/>
         </w:rPr>
       </w:pPr>
-      <w:hyperlink r:id="rId235">
+      <w:hyperlink r:id="rId239">
         <w:r>
           <w:rPr>
             <w:rFonts w:ascii="Times New Roman" w:cs="Times New Roman" w:eastAsia="Times New Roman" w:hAnsi="Times New Roman"/>
@@ -12299,7 +12494,7 @@
           <w:t xml:space="preserve">El-Naggar, A. K., Chan, J. K. C., Grandis, J. R., Takata, T., &amp; Slootweg, P. J. (Eds.). (2017). </w:t>
         </w:r>
       </w:hyperlink>
-      <w:hyperlink r:id="rId236">
+      <w:hyperlink r:id="rId240">
         <w:r>
           <w:rPr>
             <w:rFonts w:ascii="Times New Roman" w:cs="Times New Roman" w:eastAsia="Times New Roman" w:hAnsi="Times New Roman"/>
@@ -12314,7 +12509,7 @@
           <w:t xml:space="preserve">WHO Classification of Head and Neck Tumours</w:t>
         </w:r>
       </w:hyperlink>
-      <w:hyperlink r:id="rId237">
+      <w:hyperlink r:id="rId241">
         <w:r>
           <w:rPr>
             <w:rFonts w:ascii="Times New Roman" w:cs="Times New Roman" w:eastAsia="Times New Roman" w:hAnsi="Times New Roman"/>
@@ -12361,7 +12556,7 @@
           <w:szCs w:val="24"/>
         </w:rPr>
       </w:pPr>
-      <w:hyperlink r:id="rId238">
+      <w:hyperlink r:id="rId242">
         <w:r>
           <w:rPr>
             <w:rFonts w:ascii="Times New Roman" w:cs="Times New Roman" w:eastAsia="Times New Roman" w:hAnsi="Times New Roman"/>
@@ -12376,7 +12571,7 @@
           <w:t xml:space="preserve">Fangxiaoyu, F., Yinfei, Y., Daniel, C., Naveen, A., &amp; Wei, W. (2020). </w:t>
         </w:r>
       </w:hyperlink>
-      <w:hyperlink r:id="rId239">
+      <w:hyperlink r:id="rId243">
         <w:r>
           <w:rPr>
             <w:rFonts w:ascii="Times New Roman" w:cs="Times New Roman" w:eastAsia="Times New Roman" w:hAnsi="Times New Roman"/>
@@ -12391,7 +12586,7 @@
           <w:t xml:space="preserve">LaBSE</w:t>
         </w:r>
       </w:hyperlink>
-      <w:hyperlink r:id="rId240">
+      <w:hyperlink r:id="rId244">
         <w:r>
           <w:rPr>
             <w:rFonts w:ascii="Times New Roman" w:cs="Times New Roman" w:eastAsia="Times New Roman" w:hAnsi="Times New Roman"/>
@@ -12406,7 +12601,7 @@
           <w:t xml:space="preserve">. Hugging Face. </w:t>
         </w:r>
       </w:hyperlink>
-      <w:hyperlink r:id="rId241">
+      <w:hyperlink r:id="rId245">
         <w:r>
           <w:rPr>
             <w:rFonts w:ascii="Times New Roman" w:cs="Times New Roman" w:eastAsia="Times New Roman" w:hAnsi="Times New Roman"/>
@@ -12453,7 +12648,7 @@
           <w:szCs w:val="24"/>
         </w:rPr>
       </w:pPr>
-      <w:hyperlink r:id="rId242">
+      <w:hyperlink r:id="rId246">
         <w:r>
           <w:rPr>
             <w:rFonts w:ascii="Times New Roman" w:cs="Times New Roman" w:eastAsia="Times New Roman" w:hAnsi="Times New Roman"/>
@@ -12468,7 +12663,7 @@
           <w:t xml:space="preserve">Fangyu, L., Ehsan, S., Zaiqiao, M., Marco, B., &amp; Nigel, C. (2021). </w:t>
         </w:r>
       </w:hyperlink>
-      <w:hyperlink r:id="rId243">
+      <w:hyperlink r:id="rId247">
         <w:r>
           <w:rPr>
             <w:rFonts w:ascii="Times New Roman" w:cs="Times New Roman" w:eastAsia="Times New Roman" w:hAnsi="Times New Roman"/>
@@ -12483,7 +12678,7 @@
           <w:t xml:space="preserve">SapBERT</w:t>
         </w:r>
       </w:hyperlink>
-      <w:hyperlink r:id="rId244">
+      <w:hyperlink r:id="rId248">
         <w:r>
           <w:rPr>
             <w:rFonts w:ascii="Times New Roman" w:cs="Times New Roman" w:eastAsia="Times New Roman" w:hAnsi="Times New Roman"/>
@@ -12498,7 +12693,7 @@
           <w:t xml:space="preserve">. Hugging Face. </w:t>
         </w:r>
       </w:hyperlink>
-      <w:hyperlink r:id="rId245">
+      <w:hyperlink r:id="rId249">
         <w:r>
           <w:rPr>
             <w:rFonts w:ascii="Times New Roman" w:cs="Times New Roman" w:eastAsia="Times New Roman" w:hAnsi="Times New Roman"/>
@@ -12545,7 +12740,7 @@
           <w:szCs w:val="24"/>
         </w:rPr>
       </w:pPr>
-      <w:hyperlink r:id="rId246">
+      <w:hyperlink r:id="rId250">
         <w:r>
           <w:rPr>
             <w:rFonts w:ascii="Times New Roman" w:cs="Times New Roman" w:eastAsia="Times New Roman" w:hAnsi="Times New Roman"/>
@@ -12560,7 +12755,7 @@
           <w:t xml:space="preserve">Feng, F., Yang, Y., Cer, D., Arivazhagan, N., &amp; Wang, W. (2020). Language-agnostic BERT sentence embedding. In </w:t>
         </w:r>
       </w:hyperlink>
-      <w:hyperlink r:id="rId247">
+      <w:hyperlink r:id="rId251">
         <w:r>
           <w:rPr>
             <w:rFonts w:ascii="Times New Roman" w:cs="Times New Roman" w:eastAsia="Times New Roman" w:hAnsi="Times New Roman"/>
@@ -12575,7 +12770,7 @@
           <w:t xml:space="preserve">arXiv [cs.CL]</w:t>
         </w:r>
       </w:hyperlink>
-      <w:hyperlink r:id="rId248">
+      <w:hyperlink r:id="rId252">
         <w:r>
           <w:rPr>
             <w:rFonts w:ascii="Times New Roman" w:cs="Times New Roman" w:eastAsia="Times New Roman" w:hAnsi="Times New Roman"/>
@@ -12590,7 +12785,7 @@
           <w:t xml:space="preserve">. arXiv. </w:t>
         </w:r>
       </w:hyperlink>
-      <w:hyperlink r:id="rId249">
+      <w:hyperlink r:id="rId253">
         <w:r>
           <w:rPr>
             <w:rFonts w:ascii="Times New Roman" w:cs="Times New Roman" w:eastAsia="Times New Roman" w:hAnsi="Times New Roman"/>
@@ -12637,7 +12832,7 @@
           <w:szCs w:val="24"/>
         </w:rPr>
       </w:pPr>
-      <w:hyperlink r:id="rId250">
+      <w:hyperlink r:id="rId254">
         <w:r>
           <w:rPr>
             <w:rFonts w:ascii="Times New Roman" w:cs="Times New Roman" w:eastAsia="Times New Roman" w:hAnsi="Times New Roman"/>
@@ -12652,7 +12847,7 @@
           <w:t xml:space="preserve">Fletcher, C. D. M., Bridge, J. A., Hogendoorn, P. C. W., &amp; Mertens, F. (Eds.). (2013). </w:t>
         </w:r>
       </w:hyperlink>
-      <w:hyperlink r:id="rId251">
+      <w:hyperlink r:id="rId255">
         <w:r>
           <w:rPr>
             <w:rFonts w:ascii="Times New Roman" w:cs="Times New Roman" w:eastAsia="Times New Roman" w:hAnsi="Times New Roman"/>
@@ -12667,7 +12862,7 @@
           <w:t xml:space="preserve">WHO Classification of Tumours of Soft tissue and Bone</w:t>
         </w:r>
       </w:hyperlink>
-      <w:hyperlink r:id="rId252">
+      <w:hyperlink r:id="rId256">
         <w:r>
           <w:rPr>
             <w:rFonts w:ascii="Times New Roman" w:cs="Times New Roman" w:eastAsia="Times New Roman" w:hAnsi="Times New Roman"/>
@@ -12714,7 +12909,7 @@
           <w:szCs w:val="24"/>
         </w:rPr>
       </w:pPr>
-      <w:hyperlink r:id="rId253">
+      <w:hyperlink r:id="rId257">
         <w:r>
           <w:rPr>
             <w:rFonts w:ascii="Times New Roman" w:cs="Times New Roman" w:eastAsia="Times New Roman" w:hAnsi="Times New Roman"/>
@@ -12729,7 +12924,7 @@
           <w:t xml:space="preserve">Fletcher, C.D.M., Unni, K. Krishnan, &amp; Mertens, F. (Eds.). (2002). </w:t>
         </w:r>
       </w:hyperlink>
-      <w:hyperlink r:id="rId254">
+      <w:hyperlink r:id="rId258">
         <w:r>
           <w:rPr>
             <w:rFonts w:ascii="Times New Roman" w:cs="Times New Roman" w:eastAsia="Times New Roman" w:hAnsi="Times New Roman"/>
@@ -12744,7 +12939,7 @@
           <w:t xml:space="preserve">Pathology and Genetics of Tumours of Soft Tissue and Bone</w:t>
         </w:r>
       </w:hyperlink>
-      <w:hyperlink r:id="rId255">
+      <w:hyperlink r:id="rId259">
         <w:r>
           <w:rPr>
             <w:rFonts w:ascii="Times New Roman" w:cs="Times New Roman" w:eastAsia="Times New Roman" w:hAnsi="Times New Roman"/>
@@ -12791,7 +12986,7 @@
           <w:szCs w:val="24"/>
         </w:rPr>
       </w:pPr>
-      <w:hyperlink r:id="rId256">
+      <w:hyperlink r:id="rId260">
         <w:r>
           <w:rPr>
             <w:rFonts w:ascii="Times New Roman" w:cs="Times New Roman" w:eastAsia="Times New Roman" w:hAnsi="Times New Roman"/>
@@ -12806,7 +13001,7 @@
           <w:t xml:space="preserve">Frey, B. J., &amp; Dueck, D. (2007). Clustering by passing messages between data points. </w:t>
         </w:r>
       </w:hyperlink>
-      <w:hyperlink r:id="rId257">
+      <w:hyperlink r:id="rId261">
         <w:r>
           <w:rPr>
             <w:rFonts w:ascii="Times New Roman" w:cs="Times New Roman" w:eastAsia="Times New Roman" w:hAnsi="Times New Roman"/>
@@ -12821,7 +13016,7 @@
           <w:t xml:space="preserve">Science</w:t>
         </w:r>
       </w:hyperlink>
-      <w:hyperlink r:id="rId258">
+      <w:hyperlink r:id="rId262">
         <w:r>
           <w:rPr>
             <w:rFonts w:ascii="Times New Roman" w:cs="Times New Roman" w:eastAsia="Times New Roman" w:hAnsi="Times New Roman"/>
@@ -12836,7 +13031,7 @@
           <w:t xml:space="preserve">, </w:t>
         </w:r>
       </w:hyperlink>
-      <w:hyperlink r:id="rId259">
+      <w:hyperlink r:id="rId263">
         <w:r>
           <w:rPr>
             <w:rFonts w:ascii="Times New Roman" w:cs="Times New Roman" w:eastAsia="Times New Roman" w:hAnsi="Times New Roman"/>
@@ -12851,7 +13046,7 @@
           <w:t xml:space="preserve">315</w:t>
         </w:r>
       </w:hyperlink>
-      <w:hyperlink r:id="rId260">
+      <w:hyperlink r:id="rId264">
         <w:r>
           <w:rPr>
             <w:rFonts w:ascii="Times New Roman" w:cs="Times New Roman" w:eastAsia="Times New Roman" w:hAnsi="Times New Roman"/>
@@ -12866,7 +13061,7 @@
           <w:t xml:space="preserve">(5814), 972–976. https://doi.org/</w:t>
         </w:r>
       </w:hyperlink>
-      <w:hyperlink r:id="rId261">
+      <w:hyperlink r:id="rId265">
         <w:r>
           <w:rPr>
             <w:rFonts w:ascii="Times New Roman" w:cs="Times New Roman" w:eastAsia="Times New Roman" w:hAnsi="Times New Roman"/>
@@ -12913,7 +13108,7 @@
           <w:szCs w:val="24"/>
         </w:rPr>
       </w:pPr>
-      <w:hyperlink r:id="rId262">
+      <w:hyperlink r:id="rId266">
         <w:r>
           <w:rPr>
             <w:rFonts w:ascii="Times New Roman" w:cs="Times New Roman" w:eastAsia="Times New Roman" w:hAnsi="Times New Roman"/>
@@ -12928,7 +13123,7 @@
           <w:t xml:space="preserve">Ghoshal, P., &amp; Rao, X. (2019). Normalization of shorthand forms in French text messages using word embedding and machine translation. In </w:t>
         </w:r>
       </w:hyperlink>
-      <w:hyperlink r:id="rId263">
+      <w:hyperlink r:id="rId267">
         <w:r>
           <w:rPr>
             <w:rFonts w:ascii="Times New Roman" w:cs="Times New Roman" w:eastAsia="Times New Roman" w:hAnsi="Times New Roman"/>
@@ -12943,7 +13138,7 @@
           <w:t xml:space="preserve">Parallel Corpora for Contrastive and Translation Studies</w:t>
         </w:r>
       </w:hyperlink>
-      <w:hyperlink r:id="rId264">
+      <w:hyperlink r:id="rId268">
         <w:r>
           <w:rPr>
             <w:rFonts w:ascii="Times New Roman" w:cs="Times New Roman" w:eastAsia="Times New Roman" w:hAnsi="Times New Roman"/>
@@ -12958,7 +13153,7 @@
           <w:t xml:space="preserve"> (pp. 281–298). John Benjamins Publishing Company. https://doi.org/</w:t>
         </w:r>
       </w:hyperlink>
-      <w:hyperlink r:id="rId265">
+      <w:hyperlink r:id="rId269">
         <w:r>
           <w:rPr>
             <w:rFonts w:ascii="Times New Roman" w:cs="Times New Roman" w:eastAsia="Times New Roman" w:hAnsi="Times New Roman"/>
@@ -13005,7 +13200,7 @@
           <w:szCs w:val="24"/>
         </w:rPr>
       </w:pPr>
-      <w:hyperlink r:id="rId266">
+      <w:hyperlink r:id="rId270">
         <w:r>
           <w:rPr>
             <w:rFonts w:ascii="Times New Roman" w:cs="Times New Roman" w:eastAsia="Times New Roman" w:hAnsi="Times New Roman"/>
@@ -13020,7 +13215,7 @@
           <w:t xml:space="preserve">Gökçe, O., Prada, J., Nikolov, N. I., Gu, N., &amp; Hahnloser, R. H. R. (2020). Embedding-based scientific literature discovery in a text editor application. </w:t>
         </w:r>
       </w:hyperlink>
-      <w:hyperlink r:id="rId267">
+      <w:hyperlink r:id="rId271">
         <w:r>
           <w:rPr>
             <w:rFonts w:ascii="Times New Roman" w:cs="Times New Roman" w:eastAsia="Times New Roman" w:hAnsi="Times New Roman"/>
@@ -13035,7 +13230,7 @@
           <w:t xml:space="preserve">Proceedings of the 58th Annual Meeting of the Association for Computational Linguistics: System Demonstrations</w:t>
         </w:r>
       </w:hyperlink>
-      <w:hyperlink r:id="rId268">
+      <w:hyperlink r:id="rId272">
         <w:r>
           <w:rPr>
             <w:rFonts w:ascii="Times New Roman" w:cs="Times New Roman" w:eastAsia="Times New Roman" w:hAnsi="Times New Roman"/>
@@ -13050,7 +13245,7 @@
           <w:t xml:space="preserve">. Proceedings of the 58th Annual Meeting of the Association for Computational Linguistics: System Demonstrations, Online. https://doi.org/</w:t>
         </w:r>
       </w:hyperlink>
-      <w:hyperlink r:id="rId269">
+      <w:hyperlink r:id="rId273">
         <w:r>
           <w:rPr>
             <w:rFonts w:ascii="Times New Roman" w:cs="Times New Roman" w:eastAsia="Times New Roman" w:hAnsi="Times New Roman"/>
@@ -13097,7 +13292,7 @@
           <w:szCs w:val="24"/>
         </w:rPr>
       </w:pPr>
-      <w:hyperlink r:id="rId270">
+      <w:hyperlink r:id="rId274">
         <w:r>
           <w:rPr>
             <w:rFonts w:ascii="Times New Roman" w:cs="Times New Roman" w:eastAsia="Times New Roman" w:hAnsi="Times New Roman"/>
@@ -13112,7 +13307,7 @@
           <w:t xml:space="preserve">Grossniklaus, H. E., Eberhart, C. G., &amp; Kivelä, T. T. (Eds.). (2018). </w:t>
         </w:r>
       </w:hyperlink>
-      <w:hyperlink r:id="rId271">
+      <w:hyperlink r:id="rId275">
         <w:r>
           <w:rPr>
             <w:rFonts w:ascii="Times New Roman" w:cs="Times New Roman" w:eastAsia="Times New Roman" w:hAnsi="Times New Roman"/>
@@ -13127,7 +13322,7 @@
           <w:t xml:space="preserve">WHO Classification of Tumours of the Eye</w:t>
         </w:r>
       </w:hyperlink>
-      <w:hyperlink r:id="rId272">
+      <w:hyperlink r:id="rId276">
         <w:r>
           <w:rPr>
             <w:rFonts w:ascii="Times New Roman" w:cs="Times New Roman" w:eastAsia="Times New Roman" w:hAnsi="Times New Roman"/>
@@ -13174,7 +13369,7 @@
           <w:szCs w:val="24"/>
         </w:rPr>
       </w:pPr>
-      <w:hyperlink r:id="rId273">
+      <w:hyperlink r:id="rId277">
         <w:r>
           <w:rPr>
             <w:rFonts w:ascii="Times New Roman" w:cs="Times New Roman" w:eastAsia="Times New Roman" w:hAnsi="Times New Roman"/>
@@ -13189,7 +13384,7 @@
           <w:t xml:space="preserve">Gu, Y., Tinn, R., Cheng, H., Lucas, M., Usuyama, N., Liu, X., Naumann, T., Gao, J., &amp; Poon, H. (2020). </w:t>
         </w:r>
       </w:hyperlink>
-      <w:hyperlink r:id="rId274">
+      <w:hyperlink r:id="rId278">
         <w:r>
           <w:rPr>
             <w:rFonts w:ascii="Times New Roman" w:cs="Times New Roman" w:eastAsia="Times New Roman" w:hAnsi="Times New Roman"/>
@@ -13204,7 +13399,7 @@
           <w:t xml:space="preserve">BiomedNLP-BiomedBERT-base-uncased-abstract</w:t>
         </w:r>
       </w:hyperlink>
-      <w:hyperlink r:id="rId275">
+      <w:hyperlink r:id="rId279">
         <w:r>
           <w:rPr>
             <w:rFonts w:ascii="Times New Roman" w:cs="Times New Roman" w:eastAsia="Times New Roman" w:hAnsi="Times New Roman"/>
@@ -13219,7 +13414,7 @@
           <w:t xml:space="preserve">. Hugging Face. </w:t>
         </w:r>
       </w:hyperlink>
-      <w:hyperlink r:id="rId276">
+      <w:hyperlink r:id="rId280">
         <w:r>
           <w:rPr>
             <w:rFonts w:ascii="Times New Roman" w:cs="Times New Roman" w:eastAsia="Times New Roman" w:hAnsi="Times New Roman"/>
@@ -13266,7 +13461,7 @@
           <w:szCs w:val="24"/>
         </w:rPr>
       </w:pPr>
-      <w:hyperlink r:id="rId277">
+      <w:hyperlink r:id="rId281">
         <w:r>
           <w:rPr>
             <w:rFonts w:ascii="Times New Roman" w:cs="Times New Roman" w:eastAsia="Times New Roman" w:hAnsi="Times New Roman"/>
@@ -13281,7 +13476,7 @@
           <w:t xml:space="preserve">Gu, Y., Tinn, R., Cheng, H., Lucas, M., Usuyama, N., Liu, X., Naumann, T., Gao, J., &amp; Poon, H. (2022). Domain-specific language model pretraining for biomedical natural language processing. </w:t>
         </w:r>
       </w:hyperlink>
-      <w:hyperlink r:id="rId278">
+      <w:hyperlink r:id="rId282">
         <w:r>
           <w:rPr>
             <w:rFonts w:ascii="Times New Roman" w:cs="Times New Roman" w:eastAsia="Times New Roman" w:hAnsi="Times New Roman"/>
@@ -13296,7 +13491,7 @@
           <w:t xml:space="preserve">ACM Transactions on Computing for Healthcare</w:t>
         </w:r>
       </w:hyperlink>
-      <w:hyperlink r:id="rId279">
+      <w:hyperlink r:id="rId283">
         <w:r>
           <w:rPr>
             <w:rFonts w:ascii="Times New Roman" w:cs="Times New Roman" w:eastAsia="Times New Roman" w:hAnsi="Times New Roman"/>
@@ -13311,7 +13506,7 @@
           <w:t xml:space="preserve">, </w:t>
         </w:r>
       </w:hyperlink>
-      <w:hyperlink r:id="rId280">
+      <w:hyperlink r:id="rId284">
         <w:r>
           <w:rPr>
             <w:rFonts w:ascii="Times New Roman" w:cs="Times New Roman" w:eastAsia="Times New Roman" w:hAnsi="Times New Roman"/>
@@ -13326,7 +13521,7 @@
           <w:t xml:space="preserve">3</w:t>
         </w:r>
       </w:hyperlink>
-      <w:hyperlink r:id="rId281">
+      <w:hyperlink r:id="rId285">
         <w:r>
           <w:rPr>
             <w:rFonts w:ascii="Times New Roman" w:cs="Times New Roman" w:eastAsia="Times New Roman" w:hAnsi="Times New Roman"/>
@@ -13341,7 +13536,7 @@
           <w:t xml:space="preserve">(1), 1–23. https://doi.org/</w:t>
         </w:r>
       </w:hyperlink>
-      <w:hyperlink r:id="rId282">
+      <w:hyperlink r:id="rId286">
         <w:r>
           <w:rPr>
             <w:rFonts w:ascii="Times New Roman" w:cs="Times New Roman" w:eastAsia="Times New Roman" w:hAnsi="Times New Roman"/>
@@ -13388,7 +13583,7 @@
           <w:szCs w:val="24"/>
         </w:rPr>
       </w:pPr>
-      <w:hyperlink r:id="rId283">
+      <w:hyperlink r:id="rId287">
         <w:r>
           <w:rPr>
             <w:rFonts w:ascii="Times New Roman" w:cs="Times New Roman" w:eastAsia="Times New Roman" w:hAnsi="Times New Roman"/>
@@ -13403,7 +13598,7 @@
           <w:t xml:space="preserve">Hahsler, M., &amp; Piekenbrock, M. (2015). Dbscan: Density-based spatial clustering of applications with noise (DBSCAN) and related algorithms [Dataset]. In </w:t>
         </w:r>
       </w:hyperlink>
-      <w:hyperlink r:id="rId284">
+      <w:hyperlink r:id="rId288">
         <w:r>
           <w:rPr>
             <w:rFonts w:ascii="Times New Roman" w:cs="Times New Roman" w:eastAsia="Times New Roman" w:hAnsi="Times New Roman"/>
@@ -13418,7 +13613,7 @@
           <w:t xml:space="preserve">CRAN: Contributed Packages</w:t>
         </w:r>
       </w:hyperlink>
-      <w:hyperlink r:id="rId285">
+      <w:hyperlink r:id="rId289">
         <w:r>
           <w:rPr>
             <w:rFonts w:ascii="Times New Roman" w:cs="Times New Roman" w:eastAsia="Times New Roman" w:hAnsi="Times New Roman"/>
@@ -13433,7 +13628,7 @@
           <w:t xml:space="preserve">. The R Foundation. https://doi.org/</w:t>
         </w:r>
       </w:hyperlink>
-      <w:hyperlink r:id="rId286">
+      <w:hyperlink r:id="rId290">
         <w:r>
           <w:rPr>
             <w:rFonts w:ascii="Times New Roman" w:cs="Times New Roman" w:eastAsia="Times New Roman" w:hAnsi="Times New Roman"/>
@@ -13480,7 +13675,7 @@
           <w:szCs w:val="24"/>
         </w:rPr>
       </w:pPr>
-      <w:hyperlink r:id="rId287">
+      <w:hyperlink r:id="rId291">
         <w:r>
           <w:rPr>
             <w:rFonts w:ascii="Times New Roman" w:cs="Times New Roman" w:eastAsia="Times New Roman" w:hAnsi="Times New Roman"/>
@@ -13495,7 +13690,7 @@
           <w:t xml:space="preserve">Hamilton, A. L. A., Sr (Ed.). (2000). </w:t>
         </w:r>
       </w:hyperlink>
-      <w:hyperlink r:id="rId288">
+      <w:hyperlink r:id="rId292">
         <w:r>
           <w:rPr>
             <w:rFonts w:ascii="Times New Roman" w:cs="Times New Roman" w:eastAsia="Times New Roman" w:hAnsi="Times New Roman"/>
@@ -13510,7 +13705,7 @@
           <w:t xml:space="preserve">Pathology and Genetics of Tumours of the Digestive System</w:t>
         </w:r>
       </w:hyperlink>
-      <w:hyperlink r:id="rId289">
+      <w:hyperlink r:id="rId293">
         <w:r>
           <w:rPr>
             <w:rFonts w:ascii="Times New Roman" w:cs="Times New Roman" w:eastAsia="Times New Roman" w:hAnsi="Times New Roman"/>
@@ -13557,7 +13752,7 @@
           <w:szCs w:val="24"/>
         </w:rPr>
       </w:pPr>
-      <w:hyperlink r:id="rId290">
+      <w:hyperlink r:id="rId294">
         <w:r>
           <w:rPr>
             <w:rFonts w:ascii="Times New Roman" w:cs="Times New Roman" w:eastAsia="Times New Roman" w:hAnsi="Times New Roman"/>
@@ -13572,7 +13767,7 @@
           <w:t xml:space="preserve">Hunger, S. P., &amp; Mullighan, C. G. (n.d.). Acute Lymphoblastic Leukemia in Children. </w:t>
         </w:r>
       </w:hyperlink>
-      <w:hyperlink r:id="rId291">
+      <w:hyperlink r:id="rId295">
         <w:r>
           <w:rPr>
             <w:rFonts w:ascii="Times New Roman" w:cs="Times New Roman" w:eastAsia="Times New Roman" w:hAnsi="Times New Roman"/>
@@ -13587,7 +13782,7 @@
           <w:t xml:space="preserve">The New England Journal of Medicine</w:t>
         </w:r>
       </w:hyperlink>
-      <w:hyperlink r:id="rId292">
+      <w:hyperlink r:id="rId296">
         <w:r>
           <w:rPr>
             <w:rFonts w:ascii="Times New Roman" w:cs="Times New Roman" w:eastAsia="Times New Roman" w:hAnsi="Times New Roman"/>
@@ -13602,7 +13797,7 @@
           <w:t xml:space="preserve">, </w:t>
         </w:r>
       </w:hyperlink>
-      <w:hyperlink r:id="rId293">
+      <w:hyperlink r:id="rId297">
         <w:r>
           <w:rPr>
             <w:rFonts w:ascii="Times New Roman" w:cs="Times New Roman" w:eastAsia="Times New Roman" w:hAnsi="Times New Roman"/>
@@ -13617,7 +13812,7 @@
           <w:t xml:space="preserve">373</w:t>
         </w:r>
       </w:hyperlink>
-      <w:hyperlink r:id="rId294">
+      <w:hyperlink r:id="rId298">
         <w:r>
           <w:rPr>
             <w:rFonts w:ascii="Times New Roman" w:cs="Times New Roman" w:eastAsia="Times New Roman" w:hAnsi="Times New Roman"/>
@@ -13632,7 +13827,7 @@
           <w:t xml:space="preserve">(16), 1541–1552. https://doi.org/</w:t>
         </w:r>
       </w:hyperlink>
-      <w:hyperlink r:id="rId295">
+      <w:hyperlink r:id="rId299">
         <w:r>
           <w:rPr>
             <w:rFonts w:ascii="Times New Roman" w:cs="Times New Roman" w:eastAsia="Times New Roman" w:hAnsi="Times New Roman"/>
@@ -13679,7 +13874,7 @@
           <w:szCs w:val="24"/>
         </w:rPr>
       </w:pPr>
-      <w:hyperlink r:id="rId296">
+      <w:hyperlink r:id="rId300">
         <w:r>
           <w:rPr>
             <w:rFonts w:ascii="Times New Roman" w:cs="Times New Roman" w:eastAsia="Times New Roman" w:hAnsi="Times New Roman"/>
@@ -13694,7 +13889,7 @@
           <w:t xml:space="preserve">Incitti, F., Urli, F., &amp; Snidaro, L. (2023). Beyond word embeddings: A survey. </w:t>
         </w:r>
       </w:hyperlink>
-      <w:hyperlink r:id="rId297">
+      <w:hyperlink r:id="rId301">
         <w:r>
           <w:rPr>
             <w:rFonts w:ascii="Times New Roman" w:cs="Times New Roman" w:eastAsia="Times New Roman" w:hAnsi="Times New Roman"/>
@@ -13709,7 +13904,7 @@
           <w:t xml:space="preserve">An International Journal on Information Fusion</w:t>
         </w:r>
       </w:hyperlink>
-      <w:hyperlink r:id="rId298">
+      <w:hyperlink r:id="rId302">
         <w:r>
           <w:rPr>
             <w:rFonts w:ascii="Times New Roman" w:cs="Times New Roman" w:eastAsia="Times New Roman" w:hAnsi="Times New Roman"/>
@@ -13724,7 +13919,7 @@
           <w:t xml:space="preserve">, </w:t>
         </w:r>
       </w:hyperlink>
-      <w:hyperlink r:id="rId299">
+      <w:hyperlink r:id="rId303">
         <w:r>
           <w:rPr>
             <w:rFonts w:ascii="Times New Roman" w:cs="Times New Roman" w:eastAsia="Times New Roman" w:hAnsi="Times New Roman"/>
@@ -13739,7 +13934,7 @@
           <w:t xml:space="preserve">89</w:t>
         </w:r>
       </w:hyperlink>
-      <w:hyperlink r:id="rId300">
+      <w:hyperlink r:id="rId304">
         <w:r>
           <w:rPr>
             <w:rFonts w:ascii="Times New Roman" w:cs="Times New Roman" w:eastAsia="Times New Roman" w:hAnsi="Times New Roman"/>
@@ -13754,7 +13949,7 @@
           <w:t xml:space="preserve">, 418–436. https://doi.org/</w:t>
         </w:r>
       </w:hyperlink>
-      <w:hyperlink r:id="rId301">
+      <w:hyperlink r:id="rId305">
         <w:r>
           <w:rPr>
             <w:rFonts w:ascii="Times New Roman" w:cs="Times New Roman" w:eastAsia="Times New Roman" w:hAnsi="Times New Roman"/>
@@ -13801,7 +13996,7 @@
           <w:szCs w:val="24"/>
         </w:rPr>
       </w:pPr>
-      <w:hyperlink r:id="rId302">
+      <w:hyperlink r:id="rId306">
         <w:r>
           <w:rPr>
             <w:rFonts w:ascii="Times New Roman" w:cs="Times New Roman" w:eastAsia="Times New Roman" w:hAnsi="Times New Roman"/>
@@ -13816,7 +14011,7 @@
           <w:t xml:space="preserve">Jaffe, E. S., Harris, N. L., Stein, H., &amp; Vardiman, J. W. (Eds.). (2001). </w:t>
         </w:r>
       </w:hyperlink>
-      <w:hyperlink r:id="rId303">
+      <w:hyperlink r:id="rId307">
         <w:r>
           <w:rPr>
             <w:rFonts w:ascii="Times New Roman" w:cs="Times New Roman" w:eastAsia="Times New Roman" w:hAnsi="Times New Roman"/>
@@ -13831,7 +14026,7 @@
           <w:t xml:space="preserve">Pathology and Genetics of Tumours of the Haematopoietic and Lymphoid Tissues</w:t>
         </w:r>
       </w:hyperlink>
-      <w:hyperlink r:id="rId304">
+      <w:hyperlink r:id="rId308">
         <w:r>
           <w:rPr>
             <w:rFonts w:ascii="Times New Roman" w:cs="Times New Roman" w:eastAsia="Times New Roman" w:hAnsi="Times New Roman"/>
@@ -13878,7 +14073,7 @@
           <w:szCs w:val="24"/>
         </w:rPr>
       </w:pPr>
-      <w:hyperlink r:id="rId305">
+      <w:hyperlink r:id="rId309">
         <w:r>
           <w:rPr>
             <w:rFonts w:ascii="Times New Roman" w:cs="Times New Roman" w:eastAsia="Times New Roman" w:hAnsi="Times New Roman"/>
@@ -13893,7 +14088,7 @@
           <w:t xml:space="preserve">Joulin, A., Grave, E., Bojanowski, P., Douze, M., Jégou, H., &amp; Mikolov, T. (2016). FastText.zip: Compressing text classification models. In </w:t>
         </w:r>
       </w:hyperlink>
-      <w:hyperlink r:id="rId306">
+      <w:hyperlink r:id="rId310">
         <w:r>
           <w:rPr>
             <w:rFonts w:ascii="Times New Roman" w:cs="Times New Roman" w:eastAsia="Times New Roman" w:hAnsi="Times New Roman"/>
@@ -13908,7 +14103,7 @@
           <w:t xml:space="preserve">arXiv [cs.CL]</w:t>
         </w:r>
       </w:hyperlink>
-      <w:hyperlink r:id="rId307">
+      <w:hyperlink r:id="rId311">
         <w:r>
           <w:rPr>
             <w:rFonts w:ascii="Times New Roman" w:cs="Times New Roman" w:eastAsia="Times New Roman" w:hAnsi="Times New Roman"/>
@@ -13923,7 +14118,7 @@
           <w:t xml:space="preserve">. arXiv. </w:t>
         </w:r>
       </w:hyperlink>
-      <w:hyperlink r:id="rId308">
+      <w:hyperlink r:id="rId312">
         <w:r>
           <w:rPr>
             <w:rFonts w:ascii="Times New Roman" w:cs="Times New Roman" w:eastAsia="Times New Roman" w:hAnsi="Times New Roman"/>
@@ -13970,7 +14165,7 @@
           <w:szCs w:val="24"/>
         </w:rPr>
       </w:pPr>
-      <w:hyperlink r:id="rId309">
+      <w:hyperlink r:id="rId313">
         <w:r>
           <w:rPr>
             <w:rFonts w:ascii="Times New Roman" w:cs="Times New Roman" w:eastAsia="Times New Roman" w:hAnsi="Times New Roman"/>
@@ -13985,7 +14180,7 @@
           <w:t xml:space="preserve">Joulin, A., Grave, E., Bojanowski, P., &amp; Mikolov, T. (2016). Bag of tricks for efficient text classification. In </w:t>
         </w:r>
       </w:hyperlink>
-      <w:hyperlink r:id="rId310">
+      <w:hyperlink r:id="rId314">
         <w:r>
           <w:rPr>
             <w:rFonts w:ascii="Times New Roman" w:cs="Times New Roman" w:eastAsia="Times New Roman" w:hAnsi="Times New Roman"/>
@@ -14000,7 +14195,7 @@
           <w:t xml:space="preserve">arXiv [cs.CL]</w:t>
         </w:r>
       </w:hyperlink>
-      <w:hyperlink r:id="rId311">
+      <w:hyperlink r:id="rId315">
         <w:r>
           <w:rPr>
             <w:rFonts w:ascii="Times New Roman" w:cs="Times New Roman" w:eastAsia="Times New Roman" w:hAnsi="Times New Roman"/>
@@ -14015,7 +14210,7 @@
           <w:t xml:space="preserve">. arXiv. </w:t>
         </w:r>
       </w:hyperlink>
-      <w:hyperlink r:id="rId312">
+      <w:hyperlink r:id="rId316">
         <w:r>
           <w:rPr>
             <w:rFonts w:ascii="Times New Roman" w:cs="Times New Roman" w:eastAsia="Times New Roman" w:hAnsi="Times New Roman"/>
@@ -14062,7 +14257,7 @@
           <w:szCs w:val="24"/>
         </w:rPr>
       </w:pPr>
-      <w:hyperlink r:id="rId313">
+      <w:hyperlink r:id="rId317">
         <w:r>
           <w:rPr>
             <w:rFonts w:ascii="Times New Roman" w:cs="Times New Roman" w:eastAsia="Times New Roman" w:hAnsi="Times New Roman"/>
@@ -14077,7 +14272,7 @@
           <w:t xml:space="preserve">Kasmaee, A. S., Khodadad, M., Saloot, M. A., Sherck, N., Dokas, S., Mahyar, H., &amp; Samiee, S. (2024). ChemTEB: Chemical Text Embedding Benchmark, an overview of embedding models performance &amp; efficiency on a specific domain. In </w:t>
         </w:r>
       </w:hyperlink>
-      <w:hyperlink r:id="rId314">
+      <w:hyperlink r:id="rId318">
         <w:r>
           <w:rPr>
             <w:rFonts w:ascii="Times New Roman" w:cs="Times New Roman" w:eastAsia="Times New Roman" w:hAnsi="Times New Roman"/>
@@ -14092,7 +14287,7 @@
           <w:t xml:space="preserve">arXiv [cs.CL]</w:t>
         </w:r>
       </w:hyperlink>
-      <w:hyperlink r:id="rId315">
+      <w:hyperlink r:id="rId319">
         <w:r>
           <w:rPr>
             <w:rFonts w:ascii="Times New Roman" w:cs="Times New Roman" w:eastAsia="Times New Roman" w:hAnsi="Times New Roman"/>
@@ -14107,7 +14302,7 @@
           <w:t xml:space="preserve">. arXiv. </w:t>
         </w:r>
       </w:hyperlink>
-      <w:hyperlink r:id="rId316">
+      <w:hyperlink r:id="rId320">
         <w:r>
           <w:rPr>
             <w:rFonts w:ascii="Times New Roman" w:cs="Times New Roman" w:eastAsia="Times New Roman" w:hAnsi="Times New Roman"/>
@@ -14154,7 +14349,7 @@
           <w:szCs w:val="24"/>
         </w:rPr>
       </w:pPr>
-      <w:hyperlink r:id="rId317">
+      <w:hyperlink r:id="rId321">
         <w:r>
           <w:rPr>
             <w:rFonts w:ascii="Times New Roman" w:cs="Times New Roman" w:eastAsia="Times New Roman" w:hAnsi="Times New Roman"/>
@@ -14169,7 +14364,7 @@
           <w:t xml:space="preserve">Katz, M. H. G., Marsh, R., Herman, J. M., Shi, Q., Collison, E., Venook, A. P., Kindler, H. L., Alberts, S. R., Philip, P., Lowy, A. M., Pisters, P. W. T., Posner, M. C., Berlin, J. D., &amp; Ahmad, S. A. (2013). Borderline resectable pancreatic cancer: need for standardization and methods for optimal clinical trial design. </w:t>
         </w:r>
       </w:hyperlink>
-      <w:hyperlink r:id="rId318">
+      <w:hyperlink r:id="rId322">
         <w:r>
           <w:rPr>
             <w:rFonts w:ascii="Times New Roman" w:cs="Times New Roman" w:eastAsia="Times New Roman" w:hAnsi="Times New Roman"/>
@@ -14184,7 +14379,7 @@
           <w:t xml:space="preserve">Annals of Surgical Oncology</w:t>
         </w:r>
       </w:hyperlink>
-      <w:hyperlink r:id="rId319">
+      <w:hyperlink r:id="rId323">
         <w:r>
           <w:rPr>
             <w:rFonts w:ascii="Times New Roman" w:cs="Times New Roman" w:eastAsia="Times New Roman" w:hAnsi="Times New Roman"/>
@@ -14199,7 +14394,7 @@
           <w:t xml:space="preserve">, </w:t>
         </w:r>
       </w:hyperlink>
-      <w:hyperlink r:id="rId320">
+      <w:hyperlink r:id="rId324">
         <w:r>
           <w:rPr>
             <w:rFonts w:ascii="Times New Roman" w:cs="Times New Roman" w:eastAsia="Times New Roman" w:hAnsi="Times New Roman"/>
@@ -14214,7 +14409,7 @@
           <w:t xml:space="preserve">20</w:t>
         </w:r>
       </w:hyperlink>
-      <w:hyperlink r:id="rId321">
+      <w:hyperlink r:id="rId325">
         <w:r>
           <w:rPr>
             <w:rFonts w:ascii="Times New Roman" w:cs="Times New Roman" w:eastAsia="Times New Roman" w:hAnsi="Times New Roman"/>
@@ -14229,7 +14424,7 @@
           <w:t xml:space="preserve">(8), 2787–2795. https://doi.org/</w:t>
         </w:r>
       </w:hyperlink>
-      <w:hyperlink r:id="rId322">
+      <w:hyperlink r:id="rId326">
         <w:r>
           <w:rPr>
             <w:rFonts w:ascii="Times New Roman" w:cs="Times New Roman" w:eastAsia="Times New Roman" w:hAnsi="Times New Roman"/>
@@ -14276,7 +14471,7 @@
           <w:szCs w:val="24"/>
         </w:rPr>
       </w:pPr>
-      <w:hyperlink r:id="rId323">
+      <w:hyperlink r:id="rId327">
         <w:r>
           <w:rPr>
             <w:rFonts w:ascii="Times New Roman" w:cs="Times New Roman" w:eastAsia="Times New Roman" w:hAnsi="Times New Roman"/>
@@ -14291,7 +14486,7 @@
           <w:t xml:space="preserve">Khattak, F. K., Jeblee, S., Pou-Prom, C., Abdalla, M., Meaney, C., &amp; Rudzicz, F. (2019). A survey of word embeddings for clinical text. </w:t>
         </w:r>
       </w:hyperlink>
-      <w:hyperlink r:id="rId324">
+      <w:hyperlink r:id="rId328">
         <w:r>
           <w:rPr>
             <w:rFonts w:ascii="Times New Roman" w:cs="Times New Roman" w:eastAsia="Times New Roman" w:hAnsi="Times New Roman"/>
@@ -14306,7 +14501,7 @@
           <w:t xml:space="preserve">Journal of Biomedical Informatics</w:t>
         </w:r>
       </w:hyperlink>
-      <w:hyperlink r:id="rId325">
+      <w:hyperlink r:id="rId329">
         <w:r>
           <w:rPr>
             <w:rFonts w:ascii="Times New Roman" w:cs="Times New Roman" w:eastAsia="Times New Roman" w:hAnsi="Times New Roman"/>
@@ -14321,7 +14516,7 @@
           <w:t xml:space="preserve">, </w:t>
         </w:r>
       </w:hyperlink>
-      <w:hyperlink r:id="rId326">
+      <w:hyperlink r:id="rId330">
         <w:r>
           <w:rPr>
             <w:rFonts w:ascii="Times New Roman" w:cs="Times New Roman" w:eastAsia="Times New Roman" w:hAnsi="Times New Roman"/>
@@ -14336,7 +14531,7 @@
           <w:t xml:space="preserve">100S</w:t>
         </w:r>
       </w:hyperlink>
-      <w:hyperlink r:id="rId327">
+      <w:hyperlink r:id="rId331">
         <w:r>
           <w:rPr>
             <w:rFonts w:ascii="Times New Roman" w:cs="Times New Roman" w:eastAsia="Times New Roman" w:hAnsi="Times New Roman"/>
@@ -14351,7 +14546,7 @@
           <w:t xml:space="preserve">, 100057. https://doi.org/</w:t>
         </w:r>
       </w:hyperlink>
-      <w:hyperlink r:id="rId328">
+      <w:hyperlink r:id="rId332">
         <w:r>
           <w:rPr>
             <w:rFonts w:ascii="Times New Roman" w:cs="Times New Roman" w:eastAsia="Times New Roman" w:hAnsi="Times New Roman"/>
@@ -14398,7 +14593,7 @@
           <w:szCs w:val="24"/>
         </w:rPr>
       </w:pPr>
-      <w:hyperlink r:id="rId329">
+      <w:hyperlink r:id="rId333">
         <w:r>
           <w:rPr>
             <w:rFonts w:ascii="Times New Roman" w:cs="Times New Roman" w:eastAsia="Times New Roman" w:hAnsi="Times New Roman"/>
@@ -14413,7 +14608,7 @@
           <w:t xml:space="preserve">Kibbe, W. A., Arze, C., Felix, V., Mitraka, E., Bolton, E., Fu, G., Mungall, C. J., Binder, J. X., Malone, J., Vasant, D., Parkinson, H., &amp; Schriml, L. M. (2015). Disease Ontology 2015 update: an expanded and updated database of human diseases for linking biomedical knowledge through disease data. </w:t>
         </w:r>
       </w:hyperlink>
-      <w:hyperlink r:id="rId330">
+      <w:hyperlink r:id="rId334">
         <w:r>
           <w:rPr>
             <w:rFonts w:ascii="Times New Roman" w:cs="Times New Roman" w:eastAsia="Times New Roman" w:hAnsi="Times New Roman"/>
@@ -14428,7 +14623,7 @@
           <w:t xml:space="preserve">Nucleic Acids Research</w:t>
         </w:r>
       </w:hyperlink>
-      <w:hyperlink r:id="rId331">
+      <w:hyperlink r:id="rId335">
         <w:r>
           <w:rPr>
             <w:rFonts w:ascii="Times New Roman" w:cs="Times New Roman" w:eastAsia="Times New Roman" w:hAnsi="Times New Roman"/>
@@ -14443,7 +14638,7 @@
           <w:t xml:space="preserve">, </w:t>
         </w:r>
       </w:hyperlink>
-      <w:hyperlink r:id="rId332">
+      <w:hyperlink r:id="rId336">
         <w:r>
           <w:rPr>
             <w:rFonts w:ascii="Times New Roman" w:cs="Times New Roman" w:eastAsia="Times New Roman" w:hAnsi="Times New Roman"/>
@@ -14458,7 +14653,7 @@
           <w:t xml:space="preserve">43</w:t>
         </w:r>
       </w:hyperlink>
-      <w:hyperlink r:id="rId333">
+      <w:hyperlink r:id="rId337">
         <w:r>
           <w:rPr>
             <w:rFonts w:ascii="Times New Roman" w:cs="Times New Roman" w:eastAsia="Times New Roman" w:hAnsi="Times New Roman"/>
@@ -14473,7 +14668,7 @@
           <w:t xml:space="preserve">(Database issue), D1071–D1078. https://doi.org/</w:t>
         </w:r>
       </w:hyperlink>
-      <w:hyperlink r:id="rId334">
+      <w:hyperlink r:id="rId338">
         <w:r>
           <w:rPr>
             <w:rFonts w:ascii="Times New Roman" w:cs="Times New Roman" w:eastAsia="Times New Roman" w:hAnsi="Times New Roman"/>
@@ -14520,7 +14715,7 @@
           <w:szCs w:val="24"/>
         </w:rPr>
       </w:pPr>
-      <w:hyperlink r:id="rId335">
+      <w:hyperlink r:id="rId339">
         <w:r>
           <w:rPr>
             <w:rFonts w:ascii="Times New Roman" w:cs="Times New Roman" w:eastAsia="Times New Roman" w:hAnsi="Times New Roman"/>
@@ -14535,7 +14730,7 @@
           <w:t xml:space="preserve">Kitahara, Y. F. G. I. (n.d.). Fast Algorithm for Affinity Propagation. In T. Walsh (Ed.), </w:t>
         </w:r>
       </w:hyperlink>
-      <w:hyperlink r:id="rId336">
+      <w:hyperlink r:id="rId340">
         <w:r>
           <w:rPr>
             <w:rFonts w:ascii="Times New Roman" w:cs="Times New Roman" w:eastAsia="Times New Roman" w:hAnsi="Times New Roman"/>
@@ -14550,7 +14745,7 @@
           <w:t xml:space="preserve">Twenty-Second International Joint Conference on Artificial Intelligence</w:t>
         </w:r>
       </w:hyperlink>
-      <w:hyperlink r:id="rId337">
+      <w:hyperlink r:id="rId341">
         <w:r>
           <w:rPr>
             <w:rFonts w:ascii="Times New Roman" w:cs="Times New Roman" w:eastAsia="Times New Roman" w:hAnsi="Times New Roman"/>
@@ -14597,7 +14792,7 @@
           <w:szCs w:val="24"/>
         </w:rPr>
       </w:pPr>
-      <w:hyperlink r:id="rId338">
+      <w:hyperlink r:id="rId342">
         <w:r>
           <w:rPr>
             <w:rFonts w:ascii="Times New Roman" w:cs="Times New Roman" w:eastAsia="Times New Roman" w:hAnsi="Times New Roman"/>
@@ -14612,7 +14807,7 @@
           <w:t xml:space="preserve">Kleihues P, C. W. K. (Ed.). (2000). </w:t>
         </w:r>
       </w:hyperlink>
-      <w:hyperlink r:id="rId339">
+      <w:hyperlink r:id="rId343">
         <w:r>
           <w:rPr>
             <w:rFonts w:ascii="Times New Roman" w:cs="Times New Roman" w:eastAsia="Times New Roman" w:hAnsi="Times New Roman"/>
@@ -14627,7 +14822,7 @@
           <w:t xml:space="preserve">Pathology and Genetics of Tumours of the Nervous System</w:t>
         </w:r>
       </w:hyperlink>
-      <w:hyperlink r:id="rId340">
+      <w:hyperlink r:id="rId344">
         <w:r>
           <w:rPr>
             <w:rFonts w:ascii="Times New Roman" w:cs="Times New Roman" w:eastAsia="Times New Roman" w:hAnsi="Times New Roman"/>
@@ -14674,7 +14869,7 @@
           <w:szCs w:val="24"/>
         </w:rPr>
       </w:pPr>
-      <w:hyperlink r:id="rId341">
+      <w:hyperlink r:id="rId345">
         <w:r>
           <w:rPr>
             <w:rFonts w:ascii="Times New Roman" w:cs="Times New Roman" w:eastAsia="Times New Roman" w:hAnsi="Times New Roman"/>
@@ -14689,7 +14884,7 @@
           <w:t xml:space="preserve">Köhler, S., Gargano, M., Matentzoglu, N., Carmody, L. C., Lewis-Smith, D., Vasilevsky, N. A., Danis, D., Balagura, G., Baynam, G., Brower, A. M., Callahan, T. J., Chute, C. G., Est, J. L., Galer, P. D., Ganesan, S., Griese, M., Haimel, M., Pazmandi, J., Hanauer, M., … Robinson, P. N. (2021). The Human Phenotype Ontology in 2021. </w:t>
         </w:r>
       </w:hyperlink>
-      <w:hyperlink r:id="rId342">
+      <w:hyperlink r:id="rId346">
         <w:r>
           <w:rPr>
             <w:rFonts w:ascii="Times New Roman" w:cs="Times New Roman" w:eastAsia="Times New Roman" w:hAnsi="Times New Roman"/>
@@ -14704,7 +14899,7 @@
           <w:t xml:space="preserve">Nucleic Acids Research</w:t>
         </w:r>
       </w:hyperlink>
-      <w:hyperlink r:id="rId343">
+      <w:hyperlink r:id="rId347">
         <w:r>
           <w:rPr>
             <w:rFonts w:ascii="Times New Roman" w:cs="Times New Roman" w:eastAsia="Times New Roman" w:hAnsi="Times New Roman"/>
@@ -14719,7 +14914,7 @@
           <w:t xml:space="preserve">, </w:t>
         </w:r>
       </w:hyperlink>
-      <w:hyperlink r:id="rId344">
+      <w:hyperlink r:id="rId348">
         <w:r>
           <w:rPr>
             <w:rFonts w:ascii="Times New Roman" w:cs="Times New Roman" w:eastAsia="Times New Roman" w:hAnsi="Times New Roman"/>
@@ -14734,7 +14929,7 @@
           <w:t xml:space="preserve">49</w:t>
         </w:r>
       </w:hyperlink>
-      <w:hyperlink r:id="rId345">
+      <w:hyperlink r:id="rId349">
         <w:r>
           <w:rPr>
             <w:rFonts w:ascii="Times New Roman" w:cs="Times New Roman" w:eastAsia="Times New Roman" w:hAnsi="Times New Roman"/>
@@ -14749,7 +14944,7 @@
           <w:t xml:space="preserve">(D1), D1207–D1217. https://doi.org/</w:t>
         </w:r>
       </w:hyperlink>
-      <w:hyperlink r:id="rId346">
+      <w:hyperlink r:id="rId350">
         <w:r>
           <w:rPr>
             <w:rFonts w:ascii="Times New Roman" w:cs="Times New Roman" w:eastAsia="Times New Roman" w:hAnsi="Times New Roman"/>
@@ -14796,7 +14991,7 @@
           <w:szCs w:val="24"/>
         </w:rPr>
       </w:pPr>
-      <w:hyperlink r:id="rId347">
+      <w:hyperlink r:id="rId351">
         <w:r>
           <w:rPr>
             <w:rFonts w:ascii="Times New Roman" w:cs="Times New Roman" w:eastAsia="Times New Roman" w:hAnsi="Times New Roman"/>
@@ -14811,7 +15006,7 @@
           <w:t xml:space="preserve">Kurman, R. J., Carcangiu, M. L., Herrington, C. S., &amp; Young, R. H. (Eds.). (2014). </w:t>
         </w:r>
       </w:hyperlink>
-      <w:hyperlink r:id="rId348">
+      <w:hyperlink r:id="rId352">
         <w:r>
           <w:rPr>
             <w:rFonts w:ascii="Times New Roman" w:cs="Times New Roman" w:eastAsia="Times New Roman" w:hAnsi="Times New Roman"/>
@@ -14826,7 +15021,7 @@
           <w:t xml:space="preserve">WHO Classification of Tumours of Female Reproductive Organs</w:t>
         </w:r>
       </w:hyperlink>
-      <w:hyperlink r:id="rId349">
+      <w:hyperlink r:id="rId353">
         <w:r>
           <w:rPr>
             <w:rFonts w:ascii="Times New Roman" w:cs="Times New Roman" w:eastAsia="Times New Roman" w:hAnsi="Times New Roman"/>
@@ -14873,7 +15068,7 @@
           <w:szCs w:val="24"/>
         </w:rPr>
       </w:pPr>
-      <w:hyperlink r:id="rId350">
+      <w:hyperlink r:id="rId354">
         <w:r>
           <w:rPr>
             <w:rFonts w:ascii="Times New Roman" w:cs="Times New Roman" w:eastAsia="Times New Roman" w:hAnsi="Times New Roman"/>
@@ -14888,7 +15083,7 @@
           <w:t xml:space="preserve">Laetsch, T. W., DuBois, S. G., Bender, J. G., Macy, M. E., &amp; Moreno, L. (2021). Opportunities and Challenges in Drug Development for Pediatric Cancers. </w:t>
         </w:r>
       </w:hyperlink>
-      <w:hyperlink r:id="rId351">
+      <w:hyperlink r:id="rId355">
         <w:r>
           <w:rPr>
             <w:rFonts w:ascii="Times New Roman" w:cs="Times New Roman" w:eastAsia="Times New Roman" w:hAnsi="Times New Roman"/>
@@ -14903,7 +15098,7 @@
           <w:t xml:space="preserve">Cancer Discovery</w:t>
         </w:r>
       </w:hyperlink>
-      <w:hyperlink r:id="rId352">
+      <w:hyperlink r:id="rId356">
         <w:r>
           <w:rPr>
             <w:rFonts w:ascii="Times New Roman" w:cs="Times New Roman" w:eastAsia="Times New Roman" w:hAnsi="Times New Roman"/>
@@ -14918,7 +15113,7 @@
           <w:t xml:space="preserve">, </w:t>
         </w:r>
       </w:hyperlink>
-      <w:hyperlink r:id="rId353">
+      <w:hyperlink r:id="rId357">
         <w:r>
           <w:rPr>
             <w:rFonts w:ascii="Times New Roman" w:cs="Times New Roman" w:eastAsia="Times New Roman" w:hAnsi="Times New Roman"/>
@@ -14933,7 +15128,7 @@
           <w:t xml:space="preserve">11</w:t>
         </w:r>
       </w:hyperlink>
-      <w:hyperlink r:id="rId354">
+      <w:hyperlink r:id="rId358">
         <w:r>
           <w:rPr>
             <w:rFonts w:ascii="Times New Roman" w:cs="Times New Roman" w:eastAsia="Times New Roman" w:hAnsi="Times New Roman"/>
@@ -14948,7 +15143,7 @@
           <w:t xml:space="preserve">(3), 545–559. https://doi.org/</w:t>
         </w:r>
       </w:hyperlink>
-      <w:hyperlink r:id="rId355">
+      <w:hyperlink r:id="rId359">
         <w:r>
           <w:rPr>
             <w:rFonts w:ascii="Times New Roman" w:cs="Times New Roman" w:eastAsia="Times New Roman" w:hAnsi="Times New Roman"/>
@@ -14995,7 +15190,7 @@
           <w:szCs w:val="24"/>
         </w:rPr>
       </w:pPr>
-      <w:hyperlink r:id="rId356">
+      <w:hyperlink r:id="rId360">
         <w:r>
           <w:rPr>
             <w:rFonts w:ascii="Times New Roman" w:cs="Times New Roman" w:eastAsia="Times New Roman" w:hAnsi="Times New Roman"/>
@@ -15010,7 +15205,7 @@
           <w:t xml:space="preserve">LeBoit, P. E., Burg, G., Weedon, D., &amp; Sarasin, A. (Eds.). (2005). </w:t>
         </w:r>
       </w:hyperlink>
-      <w:hyperlink r:id="rId357">
+      <w:hyperlink r:id="rId361">
         <w:r>
           <w:rPr>
             <w:rFonts w:ascii="Times New Roman" w:cs="Times New Roman" w:eastAsia="Times New Roman" w:hAnsi="Times New Roman"/>
@@ -15025,7 +15220,7 @@
           <w:t xml:space="preserve">Pathology and Genetics of Skin Tumours</w:t>
         </w:r>
       </w:hyperlink>
-      <w:hyperlink r:id="rId358">
+      <w:hyperlink r:id="rId362">
         <w:r>
           <w:rPr>
             <w:rFonts w:ascii="Times New Roman" w:cs="Times New Roman" w:eastAsia="Times New Roman" w:hAnsi="Times New Roman"/>
@@ -15072,7 +15267,7 @@
           <w:szCs w:val="24"/>
         </w:rPr>
       </w:pPr>
-      <w:hyperlink r:id="rId359">
+      <w:hyperlink r:id="rId363">
         <w:r>
           <w:rPr>
             <w:rFonts w:ascii="Times New Roman" w:cs="Times New Roman" w:eastAsia="Times New Roman" w:hAnsi="Times New Roman"/>
@@ -15087,7 +15282,7 @@
           <w:t xml:space="preserve">Lee, J., Yoon, W., Kim, S., Kim, D., Kim, S., So, C. H., &amp; Kang, J. (2020). BioBERT: a pre-trained biomedical language representation model for biomedical text mining. </w:t>
         </w:r>
       </w:hyperlink>
-      <w:hyperlink r:id="rId360">
+      <w:hyperlink r:id="rId364">
         <w:r>
           <w:rPr>
             <w:rFonts w:ascii="Times New Roman" w:cs="Times New Roman" w:eastAsia="Times New Roman" w:hAnsi="Times New Roman"/>
@@ -15102,7 +15297,7 @@
           <w:t xml:space="preserve">Bioinformatics (Oxford, England)</w:t>
         </w:r>
       </w:hyperlink>
-      <w:hyperlink r:id="rId361">
+      <w:hyperlink r:id="rId365">
         <w:r>
           <w:rPr>
             <w:rFonts w:ascii="Times New Roman" w:cs="Times New Roman" w:eastAsia="Times New Roman" w:hAnsi="Times New Roman"/>
@@ -15117,7 +15312,7 @@
           <w:t xml:space="preserve">, </w:t>
         </w:r>
       </w:hyperlink>
-      <w:hyperlink r:id="rId362">
+      <w:hyperlink r:id="rId366">
         <w:r>
           <w:rPr>
             <w:rFonts w:ascii="Times New Roman" w:cs="Times New Roman" w:eastAsia="Times New Roman" w:hAnsi="Times New Roman"/>
@@ -15132,7 +15327,7 @@
           <w:t xml:space="preserve">36</w:t>
         </w:r>
       </w:hyperlink>
-      <w:hyperlink r:id="rId363">
+      <w:hyperlink r:id="rId367">
         <w:r>
           <w:rPr>
             <w:rFonts w:ascii="Times New Roman" w:cs="Times New Roman" w:eastAsia="Times New Roman" w:hAnsi="Times New Roman"/>
@@ -15147,7 +15342,7 @@
           <w:t xml:space="preserve">(4), 1234–1240. https://doi.org/</w:t>
         </w:r>
       </w:hyperlink>
-      <w:hyperlink r:id="rId364">
+      <w:hyperlink r:id="rId368">
         <w:r>
           <w:rPr>
             <w:rFonts w:ascii="Times New Roman" w:cs="Times New Roman" w:eastAsia="Times New Roman" w:hAnsi="Times New Roman"/>
@@ -15194,7 +15389,7 @@
           <w:szCs w:val="24"/>
         </w:rPr>
       </w:pPr>
-      <w:hyperlink r:id="rId365">
+      <w:hyperlink r:id="rId369">
         <w:r>
           <w:rPr>
             <w:rFonts w:ascii="Times New Roman" w:cs="Times New Roman" w:eastAsia="Times New Roman" w:hAnsi="Times New Roman"/>
@@ -15209,7 +15404,7 @@
           <w:t xml:space="preserve">Liang, W., Nan, Y., Xiaolong, H., Binxing, J., Linjun, Y., Daxin, J., Rangan, M., &amp; Furu, W. (2022). </w:t>
         </w:r>
       </w:hyperlink>
-      <w:hyperlink r:id="rId366">
+      <w:hyperlink r:id="rId370">
         <w:r>
           <w:rPr>
             <w:rFonts w:ascii="Times New Roman" w:cs="Times New Roman" w:eastAsia="Times New Roman" w:hAnsi="Times New Roman"/>
@@ -15224,7 +15419,7 @@
           <w:t xml:space="preserve">E5-Large</w:t>
         </w:r>
       </w:hyperlink>
-      <w:hyperlink r:id="rId367">
+      <w:hyperlink r:id="rId371">
         <w:r>
           <w:rPr>
             <w:rFonts w:ascii="Times New Roman" w:cs="Times New Roman" w:eastAsia="Times New Roman" w:hAnsi="Times New Roman"/>
@@ -15239,7 +15434,7 @@
           <w:t xml:space="preserve">. Hugging Face. </w:t>
         </w:r>
       </w:hyperlink>
-      <w:hyperlink r:id="rId368">
+      <w:hyperlink r:id="rId372">
         <w:r>
           <w:rPr>
             <w:rFonts w:ascii="Times New Roman" w:cs="Times New Roman" w:eastAsia="Times New Roman" w:hAnsi="Times New Roman"/>
@@ -15286,7 +15481,7 @@
           <w:szCs w:val="24"/>
         </w:rPr>
       </w:pPr>
-      <w:hyperlink r:id="rId369">
+      <w:hyperlink r:id="rId373">
         <w:r>
           <w:rPr>
             <w:rFonts w:ascii="Times New Roman" w:cs="Times New Roman" w:eastAsia="Times New Roman" w:hAnsi="Times New Roman"/>
@@ -15301,7 +15496,7 @@
           <w:t xml:space="preserve">Liu, F., Shareghi, E., Meng, Z., Basaldella, M., &amp; Collier, N. (2020). Self-alignment pretraining for biomedical entity representations. In </w:t>
         </w:r>
       </w:hyperlink>
-      <w:hyperlink r:id="rId370">
+      <w:hyperlink r:id="rId374">
         <w:r>
           <w:rPr>
             <w:rFonts w:ascii="Times New Roman" w:cs="Times New Roman" w:eastAsia="Times New Roman" w:hAnsi="Times New Roman"/>
@@ -15316,7 +15511,7 @@
           <w:t xml:space="preserve">arXiv [cs.CL]</w:t>
         </w:r>
       </w:hyperlink>
-      <w:hyperlink r:id="rId371">
+      <w:hyperlink r:id="rId375">
         <w:r>
           <w:rPr>
             <w:rFonts w:ascii="Times New Roman" w:cs="Times New Roman" w:eastAsia="Times New Roman" w:hAnsi="Times New Roman"/>
@@ -15331,7 +15526,7 @@
           <w:t xml:space="preserve">. arXiv. </w:t>
         </w:r>
       </w:hyperlink>
-      <w:hyperlink r:id="rId372">
+      <w:hyperlink r:id="rId376">
         <w:r>
           <w:rPr>
             <w:rFonts w:ascii="Times New Roman" w:cs="Times New Roman" w:eastAsia="Times New Roman" w:hAnsi="Times New Roman"/>
@@ -15378,7 +15573,7 @@
           <w:szCs w:val="24"/>
         </w:rPr>
       </w:pPr>
-      <w:hyperlink r:id="rId373">
+      <w:hyperlink r:id="rId377">
         <w:r>
           <w:rPr>
             <w:rFonts w:ascii="Times New Roman" w:cs="Times New Roman" w:eastAsia="Times New Roman" w:hAnsi="Times New Roman"/>
@@ -15393,7 +15588,7 @@
           <w:t xml:space="preserve">Liu, F. T., Ting, K. M., &amp; Zhou, Z.-H. (2008). Isolation Forest. </w:t>
         </w:r>
       </w:hyperlink>
-      <w:hyperlink r:id="rId374">
+      <w:hyperlink r:id="rId378">
         <w:r>
           <w:rPr>
             <w:rFonts w:ascii="Times New Roman" w:cs="Times New Roman" w:eastAsia="Times New Roman" w:hAnsi="Times New Roman"/>
@@ -15408,7 +15603,7 @@
           <w:t xml:space="preserve">2008 Eighth IEEE International Conference on Data Mining</w:t>
         </w:r>
       </w:hyperlink>
-      <w:hyperlink r:id="rId375">
+      <w:hyperlink r:id="rId379">
         <w:r>
           <w:rPr>
             <w:rFonts w:ascii="Times New Roman" w:cs="Times New Roman" w:eastAsia="Times New Roman" w:hAnsi="Times New Roman"/>
@@ -15423,7 +15618,7 @@
           <w:t xml:space="preserve">, 413–422. https://doi.org/</w:t>
         </w:r>
       </w:hyperlink>
-      <w:hyperlink r:id="rId376">
+      <w:hyperlink r:id="rId380">
         <w:r>
           <w:rPr>
             <w:rFonts w:ascii="Times New Roman" w:cs="Times New Roman" w:eastAsia="Times New Roman" w:hAnsi="Times New Roman"/>
@@ -15470,7 +15665,7 @@
           <w:szCs w:val="24"/>
         </w:rPr>
       </w:pPr>
-      <w:hyperlink r:id="rId377">
+      <w:hyperlink r:id="rId381">
         <w:r>
           <w:rPr>
             <w:rFonts w:ascii="Times New Roman" w:cs="Times New Roman" w:eastAsia="Times New Roman" w:hAnsi="Times New Roman"/>
@@ -15485,7 +15680,7 @@
           <w:t xml:space="preserve">Lloyd, R. V., Osamura, R. Y., Klöppel, G., &amp; Rosai, J. (Eds.). (2017). </w:t>
         </w:r>
       </w:hyperlink>
-      <w:hyperlink r:id="rId378">
+      <w:hyperlink r:id="rId382">
         <w:r>
           <w:rPr>
             <w:rFonts w:ascii="Times New Roman" w:cs="Times New Roman" w:eastAsia="Times New Roman" w:hAnsi="Times New Roman"/>
@@ -15500,7 +15695,7 @@
           <w:t xml:space="preserve">WHO Classification of Tumours of Endocrine Organs</w:t>
         </w:r>
       </w:hyperlink>
-      <w:hyperlink r:id="rId379">
+      <w:hyperlink r:id="rId383">
         <w:r>
           <w:rPr>
             <w:rFonts w:ascii="Times New Roman" w:cs="Times New Roman" w:eastAsia="Times New Roman" w:hAnsi="Times New Roman"/>
@@ -15547,7 +15742,7 @@
           <w:szCs w:val="24"/>
         </w:rPr>
       </w:pPr>
-      <w:hyperlink r:id="rId380">
+      <w:hyperlink r:id="rId384">
         <w:r>
           <w:rPr>
             <w:rFonts w:ascii="Times New Roman" w:cs="Times New Roman" w:eastAsia="Times New Roman" w:hAnsi="Times New Roman"/>
@@ -15562,7 +15757,7 @@
           <w:t xml:space="preserve">Louis, D. N., Ohgaki, H., Wiestler, O. D., &amp; Cavenee, W. K. (Eds.). (2006). </w:t>
         </w:r>
       </w:hyperlink>
-      <w:hyperlink r:id="rId381">
+      <w:hyperlink r:id="rId385">
         <w:r>
           <w:rPr>
             <w:rFonts w:ascii="Times New Roman" w:cs="Times New Roman" w:eastAsia="Times New Roman" w:hAnsi="Times New Roman"/>
@@ -15577,7 +15772,7 @@
           <w:t xml:space="preserve">WHO Classification of Tumours of the Central Nervous System</w:t>
         </w:r>
       </w:hyperlink>
-      <w:hyperlink r:id="rId382">
+      <w:hyperlink r:id="rId386">
         <w:r>
           <w:rPr>
             <w:rFonts w:ascii="Times New Roman" w:cs="Times New Roman" w:eastAsia="Times New Roman" w:hAnsi="Times New Roman"/>
@@ -15624,7 +15819,7 @@
           <w:szCs w:val="24"/>
         </w:rPr>
       </w:pPr>
-      <w:hyperlink r:id="rId383">
+      <w:hyperlink r:id="rId387">
         <w:r>
           <w:rPr>
             <w:rFonts w:ascii="Times New Roman" w:cs="Times New Roman" w:eastAsia="Times New Roman" w:hAnsi="Times New Roman"/>
@@ -15639,7 +15834,7 @@
           <w:t xml:space="preserve">Louis, D. N., Ohgaki, H., Wiestler, O. D., &amp; Cavenee, W. K. (Eds.). (2016). </w:t>
         </w:r>
       </w:hyperlink>
-      <w:hyperlink r:id="rId384">
+      <w:hyperlink r:id="rId388">
         <w:r>
           <w:rPr>
             <w:rFonts w:ascii="Times New Roman" w:cs="Times New Roman" w:eastAsia="Times New Roman" w:hAnsi="Times New Roman"/>
@@ -15654,7 +15849,7 @@
           <w:t xml:space="preserve">WHO Classification of Tumours of the Central Nervous System (Revised 4th Edition)</w:t>
         </w:r>
       </w:hyperlink>
-      <w:hyperlink r:id="rId385">
+      <w:hyperlink r:id="rId389">
         <w:r>
           <w:rPr>
             <w:rFonts w:ascii="Times New Roman" w:cs="Times New Roman" w:eastAsia="Times New Roman" w:hAnsi="Times New Roman"/>
@@ -15701,7 +15896,7 @@
           <w:szCs w:val="24"/>
         </w:rPr>
       </w:pPr>
-      <w:hyperlink r:id="rId386">
+      <w:hyperlink r:id="rId390">
         <w:r>
           <w:rPr>
             <w:rFonts w:ascii="Times New Roman" w:cs="Times New Roman" w:eastAsia="Times New Roman" w:hAnsi="Times New Roman"/>
@@ -15716,7 +15911,7 @@
           <w:t xml:space="preserve">Luo, R., Sun, L., Xia, Y., Qin, T., Zhang, S., Poon, H., &amp; Liu, T.-Y. (2022a). </w:t>
         </w:r>
       </w:hyperlink>
-      <w:hyperlink r:id="rId387">
+      <w:hyperlink r:id="rId391">
         <w:r>
           <w:rPr>
             <w:rFonts w:ascii="Times New Roman" w:cs="Times New Roman" w:eastAsia="Times New Roman" w:hAnsi="Times New Roman"/>
@@ -15731,7 +15926,7 @@
           <w:t xml:space="preserve">BioGPT</w:t>
         </w:r>
       </w:hyperlink>
-      <w:hyperlink r:id="rId388">
+      <w:hyperlink r:id="rId392">
         <w:r>
           <w:rPr>
             <w:rFonts w:ascii="Times New Roman" w:cs="Times New Roman" w:eastAsia="Times New Roman" w:hAnsi="Times New Roman"/>
@@ -15746,7 +15941,7 @@
           <w:t xml:space="preserve">. Hugging Face. </w:t>
         </w:r>
       </w:hyperlink>
-      <w:hyperlink r:id="rId389">
+      <w:hyperlink r:id="rId393">
         <w:r>
           <w:rPr>
             <w:rFonts w:ascii="Times New Roman" w:cs="Times New Roman" w:eastAsia="Times New Roman" w:hAnsi="Times New Roman"/>
@@ -15793,7 +15988,7 @@
           <w:szCs w:val="24"/>
         </w:rPr>
       </w:pPr>
-      <w:hyperlink r:id="rId390">
+      <w:hyperlink r:id="rId394">
         <w:r>
           <w:rPr>
             <w:rFonts w:ascii="Times New Roman" w:cs="Times New Roman" w:eastAsia="Times New Roman" w:hAnsi="Times New Roman"/>
@@ -15808,7 +16003,7 @@
           <w:t xml:space="preserve">Luo, R., Sun, L., Xia, Y., Qin, T., Zhang, S., Poon, H., &amp; Liu, T.-Y. (2022b). BioGPT: generative pre-trained transformer for biomedical text generation and mining. </w:t>
         </w:r>
       </w:hyperlink>
-      <w:hyperlink r:id="rId391">
+      <w:hyperlink r:id="rId395">
         <w:r>
           <w:rPr>
             <w:rFonts w:ascii="Times New Roman" w:cs="Times New Roman" w:eastAsia="Times New Roman" w:hAnsi="Times New Roman"/>
@@ -15823,7 +16018,7 @@
           <w:t xml:space="preserve">Briefings in Bioinformatics</w:t>
         </w:r>
       </w:hyperlink>
-      <w:hyperlink r:id="rId392">
+      <w:hyperlink r:id="rId396">
         <w:r>
           <w:rPr>
             <w:rFonts w:ascii="Times New Roman" w:cs="Times New Roman" w:eastAsia="Times New Roman" w:hAnsi="Times New Roman"/>
@@ -15838,7 +16033,7 @@
           <w:t xml:space="preserve">, </w:t>
         </w:r>
       </w:hyperlink>
-      <w:hyperlink r:id="rId393">
+      <w:hyperlink r:id="rId397">
         <w:r>
           <w:rPr>
             <w:rFonts w:ascii="Times New Roman" w:cs="Times New Roman" w:eastAsia="Times New Roman" w:hAnsi="Times New Roman"/>
@@ -15853,7 +16048,7 @@
           <w:t xml:space="preserve">23</w:t>
         </w:r>
       </w:hyperlink>
-      <w:hyperlink r:id="rId394">
+      <w:hyperlink r:id="rId398">
         <w:r>
           <w:rPr>
             <w:rFonts w:ascii="Times New Roman" w:cs="Times New Roman" w:eastAsia="Times New Roman" w:hAnsi="Times New Roman"/>
@@ -15868,7 +16063,7 @@
           <w:t xml:space="preserve">(6), bbac409. https://doi.org/</w:t>
         </w:r>
       </w:hyperlink>
-      <w:hyperlink r:id="rId395">
+      <w:hyperlink r:id="rId399">
         <w:r>
           <w:rPr>
             <w:rFonts w:ascii="Times New Roman" w:cs="Times New Roman" w:eastAsia="Times New Roman" w:hAnsi="Times New Roman"/>
@@ -15915,7 +16110,7 @@
           <w:szCs w:val="24"/>
         </w:rPr>
       </w:pPr>
-      <w:hyperlink r:id="rId396">
+      <w:hyperlink r:id="rId400">
         <w:r>
           <w:rPr>
             <w:rFonts w:ascii="Times New Roman" w:cs="Times New Roman" w:eastAsia="Times New Roman" w:hAnsi="Times New Roman"/>
@@ -15930,7 +16125,7 @@
           <w:t xml:space="preserve">Mai, G., Janowicz, K., &amp; Yan, B. (2018). Combining text embedding and knowledge graph embedding techniques for academic search engines. In Key-Sun Choi, Luis Espinosa Anke, Thierry Declerck, Dagmar Gromann, Jin-Dong Kim, Axel-Cyrille Ngonga Ngomo, Muhammad Saleem, Ricardo Usbeck (Ed.), </w:t>
         </w:r>
       </w:hyperlink>
-      <w:hyperlink r:id="rId397">
+      <w:hyperlink r:id="rId401">
         <w:r>
           <w:rPr>
             <w:rFonts w:ascii="Times New Roman" w:cs="Times New Roman" w:eastAsia="Times New Roman" w:hAnsi="Times New Roman"/>
@@ -15945,7 +16140,7 @@
           <w:t xml:space="preserve">Joint proceedings of the 4th Workshop on Semantic Deep Learning (SemDeep-4) and NLIWoD4: Natural Language Interfaces for the Web of Data (NLIWOD-4) and 9th Question Answering over Linked Data challenge (QALD-9) co-located with 17th International Semantic Web Conference (ISWC 2018)</w:t>
         </w:r>
       </w:hyperlink>
-      <w:hyperlink r:id="rId398">
+      <w:hyperlink r:id="rId402">
         <w:r>
           <w:rPr>
             <w:rFonts w:ascii="Times New Roman" w:cs="Times New Roman" w:eastAsia="Times New Roman" w:hAnsi="Times New Roman"/>
@@ -15960,7 +16155,7 @@
           <w:t xml:space="preserve"> (pp. 77–88). CEUR. </w:t>
         </w:r>
       </w:hyperlink>
-      <w:hyperlink r:id="rId399">
+      <w:hyperlink r:id="rId403">
         <w:r>
           <w:rPr>
             <w:rFonts w:ascii="Times New Roman" w:cs="Times New Roman" w:eastAsia="Times New Roman" w:hAnsi="Times New Roman"/>
@@ -16007,7 +16202,7 @@
           <w:szCs w:val="24"/>
         </w:rPr>
       </w:pPr>
-      <w:hyperlink r:id="rId400">
+      <w:hyperlink r:id="rId404">
         <w:r>
           <w:rPr>
             <w:rFonts w:ascii="Times New Roman" w:cs="Times New Roman" w:eastAsia="Times New Roman" w:hAnsi="Times New Roman"/>
@@ -16022,7 +16217,7 @@
           <w:t xml:space="preserve">Matt, G. Y., Sioson, E., Shelton, K., Wang, J., Lu, C., Zaldivar Peraza, A., Gangwani, K., Paul, R., Reilly, C., Acić, A., Liu, Q., Sandor, S. R., McLeod, C., Patel, J., Wang, F., Im, C., Wang, Z., Sapkota, Y., Wilson, C. L., … Zhou, X. (2024). St. Jude Survivorship Portal: Sharing and Analyzing Large Clinical and Genomic Datasets from Pediatric Cancer Survivors. </w:t>
         </w:r>
       </w:hyperlink>
-      <w:hyperlink r:id="rId401">
+      <w:hyperlink r:id="rId405">
         <w:r>
           <w:rPr>
             <w:rFonts w:ascii="Times New Roman" w:cs="Times New Roman" w:eastAsia="Times New Roman" w:hAnsi="Times New Roman"/>
@@ -16037,7 +16232,7 @@
           <w:t xml:space="preserve">Cancer Discovery</w:t>
         </w:r>
       </w:hyperlink>
-      <w:hyperlink r:id="rId402">
+      <w:hyperlink r:id="rId406">
         <w:r>
           <w:rPr>
             <w:rFonts w:ascii="Times New Roman" w:cs="Times New Roman" w:eastAsia="Times New Roman" w:hAnsi="Times New Roman"/>
@@ -16052,7 +16247,7 @@
           <w:t xml:space="preserve">, </w:t>
         </w:r>
       </w:hyperlink>
-      <w:hyperlink r:id="rId403">
+      <w:hyperlink r:id="rId407">
         <w:r>
           <w:rPr>
             <w:rFonts w:ascii="Times New Roman" w:cs="Times New Roman" w:eastAsia="Times New Roman" w:hAnsi="Times New Roman"/>
@@ -16067,7 +16262,7 @@
           <w:t xml:space="preserve">14</w:t>
         </w:r>
       </w:hyperlink>
-      <w:hyperlink r:id="rId404">
+      <w:hyperlink r:id="rId408">
         <w:r>
           <w:rPr>
             <w:rFonts w:ascii="Times New Roman" w:cs="Times New Roman" w:eastAsia="Times New Roman" w:hAnsi="Times New Roman"/>
@@ -16082,7 +16277,7 @@
           <w:t xml:space="preserve">(8), 1403–1417. https://doi.org/</w:t>
         </w:r>
       </w:hyperlink>
-      <w:hyperlink r:id="rId405">
+      <w:hyperlink r:id="rId409">
         <w:r>
           <w:rPr>
             <w:rFonts w:ascii="Times New Roman" w:cs="Times New Roman" w:eastAsia="Times New Roman" w:hAnsi="Times New Roman"/>
@@ -16129,7 +16324,7 @@
           <w:szCs w:val="24"/>
         </w:rPr>
       </w:pPr>
-      <w:hyperlink r:id="rId406">
+      <w:hyperlink r:id="rId410">
         <w:r>
           <w:rPr>
             <w:rFonts w:ascii="Times New Roman" w:cs="Times New Roman" w:eastAsia="Times New Roman" w:hAnsi="Times New Roman"/>
@@ -16144,7 +16339,7 @@
           <w:t xml:space="preserve">Matthew E. Peters, Mark Neumann, Mohit Iyyer, Matt Gardner, Christopher Clark, Kenton Lee, Luke Zettlemoyer. (2018). Deep contextualized word representations. In M. W. H. J. Stent (Ed.), </w:t>
         </w:r>
       </w:hyperlink>
-      <w:hyperlink r:id="rId407">
+      <w:hyperlink r:id="rId411">
         <w:r>
           <w:rPr>
             <w:rFonts w:ascii="Times New Roman" w:cs="Times New Roman" w:eastAsia="Times New Roman" w:hAnsi="Times New Roman"/>
@@ -16159,7 +16354,7 @@
           <w:t xml:space="preserve">Proceedings of the 2018 Conference of the North American Chapter of the Association for Computational Linguistics: Human Language Technologies, Volume 1 (Long Papers)</w:t>
         </w:r>
       </w:hyperlink>
-      <w:hyperlink r:id="rId408">
+      <w:hyperlink r:id="rId412">
         <w:r>
           <w:rPr>
             <w:rFonts w:ascii="Times New Roman" w:cs="Times New Roman" w:eastAsia="Times New Roman" w:hAnsi="Times New Roman"/>
@@ -16206,7 +16401,7 @@
           <w:szCs w:val="24"/>
         </w:rPr>
       </w:pPr>
-      <w:hyperlink r:id="rId409">
+      <w:hyperlink r:id="rId413">
         <w:r>
           <w:rPr>
             <w:rFonts w:ascii="Times New Roman" w:cs="Times New Roman" w:eastAsia="Times New Roman" w:hAnsi="Times New Roman"/>
@@ -16221,7 +16416,7 @@
           <w:t xml:space="preserve">MedLlama 2: Fine-tuned Llama 2 model to answer medical questions based on an open source medical dataset</w:t>
         </w:r>
       </w:hyperlink>
-      <w:hyperlink r:id="rId410">
+      <w:hyperlink r:id="rId414">
         <w:r>
           <w:rPr>
             <w:rFonts w:ascii="Times New Roman" w:cs="Times New Roman" w:eastAsia="Times New Roman" w:hAnsi="Times New Roman"/>
@@ -16236,7 +16431,7 @@
           <w:t xml:space="preserve">. (n.d.). Ollama. </w:t>
         </w:r>
       </w:hyperlink>
-      <w:hyperlink r:id="rId411">
+      <w:hyperlink r:id="rId415">
         <w:r>
           <w:rPr>
             <w:rFonts w:ascii="Times New Roman" w:cs="Times New Roman" w:eastAsia="Times New Roman" w:hAnsi="Times New Roman"/>
@@ -16283,7 +16478,7 @@
           <w:szCs w:val="24"/>
         </w:rPr>
       </w:pPr>
-      <w:hyperlink r:id="rId412">
+      <w:hyperlink r:id="rId416">
         <w:r>
           <w:rPr>
             <w:rFonts w:ascii="Times New Roman" w:cs="Times New Roman" w:eastAsia="Times New Roman" w:hAnsi="Times New Roman"/>
@@ -16298,7 +16493,7 @@
           <w:t xml:space="preserve">Mehta, V., Bawa, S., &amp; Singh, J. (2021). WEClustering: word embeddings based text clustering technique for large datasets. </w:t>
         </w:r>
       </w:hyperlink>
-      <w:hyperlink r:id="rId413">
+      <w:hyperlink r:id="rId417">
         <w:r>
           <w:rPr>
             <w:rFonts w:ascii="Times New Roman" w:cs="Times New Roman" w:eastAsia="Times New Roman" w:hAnsi="Times New Roman"/>
@@ -16313,7 +16508,7 @@
           <w:t xml:space="preserve">Complex &amp; Intelligent Systems</w:t>
         </w:r>
       </w:hyperlink>
-      <w:hyperlink r:id="rId414">
+      <w:hyperlink r:id="rId418">
         <w:r>
           <w:rPr>
             <w:rFonts w:ascii="Times New Roman" w:cs="Times New Roman" w:eastAsia="Times New Roman" w:hAnsi="Times New Roman"/>
@@ -16328,7 +16523,7 @@
           <w:t xml:space="preserve">, </w:t>
         </w:r>
       </w:hyperlink>
-      <w:hyperlink r:id="rId415">
+      <w:hyperlink r:id="rId419">
         <w:r>
           <w:rPr>
             <w:rFonts w:ascii="Times New Roman" w:cs="Times New Roman" w:eastAsia="Times New Roman" w:hAnsi="Times New Roman"/>
@@ -16343,7 +16538,7 @@
           <w:t xml:space="preserve">7</w:t>
         </w:r>
       </w:hyperlink>
-      <w:hyperlink r:id="rId416">
+      <w:hyperlink r:id="rId420">
         <w:r>
           <w:rPr>
             <w:rFonts w:ascii="Times New Roman" w:cs="Times New Roman" w:eastAsia="Times New Roman" w:hAnsi="Times New Roman"/>
@@ -16358,7 +16553,7 @@
           <w:t xml:space="preserve">(6), 3211–3224. https://doi.org/</w:t>
         </w:r>
       </w:hyperlink>
-      <w:hyperlink r:id="rId417">
+      <w:hyperlink r:id="rId421">
         <w:r>
           <w:rPr>
             <w:rFonts w:ascii="Times New Roman" w:cs="Times New Roman" w:eastAsia="Times New Roman" w:hAnsi="Times New Roman"/>
@@ -16405,7 +16600,7 @@
           <w:szCs w:val="24"/>
         </w:rPr>
       </w:pPr>
-      <w:hyperlink r:id="rId418">
+      <w:hyperlink r:id="rId422">
         <w:r>
           <w:rPr>
             <w:rFonts w:ascii="Times New Roman" w:cs="Times New Roman" w:eastAsia="Times New Roman" w:hAnsi="Times New Roman"/>
@@ -16420,7 +16615,7 @@
           <w:t xml:space="preserve">Meta, A. I. (2024a). </w:t>
         </w:r>
       </w:hyperlink>
-      <w:hyperlink r:id="rId419">
+      <w:hyperlink r:id="rId423">
         <w:r>
           <w:rPr>
             <w:rFonts w:ascii="Times New Roman" w:cs="Times New Roman" w:eastAsia="Times New Roman" w:hAnsi="Times New Roman"/>
@@ -16435,7 +16630,7 @@
           <w:t xml:space="preserve">Llama 3.2: Revolutionizing edge AI and vision with open models</w:t>
         </w:r>
       </w:hyperlink>
-      <w:hyperlink r:id="rId420">
+      <w:hyperlink r:id="rId424">
         <w:r>
           <w:rPr>
             <w:rFonts w:ascii="Times New Roman" w:cs="Times New Roman" w:eastAsia="Times New Roman" w:hAnsi="Times New Roman"/>
@@ -16450,7 +16645,7 @@
           <w:t xml:space="preserve">. </w:t>
         </w:r>
       </w:hyperlink>
-      <w:hyperlink r:id="rId421">
+      <w:hyperlink r:id="rId425">
         <w:r>
           <w:rPr>
             <w:rFonts w:ascii="Times New Roman" w:cs="Times New Roman" w:eastAsia="Times New Roman" w:hAnsi="Times New Roman"/>
@@ -16497,7 +16692,7 @@
           <w:szCs w:val="24"/>
         </w:rPr>
       </w:pPr>
-      <w:hyperlink r:id="rId422">
+      <w:hyperlink r:id="rId426">
         <w:r>
           <w:rPr>
             <w:rFonts w:ascii="Times New Roman" w:cs="Times New Roman" w:eastAsia="Times New Roman" w:hAnsi="Times New Roman"/>
@@ -16512,7 +16707,7 @@
           <w:t xml:space="preserve">Meta, A. I. (2024b, December 6). </w:t>
         </w:r>
       </w:hyperlink>
-      <w:hyperlink r:id="rId423">
+      <w:hyperlink r:id="rId427">
         <w:r>
           <w:rPr>
             <w:rFonts w:ascii="Times New Roman" w:cs="Times New Roman" w:eastAsia="Times New Roman" w:hAnsi="Times New Roman"/>
@@ -16527,7 +16722,7 @@
           <w:t xml:space="preserve">Llama 3.3 70B: A multilingual instruction-tuned large language model</w:t>
         </w:r>
       </w:hyperlink>
-      <w:hyperlink r:id="rId424">
+      <w:hyperlink r:id="rId428">
         <w:r>
           <w:rPr>
             <w:rFonts w:ascii="Times New Roman" w:cs="Times New Roman" w:eastAsia="Times New Roman" w:hAnsi="Times New Roman"/>
@@ -16542,7 +16737,7 @@
           <w:t xml:space="preserve">. </w:t>
         </w:r>
       </w:hyperlink>
-      <w:hyperlink r:id="rId425">
+      <w:hyperlink r:id="rId429">
         <w:r>
           <w:rPr>
             <w:rFonts w:ascii="Times New Roman" w:cs="Times New Roman" w:eastAsia="Times New Roman" w:hAnsi="Times New Roman"/>
@@ -16589,7 +16784,7 @@
           <w:szCs w:val="24"/>
         </w:rPr>
       </w:pPr>
-      <w:hyperlink r:id="rId426">
+      <w:hyperlink r:id="rId430">
         <w:r>
           <w:rPr>
             <w:rFonts w:ascii="Times New Roman" w:cs="Times New Roman" w:eastAsia="Times New Roman" w:hAnsi="Times New Roman"/>
@@ -16604,7 +16799,7 @@
           <w:t xml:space="preserve">Meta Llama 3: The most capable openly available LLM to date</w:t>
         </w:r>
       </w:hyperlink>
-      <w:hyperlink r:id="rId427">
+      <w:hyperlink r:id="rId431">
         <w:r>
           <w:rPr>
             <w:rFonts w:ascii="Times New Roman" w:cs="Times New Roman" w:eastAsia="Times New Roman" w:hAnsi="Times New Roman"/>
@@ -16619,7 +16814,7 @@
           <w:t xml:space="preserve">. (n.d.). </w:t>
         </w:r>
       </w:hyperlink>
-      <w:hyperlink r:id="rId428">
+      <w:hyperlink r:id="rId432">
         <w:r>
           <w:rPr>
             <w:rFonts w:ascii="Times New Roman" w:cs="Times New Roman" w:eastAsia="Times New Roman" w:hAnsi="Times New Roman"/>
@@ -16666,7 +16861,7 @@
           <w:szCs w:val="24"/>
         </w:rPr>
       </w:pPr>
-      <w:hyperlink r:id="rId429">
+      <w:hyperlink r:id="rId433">
         <w:r>
           <w:rPr>
             <w:rFonts w:ascii="Times New Roman" w:cs="Times New Roman" w:eastAsia="Times New Roman" w:hAnsi="Times New Roman"/>
@@ -16681,7 +16876,7 @@
           <w:t xml:space="preserve">Microsoft Research. (2024). </w:t>
         </w:r>
       </w:hyperlink>
-      <w:hyperlink r:id="rId430">
+      <w:hyperlink r:id="rId434">
         <w:r>
           <w:rPr>
             <w:rFonts w:ascii="Times New Roman" w:cs="Times New Roman" w:eastAsia="Times New Roman" w:hAnsi="Times New Roman"/>
@@ -16696,7 +16891,7 @@
           <w:t xml:space="preserve">Phi-4 Technical Report</w:t>
         </w:r>
       </w:hyperlink>
-      <w:hyperlink r:id="rId431">
+      <w:hyperlink r:id="rId435">
         <w:r>
           <w:rPr>
             <w:rFonts w:ascii="Times New Roman" w:cs="Times New Roman" w:eastAsia="Times New Roman" w:hAnsi="Times New Roman"/>
@@ -16711,7 +16906,7 @@
           <w:t xml:space="preserve">. Microsoft Corporation. </w:t>
         </w:r>
       </w:hyperlink>
-      <w:hyperlink r:id="rId432">
+      <w:hyperlink r:id="rId436">
         <w:r>
           <w:rPr>
             <w:rFonts w:ascii="Times New Roman" w:cs="Times New Roman" w:eastAsia="Times New Roman" w:hAnsi="Times New Roman"/>
@@ -16758,7 +16953,7 @@
           <w:szCs w:val="24"/>
         </w:rPr>
       </w:pPr>
-      <w:hyperlink r:id="rId433">
+      <w:hyperlink r:id="rId437">
         <w:r>
           <w:rPr>
             <w:rFonts w:ascii="Times New Roman" w:cs="Times New Roman" w:eastAsia="Times New Roman" w:hAnsi="Times New Roman"/>
@@ -16773,7 +16968,7 @@
           <w:t xml:space="preserve">Mikolov, T. (2013). Efficient estimation of word representations in vector space. </w:t>
         </w:r>
       </w:hyperlink>
-      <w:hyperlink r:id="rId434">
+      <w:hyperlink r:id="rId438">
         <w:r>
           <w:rPr>
             <w:rFonts w:ascii="Times New Roman" w:cs="Times New Roman" w:eastAsia="Times New Roman" w:hAnsi="Times New Roman"/>
@@ -16788,7 +16983,7 @@
           <w:t xml:space="preserve">arXiv Preprint arXiv:1301.3781</w:t>
         </w:r>
       </w:hyperlink>
-      <w:hyperlink r:id="rId435">
+      <w:hyperlink r:id="rId439">
         <w:r>
           <w:rPr>
             <w:rFonts w:ascii="Times New Roman" w:cs="Times New Roman" w:eastAsia="Times New Roman" w:hAnsi="Times New Roman"/>
@@ -16803,7 +16998,7 @@
           <w:t xml:space="preserve">. </w:t>
         </w:r>
       </w:hyperlink>
-      <w:hyperlink r:id="rId436">
+      <w:hyperlink r:id="rId440">
         <w:r>
           <w:rPr>
             <w:rFonts w:ascii="Times New Roman" w:cs="Times New Roman" w:eastAsia="Times New Roman" w:hAnsi="Times New Roman"/>
@@ -16850,7 +17045,7 @@
           <w:szCs w:val="24"/>
         </w:rPr>
       </w:pPr>
-      <w:hyperlink r:id="rId437">
+      <w:hyperlink r:id="rId441">
         <w:r>
           <w:rPr>
             <w:rFonts w:ascii="Times New Roman" w:cs="Times New Roman" w:eastAsia="Times New Roman" w:hAnsi="Times New Roman"/>
@@ -16865,7 +17060,7 @@
           <w:t xml:space="preserve">Moch, H., Humphrey, P. A., Ulbright, T. M., &amp; Reuter, V. E. (Eds.). (2016). </w:t>
         </w:r>
       </w:hyperlink>
-      <w:hyperlink r:id="rId438">
+      <w:hyperlink r:id="rId442">
         <w:r>
           <w:rPr>
             <w:rFonts w:ascii="Times New Roman" w:cs="Times New Roman" w:eastAsia="Times New Roman" w:hAnsi="Times New Roman"/>
@@ -16880,7 +17075,7 @@
           <w:t xml:space="preserve">WHO Classification of Tumours of the Urinary System and Male Genital Organs</w:t>
         </w:r>
       </w:hyperlink>
-      <w:hyperlink r:id="rId439">
+      <w:hyperlink r:id="rId443">
         <w:r>
           <w:rPr>
             <w:rFonts w:ascii="Times New Roman" w:cs="Times New Roman" w:eastAsia="Times New Roman" w:hAnsi="Times New Roman"/>
@@ -16927,7 +17122,7 @@
           <w:szCs w:val="24"/>
         </w:rPr>
       </w:pPr>
-      <w:hyperlink r:id="rId440">
+      <w:hyperlink r:id="rId444">
         <w:r>
           <w:rPr>
             <w:rFonts w:ascii="Times New Roman" w:cs="Times New Roman" w:eastAsia="Times New Roman" w:hAnsi="Times New Roman"/>
@@ -16942,7 +17137,7 @@
           <w:t xml:space="preserve">Morris, J., Kuleshov, V., Shmatikov, V., &amp; Rush, A. (2023). Text embeddings reveal (almost) as much as text. </w:t>
         </w:r>
       </w:hyperlink>
-      <w:hyperlink r:id="rId441">
+      <w:hyperlink r:id="rId445">
         <w:r>
           <w:rPr>
             <w:rFonts w:ascii="Times New Roman" w:cs="Times New Roman" w:eastAsia="Times New Roman" w:hAnsi="Times New Roman"/>
@@ -16957,7 +17152,7 @@
           <w:t xml:space="preserve">Proceedings of the 2023 Conference on Empirical Methods in Natural Language Processing</w:t>
         </w:r>
       </w:hyperlink>
-      <w:hyperlink r:id="rId442">
+      <w:hyperlink r:id="rId446">
         <w:r>
           <w:rPr>
             <w:rFonts w:ascii="Times New Roman" w:cs="Times New Roman" w:eastAsia="Times New Roman" w:hAnsi="Times New Roman"/>
@@ -16972,7 +17167,7 @@
           <w:t xml:space="preserve">. Proceedings of the 2023 Conference on Empirical Methods in Natural Language Processing, Singapore. https://doi.org/</w:t>
         </w:r>
       </w:hyperlink>
-      <w:hyperlink r:id="rId443">
+      <w:hyperlink r:id="rId447">
         <w:r>
           <w:rPr>
             <w:rFonts w:ascii="Times New Roman" w:cs="Times New Roman" w:eastAsia="Times New Roman" w:hAnsi="Times New Roman"/>
@@ -17019,7 +17214,7 @@
           <w:szCs w:val="24"/>
         </w:rPr>
       </w:pPr>
-      <w:hyperlink r:id="rId444">
+      <w:hyperlink r:id="rId448">
         <w:r>
           <w:rPr>
             <w:rFonts w:ascii="Times New Roman" w:cs="Times New Roman" w:eastAsia="Times New Roman" w:hAnsi="Times New Roman"/>
@@ -17034,7 +17229,7 @@
           <w:t xml:space="preserve">Musto, C., Semeraro, G., de Gemmis, M., &amp; Lops, P. (2016). Learning word embeddings from Wikipedia for content-based recommender systems. In </w:t>
         </w:r>
       </w:hyperlink>
-      <w:hyperlink r:id="rId445">
+      <w:hyperlink r:id="rId449">
         <w:r>
           <w:rPr>
             <w:rFonts w:ascii="Times New Roman" w:cs="Times New Roman" w:eastAsia="Times New Roman" w:hAnsi="Times New Roman"/>
@@ -17049,7 +17244,7 @@
           <w:t xml:space="preserve">Lecture Notes in Computer Science</w:t>
         </w:r>
       </w:hyperlink>
-      <w:hyperlink r:id="rId446">
+      <w:hyperlink r:id="rId450">
         <w:r>
           <w:rPr>
             <w:rFonts w:ascii="Times New Roman" w:cs="Times New Roman" w:eastAsia="Times New Roman" w:hAnsi="Times New Roman"/>
@@ -17064,7 +17259,7 @@
           <w:t xml:space="preserve"> (pp. 729–734). Springer International Publishing. https://doi.org/</w:t>
         </w:r>
       </w:hyperlink>
-      <w:hyperlink r:id="rId447">
+      <w:hyperlink r:id="rId451">
         <w:r>
           <w:rPr>
             <w:rFonts w:ascii="Times New Roman" w:cs="Times New Roman" w:eastAsia="Times New Roman" w:hAnsi="Times New Roman"/>
@@ -17111,7 +17306,7 @@
           <w:szCs w:val="24"/>
         </w:rPr>
       </w:pPr>
-      <w:hyperlink r:id="rId448">
+      <w:hyperlink r:id="rId452">
         <w:r>
           <w:rPr>
             <w:rFonts w:ascii="Times New Roman" w:cs="Times New Roman" w:eastAsia="Times New Roman" w:hAnsi="Times New Roman"/>
@@ -17126,7 +17321,7 @@
           <w:t xml:space="preserve">National Institutes of Health Clinical Trials Registry</w:t>
         </w:r>
       </w:hyperlink>
-      <w:hyperlink r:id="rId449">
+      <w:hyperlink r:id="rId453">
         <w:r>
           <w:rPr>
             <w:rFonts w:ascii="Times New Roman" w:cs="Times New Roman" w:eastAsia="Times New Roman" w:hAnsi="Times New Roman"/>
@@ -17141,7 +17336,7 @@
           <w:t xml:space="preserve">. (n.d.). ClinicalTrials.gov. Retrieved August 26, 2024, from </w:t>
         </w:r>
       </w:hyperlink>
-      <w:hyperlink r:id="rId450">
+      <w:hyperlink r:id="rId454">
         <w:r>
           <w:rPr>
             <w:rFonts w:ascii="Times New Roman" w:cs="Times New Roman" w:eastAsia="Times New Roman" w:hAnsi="Times New Roman"/>
@@ -17188,7 +17383,7 @@
           <w:szCs w:val="24"/>
         </w:rPr>
       </w:pPr>
-      <w:hyperlink r:id="rId451">
+      <w:hyperlink r:id="rId455">
         <w:r>
           <w:rPr>
             <w:rFonts w:ascii="Times New Roman" w:cs="Times New Roman" w:eastAsia="Times New Roman" w:hAnsi="Times New Roman"/>
@@ -17203,7 +17398,7 @@
           <w:t xml:space="preserve">New embedding models and API updates</w:t>
         </w:r>
       </w:hyperlink>
-      <w:hyperlink r:id="rId452">
+      <w:hyperlink r:id="rId456">
         <w:r>
           <w:rPr>
             <w:rFonts w:ascii="Times New Roman" w:cs="Times New Roman" w:eastAsia="Times New Roman" w:hAnsi="Times New Roman"/>
@@ -17218,7 +17413,7 @@
           <w:t xml:space="preserve">. (n.d.). Retrieved September 4, 2024, from </w:t>
         </w:r>
       </w:hyperlink>
-      <w:hyperlink r:id="rId453">
+      <w:hyperlink r:id="rId457">
         <w:r>
           <w:rPr>
             <w:rFonts w:ascii="Times New Roman" w:cs="Times New Roman" w:eastAsia="Times New Roman" w:hAnsi="Times New Roman"/>
@@ -17265,7 +17460,7 @@
           <w:szCs w:val="24"/>
         </w:rPr>
       </w:pPr>
-      <w:hyperlink r:id="rId454">
+      <w:hyperlink r:id="rId458">
         <w:r>
           <w:rPr>
             <w:rFonts w:ascii="Times New Roman" w:cs="Times New Roman" w:eastAsia="Times New Roman" w:hAnsi="Times New Roman"/>
@@ -17280,7 +17475,7 @@
           <w:t xml:space="preserve">Ni, J., Qu, C., Lu, J., Dai, Z., Ábrego, G. H., Ma, J., Zhao, V. Y., Luan, Y., Hall, K. B., Chang, M.-W., &amp; Yang, Y. (2021a). </w:t>
         </w:r>
       </w:hyperlink>
-      <w:hyperlink r:id="rId455">
+      <w:hyperlink r:id="rId459">
         <w:r>
           <w:rPr>
             <w:rFonts w:ascii="Times New Roman" w:cs="Times New Roman" w:eastAsia="Times New Roman" w:hAnsi="Times New Roman"/>
@@ -17295,7 +17490,7 @@
           <w:t xml:space="preserve">gtr-t5-large</w:t>
         </w:r>
       </w:hyperlink>
-      <w:hyperlink r:id="rId456">
+      <w:hyperlink r:id="rId460">
         <w:r>
           <w:rPr>
             <w:rFonts w:ascii="Times New Roman" w:cs="Times New Roman" w:eastAsia="Times New Roman" w:hAnsi="Times New Roman"/>
@@ -17310,7 +17505,7 @@
           <w:t xml:space="preserve">. Hugging Face. </w:t>
         </w:r>
       </w:hyperlink>
-      <w:hyperlink r:id="rId457">
+      <w:hyperlink r:id="rId461">
         <w:r>
           <w:rPr>
             <w:rFonts w:ascii="Times New Roman" w:cs="Times New Roman" w:eastAsia="Times New Roman" w:hAnsi="Times New Roman"/>
@@ -17357,7 +17552,7 @@
           <w:szCs w:val="24"/>
         </w:rPr>
       </w:pPr>
-      <w:hyperlink r:id="rId458">
+      <w:hyperlink r:id="rId462">
         <w:r>
           <w:rPr>
             <w:rFonts w:ascii="Times New Roman" w:cs="Times New Roman" w:eastAsia="Times New Roman" w:hAnsi="Times New Roman"/>
@@ -17372,7 +17567,7 @@
           <w:t xml:space="preserve">Ni, J., Qu, C., Lu, J., Dai, Z., Ábrego, G. H., Ma, J., Zhao, V. Y., Luan, Y., Hall, K. B., Chang, M.-W., &amp; Yang, Y. (2021b). Large Dual Encoders Are Generalizable Retrievers. In </w:t>
         </w:r>
       </w:hyperlink>
-      <w:hyperlink r:id="rId459">
+      <w:hyperlink r:id="rId463">
         <w:r>
           <w:rPr>
             <w:rFonts w:ascii="Times New Roman" w:cs="Times New Roman" w:eastAsia="Times New Roman" w:hAnsi="Times New Roman"/>
@@ -17387,7 +17582,7 @@
           <w:t xml:space="preserve">arXiv [cs.IR]</w:t>
         </w:r>
       </w:hyperlink>
-      <w:hyperlink r:id="rId460">
+      <w:hyperlink r:id="rId464">
         <w:r>
           <w:rPr>
             <w:rFonts w:ascii="Times New Roman" w:cs="Times New Roman" w:eastAsia="Times New Roman" w:hAnsi="Times New Roman"/>
@@ -17402,7 +17597,7 @@
           <w:t xml:space="preserve">. arXiv. </w:t>
         </w:r>
       </w:hyperlink>
-      <w:hyperlink r:id="rId461">
+      <w:hyperlink r:id="rId465">
         <w:r>
           <w:rPr>
             <w:rFonts w:ascii="Times New Roman" w:cs="Times New Roman" w:eastAsia="Times New Roman" w:hAnsi="Times New Roman"/>
@@ -17449,7 +17644,7 @@
           <w:szCs w:val="24"/>
         </w:rPr>
       </w:pPr>
-      <w:hyperlink r:id="rId462">
+      <w:hyperlink r:id="rId466">
         <w:r>
           <w:rPr>
             <w:rFonts w:ascii="Times New Roman" w:cs="Times New Roman" w:eastAsia="Times New Roman" w:hAnsi="Times New Roman"/>
@@ -17464,7 +17659,7 @@
           <w:t xml:space="preserve">Nussbaum, Z., Morris, J. X., Duderstadt, B., &amp; Mulyar, A. (2024). Nomic embed: Training a reproducible long context text embedder. In </w:t>
         </w:r>
       </w:hyperlink>
-      <w:hyperlink r:id="rId463">
+      <w:hyperlink r:id="rId467">
         <w:r>
           <w:rPr>
             <w:rFonts w:ascii="Times New Roman" w:cs="Times New Roman" w:eastAsia="Times New Roman" w:hAnsi="Times New Roman"/>
@@ -17479,7 +17674,7 @@
           <w:t xml:space="preserve">arXiv [cs.CL]</w:t>
         </w:r>
       </w:hyperlink>
-      <w:hyperlink r:id="rId464">
+      <w:hyperlink r:id="rId468">
         <w:r>
           <w:rPr>
             <w:rFonts w:ascii="Times New Roman" w:cs="Times New Roman" w:eastAsia="Times New Roman" w:hAnsi="Times New Roman"/>
@@ -17494,7 +17689,7 @@
           <w:t xml:space="preserve">. https://doi.org/</w:t>
         </w:r>
       </w:hyperlink>
-      <w:hyperlink r:id="rId465">
+      <w:hyperlink r:id="rId469">
         <w:r>
           <w:rPr>
             <w:rFonts w:ascii="Times New Roman" w:cs="Times New Roman" w:eastAsia="Times New Roman" w:hAnsi="Times New Roman"/>
@@ -17541,7 +17736,7 @@
           <w:szCs w:val="24"/>
         </w:rPr>
       </w:pPr>
-      <w:hyperlink r:id="rId466">
+      <w:hyperlink r:id="rId470">
         <w:r>
           <w:rPr>
             <w:rFonts w:ascii="Times New Roman" w:cs="Times New Roman" w:eastAsia="Times New Roman" w:hAnsi="Times New Roman"/>
@@ -17556,7 +17751,7 @@
           <w:t xml:space="preserve">Ochoa, D., Hercules, A., Carmona, M., Suveges, D., Gonzalez-Uriarte, A., Malangone, C., Miranda, A., Fumis, L., Carvalho-Silva, D., Spitzer, M., Baker, J., Ferrer, J., Raies, A., Razuvayevskaya, O., Faulconbridge, A., Petsalaki, E., Mutowo, P., Machlitt-Northen, S., Peat, G., … McDonagh, E. M. (2021). Open Targets Platform: supporting systematic drug-target identification and prioritisation. </w:t>
         </w:r>
       </w:hyperlink>
-      <w:hyperlink r:id="rId467">
+      <w:hyperlink r:id="rId471">
         <w:r>
           <w:rPr>
             <w:rFonts w:ascii="Times New Roman" w:cs="Times New Roman" w:eastAsia="Times New Roman" w:hAnsi="Times New Roman"/>
@@ -17571,7 +17766,7 @@
           <w:t xml:space="preserve">Nucleic Acids Research</w:t>
         </w:r>
       </w:hyperlink>
-      <w:hyperlink r:id="rId468">
+      <w:hyperlink r:id="rId472">
         <w:r>
           <w:rPr>
             <w:rFonts w:ascii="Times New Roman" w:cs="Times New Roman" w:eastAsia="Times New Roman" w:hAnsi="Times New Roman"/>
@@ -17586,7 +17781,7 @@
           <w:t xml:space="preserve">, </w:t>
         </w:r>
       </w:hyperlink>
-      <w:hyperlink r:id="rId469">
+      <w:hyperlink r:id="rId473">
         <w:r>
           <w:rPr>
             <w:rFonts w:ascii="Times New Roman" w:cs="Times New Roman" w:eastAsia="Times New Roman" w:hAnsi="Times New Roman"/>
@@ -17601,7 +17796,7 @@
           <w:t xml:space="preserve">49</w:t>
         </w:r>
       </w:hyperlink>
-      <w:hyperlink r:id="rId470">
+      <w:hyperlink r:id="rId474">
         <w:r>
           <w:rPr>
             <w:rFonts w:ascii="Times New Roman" w:cs="Times New Roman" w:eastAsia="Times New Roman" w:hAnsi="Times New Roman"/>
@@ -17616,7 +17811,7 @@
           <w:t xml:space="preserve">(D1), D1302–D1310. https://doi.org/</w:t>
         </w:r>
       </w:hyperlink>
-      <w:hyperlink r:id="rId471">
+      <w:hyperlink r:id="rId475">
         <w:r>
           <w:rPr>
             <w:rFonts w:ascii="Times New Roman" w:cs="Times New Roman" w:eastAsia="Times New Roman" w:hAnsi="Times New Roman"/>
@@ -17663,7 +17858,7 @@
           <w:szCs w:val="24"/>
         </w:rPr>
       </w:pPr>
-      <w:hyperlink r:id="rId472">
+      <w:hyperlink r:id="rId476">
         <w:r>
           <w:rPr>
             <w:rFonts w:ascii="Times New Roman" w:cs="Times New Roman" w:eastAsia="Times New Roman" w:hAnsi="Times New Roman"/>
@@ -17678,7 +17873,7 @@
           <w:t xml:space="preserve">OpenAI, Achiam, J., Adler, S., Agarwal, S., Ahmad, L., Akkaya, I., Aleman, F. L., Almeida, D., Altenschmidt, J., Altman, S., Anadkat, S., Avila, R., Babuschkin, I., Balaji, S., Balcom, V., Baltescu, P., Bao, H., Bavarian, M., Belgum, J., … Zoph, B. (2023). GPT-4 Technical Report. In </w:t>
         </w:r>
       </w:hyperlink>
-      <w:hyperlink r:id="rId473">
+      <w:hyperlink r:id="rId477">
         <w:r>
           <w:rPr>
             <w:rFonts w:ascii="Times New Roman" w:cs="Times New Roman" w:eastAsia="Times New Roman" w:hAnsi="Times New Roman"/>
@@ -17693,7 +17888,7 @@
           <w:t xml:space="preserve">arXiv [cs.CL]</w:t>
         </w:r>
       </w:hyperlink>
-      <w:hyperlink r:id="rId474">
+      <w:hyperlink r:id="rId478">
         <w:r>
           <w:rPr>
             <w:rFonts w:ascii="Times New Roman" w:cs="Times New Roman" w:eastAsia="Times New Roman" w:hAnsi="Times New Roman"/>
@@ -17708,7 +17903,7 @@
           <w:t xml:space="preserve">. https://doi.org/</w:t>
         </w:r>
       </w:hyperlink>
-      <w:hyperlink r:id="rId475">
+      <w:hyperlink r:id="rId479">
         <w:r>
           <w:rPr>
             <w:rFonts w:ascii="Times New Roman" w:cs="Times New Roman" w:eastAsia="Times New Roman" w:hAnsi="Times New Roman"/>
@@ -17755,7 +17950,7 @@
           <w:szCs w:val="24"/>
         </w:rPr>
       </w:pPr>
-      <w:hyperlink r:id="rId476">
+      <w:hyperlink r:id="rId480">
         <w:r>
           <w:rPr>
             <w:rFonts w:ascii="Times New Roman" w:cs="Times New Roman" w:eastAsia="Times New Roman" w:hAnsi="Times New Roman"/>
@@ -17770,7 +17965,7 @@
           <w:t xml:space="preserve">Osborne, J. D., Flatow, J., Holko, M., Lin, S. M., Kibbe, W. A., Zhu, L. J., Danila, M. I., Feng, G., &amp; Chisholm, R. L. (2009). Annotating the human genome with Disease Ontology. </w:t>
         </w:r>
       </w:hyperlink>
-      <w:hyperlink r:id="rId477">
+      <w:hyperlink r:id="rId481">
         <w:r>
           <w:rPr>
             <w:rFonts w:ascii="Times New Roman" w:cs="Times New Roman" w:eastAsia="Times New Roman" w:hAnsi="Times New Roman"/>
@@ -17785,7 +17980,7 @@
           <w:t xml:space="preserve">BMC Genomics</w:t>
         </w:r>
       </w:hyperlink>
-      <w:hyperlink r:id="rId478">
+      <w:hyperlink r:id="rId482">
         <w:r>
           <w:rPr>
             <w:rFonts w:ascii="Times New Roman" w:cs="Times New Roman" w:eastAsia="Times New Roman" w:hAnsi="Times New Roman"/>
@@ -17800,7 +17995,7 @@
           <w:t xml:space="preserve">, </w:t>
         </w:r>
       </w:hyperlink>
-      <w:hyperlink r:id="rId479">
+      <w:hyperlink r:id="rId483">
         <w:r>
           <w:rPr>
             <w:rFonts w:ascii="Times New Roman" w:cs="Times New Roman" w:eastAsia="Times New Roman" w:hAnsi="Times New Roman"/>
@@ -17815,7 +18010,7 @@
           <w:t xml:space="preserve">10 Suppl 1</w:t>
         </w:r>
       </w:hyperlink>
-      <w:hyperlink r:id="rId480">
+      <w:hyperlink r:id="rId484">
         <w:r>
           <w:rPr>
             <w:rFonts w:ascii="Times New Roman" w:cs="Times New Roman" w:eastAsia="Times New Roman" w:hAnsi="Times New Roman"/>
@@ -17830,7 +18025,7 @@
           <w:t xml:space="preserve">(S1), S6. https://doi.org/</w:t>
         </w:r>
       </w:hyperlink>
-      <w:hyperlink r:id="rId481">
+      <w:hyperlink r:id="rId485">
         <w:r>
           <w:rPr>
             <w:rFonts w:ascii="Times New Roman" w:cs="Times New Roman" w:eastAsia="Times New Roman" w:hAnsi="Times New Roman"/>
@@ -17877,7 +18072,7 @@
           <w:szCs w:val="24"/>
         </w:rPr>
       </w:pPr>
-      <w:hyperlink r:id="rId482">
+      <w:hyperlink r:id="rId486">
         <w:r>
           <w:rPr>
             <w:rFonts w:ascii="Times New Roman" w:cs="Times New Roman" w:eastAsia="Times New Roman" w:hAnsi="Times New Roman"/>
@@ -17892,7 +18087,7 @@
           <w:t xml:space="preserve">Pande, A., &amp; Ahuja, V. (2017). WEAC: Word embeddings for anomaly classification from event logs. </w:t>
         </w:r>
       </w:hyperlink>
-      <w:hyperlink r:id="rId483">
+      <w:hyperlink r:id="rId487">
         <w:r>
           <w:rPr>
             <w:rFonts w:ascii="Times New Roman" w:cs="Times New Roman" w:eastAsia="Times New Roman" w:hAnsi="Times New Roman"/>
@@ -17907,7 +18102,7 @@
           <w:t xml:space="preserve">2017 IEEE International Conference on Big Data (Big Data)</w:t>
         </w:r>
       </w:hyperlink>
-      <w:hyperlink r:id="rId484">
+      <w:hyperlink r:id="rId488">
         <w:r>
           <w:rPr>
             <w:rFonts w:ascii="Times New Roman" w:cs="Times New Roman" w:eastAsia="Times New Roman" w:hAnsi="Times New Roman"/>
@@ -17922,7 +18117,7 @@
           <w:t xml:space="preserve">, 1095–1100. https://doi.org/</w:t>
         </w:r>
       </w:hyperlink>
-      <w:hyperlink r:id="rId485">
+      <w:hyperlink r:id="rId489">
         <w:r>
           <w:rPr>
             <w:rFonts w:ascii="Times New Roman" w:cs="Times New Roman" w:eastAsia="Times New Roman" w:hAnsi="Times New Roman"/>
@@ -17969,7 +18164,7 @@
           <w:szCs w:val="24"/>
         </w:rPr>
       </w:pPr>
-      <w:hyperlink r:id="rId486">
+      <w:hyperlink r:id="rId490">
         <w:r>
           <w:rPr>
             <w:rFonts w:ascii="Times New Roman" w:cs="Times New Roman" w:eastAsia="Times New Roman" w:hAnsi="Times New Roman"/>
@@ -17984,7 +18179,7 @@
           <w:t xml:space="preserve">Pennington, J., Socher, R., &amp; Manning, C. D. (2014). GloVe: Global Vectors for Word Representation. In A. M. B. P. Daelemans (Ed.), </w:t>
         </w:r>
       </w:hyperlink>
-      <w:hyperlink r:id="rId487">
+      <w:hyperlink r:id="rId491">
         <w:r>
           <w:rPr>
             <w:rFonts w:ascii="Times New Roman" w:cs="Times New Roman" w:eastAsia="Times New Roman" w:hAnsi="Times New Roman"/>
@@ -17999,7 +18194,7 @@
           <w:t xml:space="preserve">Proceedings of the 2014 Conference on Empirical Methods in Natural Language Processing (EMNLP)</w:t>
         </w:r>
       </w:hyperlink>
-      <w:hyperlink r:id="rId488">
+      <w:hyperlink r:id="rId492">
         <w:r>
           <w:rPr>
             <w:rFonts w:ascii="Times New Roman" w:cs="Times New Roman" w:eastAsia="Times New Roman" w:hAnsi="Times New Roman"/>
@@ -18014,7 +18209,7 @@
           <w:t xml:space="preserve"> (pp. 1532–1543). Association for Computational Linguistics. https://doi.org/</w:t>
         </w:r>
       </w:hyperlink>
-      <w:hyperlink r:id="rId489">
+      <w:hyperlink r:id="rId493">
         <w:r>
           <w:rPr>
             <w:rFonts w:ascii="Times New Roman" w:cs="Times New Roman" w:eastAsia="Times New Roman" w:hAnsi="Times New Roman"/>
@@ -18061,7 +18256,7 @@
           <w:szCs w:val="24"/>
         </w:rPr>
       </w:pPr>
-      <w:hyperlink r:id="rId490">
+      <w:hyperlink r:id="rId494">
         <w:r>
           <w:rPr>
             <w:rFonts w:ascii="Times New Roman" w:cs="Times New Roman" w:eastAsia="Times New Roman" w:hAnsi="Times New Roman"/>
@@ -18076,7 +18271,7 @@
           <w:t xml:space="preserve">Phi-4 is a 14B parameter, state-of-the-art open model from Microsoft</w:t>
         </w:r>
       </w:hyperlink>
-      <w:hyperlink r:id="rId491">
+      <w:hyperlink r:id="rId495">
         <w:r>
           <w:rPr>
             <w:rFonts w:ascii="Times New Roman" w:cs="Times New Roman" w:eastAsia="Times New Roman" w:hAnsi="Times New Roman"/>
@@ -18091,7 +18286,7 @@
           <w:t xml:space="preserve">. (n.d.). Ollama. </w:t>
         </w:r>
       </w:hyperlink>
-      <w:hyperlink r:id="rId492">
+      <w:hyperlink r:id="rId496">
         <w:r>
           <w:rPr>
             <w:rFonts w:ascii="Times New Roman" w:cs="Times New Roman" w:eastAsia="Times New Roman" w:hAnsi="Times New Roman"/>
@@ -18138,7 +18333,7 @@
           <w:szCs w:val="24"/>
         </w:rPr>
       </w:pPr>
-      <w:hyperlink r:id="rId493">
+      <w:hyperlink r:id="rId497">
         <w:r>
           <w:rPr>
             <w:rFonts w:ascii="Times New Roman" w:cs="Times New Roman" w:eastAsia="Times New Roman" w:hAnsi="Times New Roman"/>
@@ -18153,7 +18348,7 @@
           <w:t xml:space="preserve">Popovski, G., Paudel, B., Eftimov, T., &amp; Seljak, B. K. (2019). Exploring a standardized language for describing foods using embedding techniques. </w:t>
         </w:r>
       </w:hyperlink>
-      <w:hyperlink r:id="rId494">
+      <w:hyperlink r:id="rId498">
         <w:r>
           <w:rPr>
             <w:rFonts w:ascii="Times New Roman" w:cs="Times New Roman" w:eastAsia="Times New Roman" w:hAnsi="Times New Roman"/>
@@ -18168,7 +18363,7 @@
           <w:t xml:space="preserve">2019 IEEE International Conference on Big Data (Big Data)</w:t>
         </w:r>
       </w:hyperlink>
-      <w:hyperlink r:id="rId495">
+      <w:hyperlink r:id="rId499">
         <w:r>
           <w:rPr>
             <w:rFonts w:ascii="Times New Roman" w:cs="Times New Roman" w:eastAsia="Times New Roman" w:hAnsi="Times New Roman"/>
@@ -18183,7 +18378,7 @@
           <w:t xml:space="preserve">, 5172–5176. https://doi.org/</w:t>
         </w:r>
       </w:hyperlink>
-      <w:hyperlink r:id="rId496">
+      <w:hyperlink r:id="rId500">
         <w:r>
           <w:rPr>
             <w:rFonts w:ascii="Times New Roman" w:cs="Times New Roman" w:eastAsia="Times New Roman" w:hAnsi="Times New Roman"/>
@@ -18230,7 +18425,7 @@
           <w:szCs w:val="24"/>
         </w:rPr>
       </w:pPr>
-      <w:hyperlink r:id="rId497">
+      <w:hyperlink r:id="rId501">
         <w:r>
           <w:rPr>
             <w:rFonts w:ascii="Times New Roman" w:cs="Times New Roman" w:eastAsia="Times New Roman" w:hAnsi="Times New Roman"/>
@@ -18245,7 +18440,7 @@
           <w:t xml:space="preserve">Radford, A., Narasimhan, K., Salimans, T., &amp; Sutskever, I. (2018). </w:t>
         </w:r>
       </w:hyperlink>
-      <w:hyperlink r:id="rId498">
+      <w:hyperlink r:id="rId502">
         <w:r>
           <w:rPr>
             <w:rFonts w:ascii="Times New Roman" w:cs="Times New Roman" w:eastAsia="Times New Roman" w:hAnsi="Times New Roman"/>
@@ -18260,7 +18455,7 @@
           <w:t xml:space="preserve">Improving Language Understanding by Generative Pre-Training</w:t>
         </w:r>
       </w:hyperlink>
-      <w:hyperlink r:id="rId499">
+      <w:hyperlink r:id="rId503">
         <w:r>
           <w:rPr>
             <w:rFonts w:ascii="Times New Roman" w:cs="Times New Roman" w:eastAsia="Times New Roman" w:hAnsi="Times New Roman"/>
@@ -18307,7 +18502,7 @@
           <w:szCs w:val="24"/>
         </w:rPr>
       </w:pPr>
-      <w:hyperlink r:id="rId500">
+      <w:hyperlink r:id="rId504">
         <w:r>
           <w:rPr>
             <w:rFonts w:ascii="Times New Roman" w:cs="Times New Roman" w:eastAsia="Times New Roman" w:hAnsi="Times New Roman"/>
@@ -18322,7 +18517,7 @@
           <w:t xml:space="preserve">Raval, S. (n.d.). </w:t>
         </w:r>
       </w:hyperlink>
-      <w:hyperlink r:id="rId501">
+      <w:hyperlink r:id="rId505">
         <w:r>
           <w:rPr>
             <w:rFonts w:ascii="Times New Roman" w:cs="Times New Roman" w:eastAsia="Times New Roman" w:hAnsi="Times New Roman"/>
@@ -18337,7 +18532,7 @@
           <w:t xml:space="preserve">MedLlama2: Fine-tuned Llama 2 model to answer medical questions based on an open source medical dataset</w:t>
         </w:r>
       </w:hyperlink>
-      <w:hyperlink r:id="rId502">
+      <w:hyperlink r:id="rId506">
         <w:r>
           <w:rPr>
             <w:rFonts w:ascii="Times New Roman" w:cs="Times New Roman" w:eastAsia="Times New Roman" w:hAnsi="Times New Roman"/>
@@ -18352,7 +18547,7 @@
           <w:t xml:space="preserve">. </w:t>
         </w:r>
       </w:hyperlink>
-      <w:hyperlink r:id="rId503">
+      <w:hyperlink r:id="rId507">
         <w:r>
           <w:rPr>
             <w:rFonts w:ascii="Times New Roman" w:cs="Times New Roman" w:eastAsia="Times New Roman" w:hAnsi="Times New Roman"/>
@@ -18399,7 +18594,7 @@
           <w:szCs w:val="24"/>
         </w:rPr>
       </w:pPr>
-      <w:hyperlink r:id="rId504">
+      <w:hyperlink r:id="rId508">
         <w:r>
           <w:rPr>
             <w:rFonts w:ascii="Times New Roman" w:cs="Times New Roman" w:eastAsia="Times New Roman" w:hAnsi="Times New Roman"/>
@@ -18414,7 +18609,7 @@
           <w:t xml:space="preserve">R Core Team (2024). (n.d.). </w:t>
         </w:r>
       </w:hyperlink>
-      <w:hyperlink r:id="rId505">
+      <w:hyperlink r:id="rId509">
         <w:r>
           <w:rPr>
             <w:rFonts w:ascii="Times New Roman" w:cs="Times New Roman" w:eastAsia="Times New Roman" w:hAnsi="Times New Roman"/>
@@ -18429,7 +18624,7 @@
           <w:t xml:space="preserve">R: A Language and Environment for Statistical Computing</w:t>
         </w:r>
       </w:hyperlink>
-      <w:hyperlink r:id="rId506">
+      <w:hyperlink r:id="rId510">
         <w:r>
           <w:rPr>
             <w:rFonts w:ascii="Times New Roman" w:cs="Times New Roman" w:eastAsia="Times New Roman" w:hAnsi="Times New Roman"/>
@@ -18444,7 +18639,7 @@
           <w:t xml:space="preserve">. </w:t>
         </w:r>
       </w:hyperlink>
-      <w:hyperlink r:id="rId507">
+      <w:hyperlink r:id="rId511">
         <w:r>
           <w:rPr>
             <w:rFonts w:ascii="Times New Roman" w:cs="Times New Roman" w:eastAsia="Times New Roman" w:hAnsi="Times New Roman"/>
@@ -18459,7 +18654,7 @@
           <w:t xml:space="preserve">R Foundation for Statistical Computing, </w:t>
         </w:r>
       </w:hyperlink>
-      <w:hyperlink r:id="rId508">
+      <w:hyperlink r:id="rId512">
         <w:r>
           <w:rPr>
             <w:rFonts w:ascii="Times New Roman" w:cs="Times New Roman" w:eastAsia="Times New Roman" w:hAnsi="Times New Roman"/>
@@ -18474,7 +18669,7 @@
           <w:t xml:space="preserve">Vienna, Austria. </w:t>
         </w:r>
       </w:hyperlink>
-      <w:hyperlink r:id="rId509">
+      <w:hyperlink r:id="rId513">
         <w:r>
           <w:rPr>
             <w:rFonts w:ascii="Times New Roman" w:cs="Times New Roman" w:eastAsia="Times New Roman" w:hAnsi="Times New Roman"/>
@@ -18521,7 +18716,7 @@
           <w:szCs w:val="24"/>
         </w:rPr>
       </w:pPr>
-      <w:hyperlink r:id="rId510">
+      <w:hyperlink r:id="rId514">
         <w:r>
           <w:rPr>
             <w:rFonts w:ascii="Times New Roman" w:cs="Times New Roman" w:eastAsia="Times New Roman" w:hAnsi="Times New Roman"/>
@@ -18536,7 +18731,7 @@
           <w:t xml:space="preserve">Renfro, L. A., Ji, L., Piao, J., Onar-Thomas, A., Kairalla, J. A., &amp; Alonzo, T. A. (2019). Trial Design Challenges and Approaches for Precision Oncology in Rare Tumors: Experiences of the Children’s Oncology Group. </w:t>
         </w:r>
       </w:hyperlink>
-      <w:hyperlink r:id="rId511">
+      <w:hyperlink r:id="rId515">
         <w:r>
           <w:rPr>
             <w:rFonts w:ascii="Times New Roman" w:cs="Times New Roman" w:eastAsia="Times New Roman" w:hAnsi="Times New Roman"/>
@@ -18551,7 +18746,7 @@
           <w:t xml:space="preserve">JCO Precision Oncology</w:t>
         </w:r>
       </w:hyperlink>
-      <w:hyperlink r:id="rId512">
+      <w:hyperlink r:id="rId516">
         <w:r>
           <w:rPr>
             <w:rFonts w:ascii="Times New Roman" w:cs="Times New Roman" w:eastAsia="Times New Roman" w:hAnsi="Times New Roman"/>
@@ -18566,7 +18761,7 @@
           <w:t xml:space="preserve">, </w:t>
         </w:r>
       </w:hyperlink>
-      <w:hyperlink r:id="rId513">
+      <w:hyperlink r:id="rId517">
         <w:r>
           <w:rPr>
             <w:rFonts w:ascii="Times New Roman" w:cs="Times New Roman" w:eastAsia="Times New Roman" w:hAnsi="Times New Roman"/>
@@ -18581,7 +18776,7 @@
           <w:t xml:space="preserve">3</w:t>
         </w:r>
       </w:hyperlink>
-      <w:hyperlink r:id="rId514">
+      <w:hyperlink r:id="rId518">
         <w:r>
           <w:rPr>
             <w:rFonts w:ascii="Times New Roman" w:cs="Times New Roman" w:eastAsia="Times New Roman" w:hAnsi="Times New Roman"/>
@@ -18596,7 +18791,7 @@
           <w:t xml:space="preserve">. https://doi.org/</w:t>
         </w:r>
       </w:hyperlink>
-      <w:hyperlink r:id="rId515">
+      <w:hyperlink r:id="rId519">
         <w:r>
           <w:rPr>
             <w:rFonts w:ascii="Times New Roman" w:cs="Times New Roman" w:eastAsia="Times New Roman" w:hAnsi="Times New Roman"/>
@@ -18643,7 +18838,7 @@
           <w:szCs w:val="24"/>
         </w:rPr>
       </w:pPr>
-      <w:hyperlink r:id="rId516">
+      <w:hyperlink r:id="rId520">
         <w:r>
           <w:rPr>
             <w:rFonts w:ascii="Times New Roman" w:cs="Times New Roman" w:eastAsia="Times New Roman" w:hAnsi="Times New Roman"/>
@@ -18658,7 +18853,7 @@
           <w:t xml:space="preserve">Rivers, Z., Hyde, B., Ronski, K., Stearns, D., Toll, S., Ritt, K., Cooney, M., Nimeiri, H., Federman, N., &amp; Kaneva, K. (2023). Exploring Barriers to Pediatric Cancer Clinical Trials: The Role of a Networked, Just-in-Time Study Program. </w:t>
         </w:r>
       </w:hyperlink>
-      <w:hyperlink r:id="rId517">
+      <w:hyperlink r:id="rId521">
         <w:r>
           <w:rPr>
             <w:rFonts w:ascii="Times New Roman" w:cs="Times New Roman" w:eastAsia="Times New Roman" w:hAnsi="Times New Roman"/>
@@ -18673,7 +18868,7 @@
           <w:t xml:space="preserve">Clinical Therapeutics</w:t>
         </w:r>
       </w:hyperlink>
-      <w:hyperlink r:id="rId518">
+      <w:hyperlink r:id="rId522">
         <w:r>
           <w:rPr>
             <w:rFonts w:ascii="Times New Roman" w:cs="Times New Roman" w:eastAsia="Times New Roman" w:hAnsi="Times New Roman"/>
@@ -18688,7 +18883,7 @@
           <w:t xml:space="preserve">, </w:t>
         </w:r>
       </w:hyperlink>
-      <w:hyperlink r:id="rId519">
+      <w:hyperlink r:id="rId523">
         <w:r>
           <w:rPr>
             <w:rFonts w:ascii="Times New Roman" w:cs="Times New Roman" w:eastAsia="Times New Roman" w:hAnsi="Times New Roman"/>
@@ -18703,7 +18898,7 @@
           <w:t xml:space="preserve">45</w:t>
         </w:r>
       </w:hyperlink>
-      <w:hyperlink r:id="rId520">
+      <w:hyperlink r:id="rId524">
         <w:r>
           <w:rPr>
             <w:rFonts w:ascii="Times New Roman" w:cs="Times New Roman" w:eastAsia="Times New Roman" w:hAnsi="Times New Roman"/>
@@ -18718,7 +18913,7 @@
           <w:t xml:space="preserve">(11), 1148–1150. https://doi.org/</w:t>
         </w:r>
       </w:hyperlink>
-      <w:hyperlink r:id="rId521">
+      <w:hyperlink r:id="rId525">
         <w:r>
           <w:rPr>
             <w:rFonts w:ascii="Times New Roman" w:cs="Times New Roman" w:eastAsia="Times New Roman" w:hAnsi="Times New Roman"/>
@@ -18765,7 +18960,7 @@
           <w:szCs w:val="24"/>
         </w:rPr>
       </w:pPr>
-      <w:hyperlink r:id="rId522">
+      <w:hyperlink r:id="rId526">
         <w:r>
           <w:rPr>
             <w:rFonts w:ascii="Times New Roman" w:cs="Times New Roman" w:eastAsia="Times New Roman" w:hAnsi="Times New Roman"/>
@@ -18780,7 +18975,7 @@
           <w:t xml:space="preserve">Schriml, L. M., Arze, C., Nadendla, S., Chang, Y.-W. W., Mazaitis, M., Felix, V., Feng, G., &amp; Kibbe, W. A. (2012). Disease Ontology: a backbone for disease semantic integration. </w:t>
         </w:r>
       </w:hyperlink>
-      <w:hyperlink r:id="rId523">
+      <w:hyperlink r:id="rId527">
         <w:r>
           <w:rPr>
             <w:rFonts w:ascii="Times New Roman" w:cs="Times New Roman" w:eastAsia="Times New Roman" w:hAnsi="Times New Roman"/>
@@ -18795,7 +18990,7 @@
           <w:t xml:space="preserve">Nucleic Acids Research</w:t>
         </w:r>
       </w:hyperlink>
-      <w:hyperlink r:id="rId524">
+      <w:hyperlink r:id="rId528">
         <w:r>
           <w:rPr>
             <w:rFonts w:ascii="Times New Roman" w:cs="Times New Roman" w:eastAsia="Times New Roman" w:hAnsi="Times New Roman"/>
@@ -18810,7 +19005,7 @@
           <w:t xml:space="preserve">, </w:t>
         </w:r>
       </w:hyperlink>
-      <w:hyperlink r:id="rId525">
+      <w:hyperlink r:id="rId529">
         <w:r>
           <w:rPr>
             <w:rFonts w:ascii="Times New Roman" w:cs="Times New Roman" w:eastAsia="Times New Roman" w:hAnsi="Times New Roman"/>
@@ -18825,7 +19020,7 @@
           <w:t xml:space="preserve">40</w:t>
         </w:r>
       </w:hyperlink>
-      <w:hyperlink r:id="rId526">
+      <w:hyperlink r:id="rId530">
         <w:r>
           <w:rPr>
             <w:rFonts w:ascii="Times New Roman" w:cs="Times New Roman" w:eastAsia="Times New Roman" w:hAnsi="Times New Roman"/>
@@ -18840,7 +19035,7 @@
           <w:t xml:space="preserve">(Database issue), D940–D946. https://doi.org/</w:t>
         </w:r>
       </w:hyperlink>
-      <w:hyperlink r:id="rId527">
+      <w:hyperlink r:id="rId531">
         <w:r>
           <w:rPr>
             <w:rFonts w:ascii="Times New Roman" w:cs="Times New Roman" w:eastAsia="Times New Roman" w:hAnsi="Times New Roman"/>
@@ -18887,7 +19082,7 @@
           <w:szCs w:val="24"/>
         </w:rPr>
       </w:pPr>
-      <w:hyperlink r:id="rId528">
+      <w:hyperlink r:id="rId532">
         <w:r>
           <w:rPr>
             <w:rFonts w:ascii="Times New Roman" w:cs="Times New Roman" w:eastAsia="Times New Roman" w:hAnsi="Times New Roman"/>
@@ -18902,7 +19097,7 @@
           <w:t xml:space="preserve">Schriml, L. M., Lichenstein, R., Bisordi, K., Bearer, C., Baron, J. A., &amp; Greene, C. (2023). Modeling the enigma of complex disease etiology. </w:t>
         </w:r>
       </w:hyperlink>
-      <w:hyperlink r:id="rId529">
+      <w:hyperlink r:id="rId533">
         <w:r>
           <w:rPr>
             <w:rFonts w:ascii="Times New Roman" w:cs="Times New Roman" w:eastAsia="Times New Roman" w:hAnsi="Times New Roman"/>
@@ -18917,7 +19112,7 @@
           <w:t xml:space="preserve">Journal of Translational Medicine</w:t>
         </w:r>
       </w:hyperlink>
-      <w:hyperlink r:id="rId530">
+      <w:hyperlink r:id="rId534">
         <w:r>
           <w:rPr>
             <w:rFonts w:ascii="Times New Roman" w:cs="Times New Roman" w:eastAsia="Times New Roman" w:hAnsi="Times New Roman"/>
@@ -18932,7 +19127,7 @@
           <w:t xml:space="preserve">, </w:t>
         </w:r>
       </w:hyperlink>
-      <w:hyperlink r:id="rId531">
+      <w:hyperlink r:id="rId535">
         <w:r>
           <w:rPr>
             <w:rFonts w:ascii="Times New Roman" w:cs="Times New Roman" w:eastAsia="Times New Roman" w:hAnsi="Times New Roman"/>
@@ -18947,7 +19142,7 @@
           <w:t xml:space="preserve">21</w:t>
         </w:r>
       </w:hyperlink>
-      <w:hyperlink r:id="rId532">
+      <w:hyperlink r:id="rId536">
         <w:r>
           <w:rPr>
             <w:rFonts w:ascii="Times New Roman" w:cs="Times New Roman" w:eastAsia="Times New Roman" w:hAnsi="Times New Roman"/>
@@ -18962,7 +19157,7 @@
           <w:t xml:space="preserve">(1), 148. https://doi.org/</w:t>
         </w:r>
       </w:hyperlink>
-      <w:hyperlink r:id="rId533">
+      <w:hyperlink r:id="rId537">
         <w:r>
           <w:rPr>
             <w:rFonts w:ascii="Times New Roman" w:cs="Times New Roman" w:eastAsia="Times New Roman" w:hAnsi="Times New Roman"/>
@@ -19009,7 +19204,7 @@
           <w:szCs w:val="24"/>
         </w:rPr>
       </w:pPr>
-      <w:hyperlink r:id="rId534">
+      <w:hyperlink r:id="rId538">
         <w:r>
           <w:rPr>
             <w:rFonts w:ascii="Times New Roman" w:cs="Times New Roman" w:eastAsia="Times New Roman" w:hAnsi="Times New Roman"/>
@@ -19024,7 +19219,7 @@
           <w:t xml:space="preserve">Schriml, L. M., &amp; Mitraka, E. (2015). The Disease Ontology: fostering interoperability between biological and clinical human disease-related data. </w:t>
         </w:r>
       </w:hyperlink>
-      <w:hyperlink r:id="rId535">
+      <w:hyperlink r:id="rId539">
         <w:r>
           <w:rPr>
             <w:rFonts w:ascii="Times New Roman" w:cs="Times New Roman" w:eastAsia="Times New Roman" w:hAnsi="Times New Roman"/>
@@ -19039,7 +19234,7 @@
           <w:t xml:space="preserve">Mammalian Genome: Official Journal of the International Mammalian Genome Society</w:t>
         </w:r>
       </w:hyperlink>
-      <w:hyperlink r:id="rId536">
+      <w:hyperlink r:id="rId540">
         <w:r>
           <w:rPr>
             <w:rFonts w:ascii="Times New Roman" w:cs="Times New Roman" w:eastAsia="Times New Roman" w:hAnsi="Times New Roman"/>
@@ -19054,7 +19249,7 @@
           <w:t xml:space="preserve">, </w:t>
         </w:r>
       </w:hyperlink>
-      <w:hyperlink r:id="rId537">
+      <w:hyperlink r:id="rId541">
         <w:r>
           <w:rPr>
             <w:rFonts w:ascii="Times New Roman" w:cs="Times New Roman" w:eastAsia="Times New Roman" w:hAnsi="Times New Roman"/>
@@ -19069,7 +19264,7 @@
           <w:t xml:space="preserve">26</w:t>
         </w:r>
       </w:hyperlink>
-      <w:hyperlink r:id="rId538">
+      <w:hyperlink r:id="rId542">
         <w:r>
           <w:rPr>
             <w:rFonts w:ascii="Times New Roman" w:cs="Times New Roman" w:eastAsia="Times New Roman" w:hAnsi="Times New Roman"/>
@@ -19084,7 +19279,7 @@
           <w:t xml:space="preserve">(9-10), 584–589. https://doi.org/</w:t>
         </w:r>
       </w:hyperlink>
-      <w:hyperlink r:id="rId539">
+      <w:hyperlink r:id="rId543">
         <w:r>
           <w:rPr>
             <w:rFonts w:ascii="Times New Roman" w:cs="Times New Roman" w:eastAsia="Times New Roman" w:hAnsi="Times New Roman"/>
@@ -19131,7 +19326,7 @@
           <w:szCs w:val="24"/>
         </w:rPr>
       </w:pPr>
-      <w:hyperlink r:id="rId540">
+      <w:hyperlink r:id="rId544">
         <w:r>
           <w:rPr>
             <w:rFonts w:ascii="Times New Roman" w:cs="Times New Roman" w:eastAsia="Times New Roman" w:hAnsi="Times New Roman"/>
@@ -19146,7 +19341,7 @@
           <w:t xml:space="preserve">Schriml, L. M., Mitraka, E., Munro, J., Tauber, B., Schor, M., Nickle, L., Felix, V., Jeng, L., Bearer, C., Lichenstein, R., Bisordi, K., Campion, N., Hyman, B., Kurland, D., Oates, C. P., Kibbey, S., Sreekumar, P., Le, C., Giglio, M., &amp; Greene, C. (2019). Human Disease Ontology 2018 update: classification, content and workflow expansion. </w:t>
         </w:r>
       </w:hyperlink>
-      <w:hyperlink r:id="rId541">
+      <w:hyperlink r:id="rId545">
         <w:r>
           <w:rPr>
             <w:rFonts w:ascii="Times New Roman" w:cs="Times New Roman" w:eastAsia="Times New Roman" w:hAnsi="Times New Roman"/>
@@ -19161,7 +19356,7 @@
           <w:t xml:space="preserve">Nucleic Acids Research</w:t>
         </w:r>
       </w:hyperlink>
-      <w:hyperlink r:id="rId542">
+      <w:hyperlink r:id="rId546">
         <w:r>
           <w:rPr>
             <w:rFonts w:ascii="Times New Roman" w:cs="Times New Roman" w:eastAsia="Times New Roman" w:hAnsi="Times New Roman"/>
@@ -19176,7 +19371,7 @@
           <w:t xml:space="preserve">, </w:t>
         </w:r>
       </w:hyperlink>
-      <w:hyperlink r:id="rId543">
+      <w:hyperlink r:id="rId547">
         <w:r>
           <w:rPr>
             <w:rFonts w:ascii="Times New Roman" w:cs="Times New Roman" w:eastAsia="Times New Roman" w:hAnsi="Times New Roman"/>
@@ -19191,7 +19386,7 @@
           <w:t xml:space="preserve">47</w:t>
         </w:r>
       </w:hyperlink>
-      <w:hyperlink r:id="rId544">
+      <w:hyperlink r:id="rId548">
         <w:r>
           <w:rPr>
             <w:rFonts w:ascii="Times New Roman" w:cs="Times New Roman" w:eastAsia="Times New Roman" w:hAnsi="Times New Roman"/>
@@ -19206,7 +19401,7 @@
           <w:t xml:space="preserve">(D1), D955–D962. https://doi.org/</w:t>
         </w:r>
       </w:hyperlink>
-      <w:hyperlink r:id="rId545">
+      <w:hyperlink r:id="rId549">
         <w:r>
           <w:rPr>
             <w:rFonts w:ascii="Times New Roman" w:cs="Times New Roman" w:eastAsia="Times New Roman" w:hAnsi="Times New Roman"/>
@@ -19253,7 +19448,7 @@
           <w:szCs w:val="24"/>
         </w:rPr>
       </w:pPr>
-      <w:hyperlink r:id="rId546">
+      <w:hyperlink r:id="rId550">
         <w:r>
           <w:rPr>
             <w:rFonts w:ascii="Times New Roman" w:cs="Times New Roman" w:eastAsia="Times New Roman" w:hAnsi="Times New Roman"/>
@@ -19268,7 +19463,7 @@
           <w:t xml:space="preserve">Schriml, L. M., Munro, J. B., Schor, M., Olley, D., McCracken, C., Felix, V., Baron, J. A., Jackson, R., Bello, S. M., Bearer, C., Lichenstein, R., Bisordi, K., Dialo, N. C., Giglio, M., &amp; Greene, C. (2022). The Human Disease Ontology 2022 update. </w:t>
         </w:r>
       </w:hyperlink>
-      <w:hyperlink r:id="rId547">
+      <w:hyperlink r:id="rId551">
         <w:r>
           <w:rPr>
             <w:rFonts w:ascii="Times New Roman" w:cs="Times New Roman" w:eastAsia="Times New Roman" w:hAnsi="Times New Roman"/>
@@ -19283,7 +19478,7 @@
           <w:t xml:space="preserve">Nucleic Acids Research</w:t>
         </w:r>
       </w:hyperlink>
-      <w:hyperlink r:id="rId548">
+      <w:hyperlink r:id="rId552">
         <w:r>
           <w:rPr>
             <w:rFonts w:ascii="Times New Roman" w:cs="Times New Roman" w:eastAsia="Times New Roman" w:hAnsi="Times New Roman"/>
@@ -19298,7 +19493,7 @@
           <w:t xml:space="preserve">, </w:t>
         </w:r>
       </w:hyperlink>
-      <w:hyperlink r:id="rId549">
+      <w:hyperlink r:id="rId553">
         <w:r>
           <w:rPr>
             <w:rFonts w:ascii="Times New Roman" w:cs="Times New Roman" w:eastAsia="Times New Roman" w:hAnsi="Times New Roman"/>
@@ -19313,7 +19508,7 @@
           <w:t xml:space="preserve">50</w:t>
         </w:r>
       </w:hyperlink>
-      <w:hyperlink r:id="rId550">
+      <w:hyperlink r:id="rId554">
         <w:r>
           <w:rPr>
             <w:rFonts w:ascii="Times New Roman" w:cs="Times New Roman" w:eastAsia="Times New Roman" w:hAnsi="Times New Roman"/>
@@ -19328,7 +19523,7 @@
           <w:t xml:space="preserve">(D1), D1255–D1261. https://doi.org/</w:t>
         </w:r>
       </w:hyperlink>
-      <w:hyperlink r:id="rId551">
+      <w:hyperlink r:id="rId555">
         <w:r>
           <w:rPr>
             <w:rFonts w:ascii="Times New Roman" w:cs="Times New Roman" w:eastAsia="Times New Roman" w:hAnsi="Times New Roman"/>
@@ -19375,7 +19570,7 @@
           <w:szCs w:val="24"/>
         </w:rPr>
       </w:pPr>
-      <w:hyperlink r:id="rId552">
+      <w:hyperlink r:id="rId556">
         <w:r>
           <w:rPr>
             <w:rFonts w:ascii="Times New Roman" w:cs="Times New Roman" w:eastAsia="Times New Roman" w:hAnsi="Times New Roman"/>
@@ -19390,7 +19585,7 @@
           <w:t xml:space="preserve">Shi, X. H., Guan, R. C., Wang, L. P., Pei, Z. L., &amp; Liang, Y. C. (2009, June). An incremental affinity propagation algorithm and its applications for text clustering. </w:t>
         </w:r>
       </w:hyperlink>
-      <w:hyperlink r:id="rId553">
+      <w:hyperlink r:id="rId557">
         <w:r>
           <w:rPr>
             <w:rFonts w:ascii="Times New Roman" w:cs="Times New Roman" w:eastAsia="Times New Roman" w:hAnsi="Times New Roman"/>
@@ -19405,7 +19600,7 @@
           <w:t xml:space="preserve">2009 International Joint Conference on Neural Networks</w:t>
         </w:r>
       </w:hyperlink>
-      <w:hyperlink r:id="rId554">
+      <w:hyperlink r:id="rId558">
         <w:r>
           <w:rPr>
             <w:rFonts w:ascii="Times New Roman" w:cs="Times New Roman" w:eastAsia="Times New Roman" w:hAnsi="Times New Roman"/>
@@ -19420,7 +19615,7 @@
           <w:t xml:space="preserve">. 2009 International Joint Conference on Neural Networks (IJCNN 2009 - Atlanta), Atlanta, Ga, USA. https://doi.org/</w:t>
         </w:r>
       </w:hyperlink>
-      <w:hyperlink r:id="rId555">
+      <w:hyperlink r:id="rId559">
         <w:r>
           <w:rPr>
             <w:rFonts w:ascii="Times New Roman" w:cs="Times New Roman" w:eastAsia="Times New Roman" w:hAnsi="Times New Roman"/>
@@ -19467,7 +19662,7 @@
           <w:szCs w:val="24"/>
         </w:rPr>
       </w:pPr>
-      <w:hyperlink r:id="rId556">
+      <w:hyperlink r:id="rId560">
         <w:r>
           <w:rPr>
             <w:rFonts w:ascii="Times New Roman" w:cs="Times New Roman" w:eastAsia="Times New Roman" w:hAnsi="Times New Roman"/>
@@ -19482,7 +19677,7 @@
           <w:t xml:space="preserve">Shrivastava, S. K., Rana, J. L., &amp; Jain, R. C. (2013). Text document clustering based on phrase similarity using affinity propagation. </w:t>
         </w:r>
       </w:hyperlink>
-      <w:hyperlink r:id="rId557">
+      <w:hyperlink r:id="rId561">
         <w:r>
           <w:rPr>
             <w:rFonts w:ascii="Times New Roman" w:cs="Times New Roman" w:eastAsia="Times New Roman" w:hAnsi="Times New Roman"/>
@@ -19497,7 +19692,7 @@
           <w:t xml:space="preserve">International Journal of Computer Applications</w:t>
         </w:r>
       </w:hyperlink>
-      <w:hyperlink r:id="rId558">
+      <w:hyperlink r:id="rId562">
         <w:r>
           <w:rPr>
             <w:rFonts w:ascii="Times New Roman" w:cs="Times New Roman" w:eastAsia="Times New Roman" w:hAnsi="Times New Roman"/>
@@ -19512,7 +19707,7 @@
           <w:t xml:space="preserve">, </w:t>
         </w:r>
       </w:hyperlink>
-      <w:hyperlink r:id="rId559">
+      <w:hyperlink r:id="rId563">
         <w:r>
           <w:rPr>
             <w:rFonts w:ascii="Times New Roman" w:cs="Times New Roman" w:eastAsia="Times New Roman" w:hAnsi="Times New Roman"/>
@@ -19527,7 +19722,7 @@
           <w:t xml:space="preserve">61</w:t>
         </w:r>
       </w:hyperlink>
-      <w:hyperlink r:id="rId560">
+      <w:hyperlink r:id="rId564">
         <w:r>
           <w:rPr>
             <w:rFonts w:ascii="Times New Roman" w:cs="Times New Roman" w:eastAsia="Times New Roman" w:hAnsi="Times New Roman"/>
@@ -19542,7 +19737,7 @@
           <w:t xml:space="preserve">(18). https://doi.org/</w:t>
         </w:r>
       </w:hyperlink>
-      <w:hyperlink r:id="rId561">
+      <w:hyperlink r:id="rId565">
         <w:r>
           <w:rPr>
             <w:rFonts w:ascii="Times New Roman" w:cs="Times New Roman" w:eastAsia="Times New Roman" w:hAnsi="Times New Roman"/>
@@ -19589,7 +19784,7 @@
           <w:szCs w:val="24"/>
         </w:rPr>
       </w:pPr>
-      <w:hyperlink r:id="rId562">
+      <w:hyperlink r:id="rId566">
         <w:r>
           <w:rPr>
             <w:rFonts w:ascii="Times New Roman" w:cs="Times New Roman" w:eastAsia="Times New Roman" w:hAnsi="Times New Roman"/>
@@ -19604,7 +19799,7 @@
           <w:t xml:space="preserve">Shutaywi, M., &amp; Kachouie, N. N. (2021). Silhouette Analysis for Performance Evaluation in Machine Learning with Applications to Clustering. </w:t>
         </w:r>
       </w:hyperlink>
-      <w:hyperlink r:id="rId563">
+      <w:hyperlink r:id="rId567">
         <w:r>
           <w:rPr>
             <w:rFonts w:ascii="Times New Roman" w:cs="Times New Roman" w:eastAsia="Times New Roman" w:hAnsi="Times New Roman"/>
@@ -19619,7 +19814,7 @@
           <w:t xml:space="preserve">Entropy </w:t>
         </w:r>
       </w:hyperlink>
-      <w:hyperlink r:id="rId564">
+      <w:hyperlink r:id="rId568">
         <w:r>
           <w:rPr>
             <w:rFonts w:ascii="Times New Roman" w:cs="Times New Roman" w:eastAsia="Times New Roman" w:hAnsi="Times New Roman"/>
@@ -19634,7 +19829,7 @@
           <w:t xml:space="preserve">, </w:t>
         </w:r>
       </w:hyperlink>
-      <w:hyperlink r:id="rId565">
+      <w:hyperlink r:id="rId569">
         <w:r>
           <w:rPr>
             <w:rFonts w:ascii="Times New Roman" w:cs="Times New Roman" w:eastAsia="Times New Roman" w:hAnsi="Times New Roman"/>
@@ -19649,7 +19844,7 @@
           <w:t xml:space="preserve">23</w:t>
         </w:r>
       </w:hyperlink>
-      <w:hyperlink r:id="rId566">
+      <w:hyperlink r:id="rId570">
         <w:r>
           <w:rPr>
             <w:rFonts w:ascii="Times New Roman" w:cs="Times New Roman" w:eastAsia="Times New Roman" w:hAnsi="Times New Roman"/>
@@ -19664,7 +19859,7 @@
           <w:t xml:space="preserve">(6). https://doi.org/</w:t>
         </w:r>
       </w:hyperlink>
-      <w:hyperlink r:id="rId567">
+      <w:hyperlink r:id="rId571">
         <w:r>
           <w:rPr>
             <w:rFonts w:ascii="Times New Roman" w:cs="Times New Roman" w:eastAsia="Times New Roman" w:hAnsi="Times New Roman"/>
@@ -19711,7 +19906,7 @@
           <w:szCs w:val="24"/>
         </w:rPr>
       </w:pPr>
-      <w:hyperlink r:id="rId568">
+      <w:hyperlink r:id="rId572">
         <w:r>
           <w:rPr>
             <w:rFonts w:ascii="Times New Roman" w:cs="Times New Roman" w:eastAsia="Times New Roman" w:hAnsi="Times New Roman"/>
@@ -19726,7 +19921,7 @@
           <w:t xml:space="preserve">Siegel, R. L., Giaquinto, A. N., &amp; Jemal, A. (2024). Cancer statistics, 2024. </w:t>
         </w:r>
       </w:hyperlink>
-      <w:hyperlink r:id="rId569">
+      <w:hyperlink r:id="rId573">
         <w:r>
           <w:rPr>
             <w:rFonts w:ascii="Times New Roman" w:cs="Times New Roman" w:eastAsia="Times New Roman" w:hAnsi="Times New Roman"/>
@@ -19741,7 +19936,7 @@
           <w:t xml:space="preserve">CA: A Cancer Journal for Clinicians</w:t>
         </w:r>
       </w:hyperlink>
-      <w:hyperlink r:id="rId570">
+      <w:hyperlink r:id="rId574">
         <w:r>
           <w:rPr>
             <w:rFonts w:ascii="Times New Roman" w:cs="Times New Roman" w:eastAsia="Times New Roman" w:hAnsi="Times New Roman"/>
@@ -19756,7 +19951,7 @@
           <w:t xml:space="preserve">, </w:t>
         </w:r>
       </w:hyperlink>
-      <w:hyperlink r:id="rId571">
+      <w:hyperlink r:id="rId575">
         <w:r>
           <w:rPr>
             <w:rFonts w:ascii="Times New Roman" w:cs="Times New Roman" w:eastAsia="Times New Roman" w:hAnsi="Times New Roman"/>
@@ -19771,7 +19966,7 @@
           <w:t xml:space="preserve">74</w:t>
         </w:r>
       </w:hyperlink>
-      <w:hyperlink r:id="rId572">
+      <w:hyperlink r:id="rId576">
         <w:r>
           <w:rPr>
             <w:rFonts w:ascii="Times New Roman" w:cs="Times New Roman" w:eastAsia="Times New Roman" w:hAnsi="Times New Roman"/>
@@ -19786,7 +19981,7 @@
           <w:t xml:space="preserve">(1), 12–49. https://doi.org/</w:t>
         </w:r>
       </w:hyperlink>
-      <w:hyperlink r:id="rId573">
+      <w:hyperlink r:id="rId577">
         <w:r>
           <w:rPr>
             <w:rFonts w:ascii="Times New Roman" w:cs="Times New Roman" w:eastAsia="Times New Roman" w:hAnsi="Times New Roman"/>
@@ -19833,7 +20028,7 @@
           <w:szCs w:val="24"/>
         </w:rPr>
       </w:pPr>
-      <w:hyperlink r:id="rId574">
+      <w:hyperlink r:id="rId578">
         <w:r>
           <w:rPr>
             <w:rFonts w:ascii="Times New Roman" w:cs="Times New Roman" w:eastAsia="Times New Roman" w:hAnsi="Times New Roman"/>
@@ -19848,7 +20043,7 @@
           <w:t xml:space="preserve">Siegel, R. L., Kratzer, T. B., Giaquinto, A. N., Sung, H., &amp; Jemal, A. (2025). Cancer statistics, 2025. </w:t>
         </w:r>
       </w:hyperlink>
-      <w:hyperlink r:id="rId575">
+      <w:hyperlink r:id="rId579">
         <w:r>
           <w:rPr>
             <w:rFonts w:ascii="Times New Roman" w:cs="Times New Roman" w:eastAsia="Times New Roman" w:hAnsi="Times New Roman"/>
@@ -19863,7 +20058,7 @@
           <w:t xml:space="preserve">CA: A Cancer Journal for Clinicians</w:t>
         </w:r>
       </w:hyperlink>
-      <w:hyperlink r:id="rId576">
+      <w:hyperlink r:id="rId580">
         <w:r>
           <w:rPr>
             <w:rFonts w:ascii="Times New Roman" w:cs="Times New Roman" w:eastAsia="Times New Roman" w:hAnsi="Times New Roman"/>
@@ -19878,7 +20073,7 @@
           <w:t xml:space="preserve">, </w:t>
         </w:r>
       </w:hyperlink>
-      <w:hyperlink r:id="rId577">
+      <w:hyperlink r:id="rId581">
         <w:r>
           <w:rPr>
             <w:rFonts w:ascii="Times New Roman" w:cs="Times New Roman" w:eastAsia="Times New Roman" w:hAnsi="Times New Roman"/>
@@ -19893,7 +20088,7 @@
           <w:t xml:space="preserve">75</w:t>
         </w:r>
       </w:hyperlink>
-      <w:hyperlink r:id="rId578">
+      <w:hyperlink r:id="rId582">
         <w:r>
           <w:rPr>
             <w:rFonts w:ascii="Times New Roman" w:cs="Times New Roman" w:eastAsia="Times New Roman" w:hAnsi="Times New Roman"/>
@@ -19908,7 +20103,7 @@
           <w:t xml:space="preserve">(1), 10–45. https://doi.org/</w:t>
         </w:r>
       </w:hyperlink>
-      <w:hyperlink r:id="rId579">
+      <w:hyperlink r:id="rId583">
         <w:r>
           <w:rPr>
             <w:rFonts w:ascii="Times New Roman" w:cs="Times New Roman" w:eastAsia="Times New Roman" w:hAnsi="Times New Roman"/>
@@ -19955,7 +20150,7 @@
           <w:szCs w:val="24"/>
         </w:rPr>
       </w:pPr>
-      <w:hyperlink r:id="rId580">
+      <w:hyperlink r:id="rId584">
         <w:r>
           <w:rPr>
             <w:rFonts w:ascii="Times New Roman" w:cs="Times New Roman" w:eastAsia="Times New Roman" w:hAnsi="Times New Roman"/>
@@ -19970,7 +20165,7 @@
           <w:t xml:space="preserve">Snášel, V., Keprt, A., Abraham, A., &amp; Hassanien, A. E. (2009). Approximate String Matching by Fuzzy Automata. </w:t>
         </w:r>
       </w:hyperlink>
-      <w:hyperlink r:id="rId581">
+      <w:hyperlink r:id="rId585">
         <w:r>
           <w:rPr>
             <w:rFonts w:ascii="Times New Roman" w:cs="Times New Roman" w:eastAsia="Times New Roman" w:hAnsi="Times New Roman"/>
@@ -19985,7 +20180,7 @@
           <w:t xml:space="preserve">Man-Machine Interactions</w:t>
         </w:r>
       </w:hyperlink>
-      <w:hyperlink r:id="rId582">
+      <w:hyperlink r:id="rId586">
         <w:r>
           <w:rPr>
             <w:rFonts w:ascii="Times New Roman" w:cs="Times New Roman" w:eastAsia="Times New Roman" w:hAnsi="Times New Roman"/>
@@ -20000,7 +20195,7 @@
           <w:t xml:space="preserve">, 281–290. https://doi.org/</w:t>
         </w:r>
       </w:hyperlink>
-      <w:hyperlink r:id="rId583">
+      <w:hyperlink r:id="rId587">
         <w:r>
           <w:rPr>
             <w:rFonts w:ascii="Times New Roman" w:cs="Times New Roman" w:eastAsia="Times New Roman" w:hAnsi="Times New Roman"/>
@@ -20047,7 +20242,7 @@
           <w:szCs w:val="24"/>
         </w:rPr>
       </w:pPr>
-      <w:hyperlink r:id="rId584">
+      <w:hyperlink r:id="rId588">
         <w:r>
           <w:rPr>
             <w:rFonts w:ascii="Times New Roman" w:cs="Times New Roman" w:eastAsia="Times New Roman" w:hAnsi="Times New Roman"/>
@@ -20062,7 +20257,7 @@
           <w:t xml:space="preserve">SNOMED CT: Systematized Nomenclature of Medicine Clinical Terms. (n.d.). </w:t>
         </w:r>
       </w:hyperlink>
-      <w:hyperlink r:id="rId585">
+      <w:hyperlink r:id="rId589">
         <w:r>
           <w:rPr>
             <w:rFonts w:ascii="Times New Roman" w:cs="Times New Roman" w:eastAsia="Times New Roman" w:hAnsi="Times New Roman"/>
@@ -20077,7 +20272,7 @@
           <w:t xml:space="preserve">SNOMED International</w:t>
         </w:r>
       </w:hyperlink>
-      <w:hyperlink r:id="rId586">
+      <w:hyperlink r:id="rId590">
         <w:r>
           <w:rPr>
             <w:rFonts w:ascii="Times New Roman" w:cs="Times New Roman" w:eastAsia="Times New Roman" w:hAnsi="Times New Roman"/>
@@ -20092,7 +20287,7 @@
           <w:t xml:space="preserve">. SNOMED International. Retrieved November 26, 2024, from </w:t>
         </w:r>
       </w:hyperlink>
-      <w:hyperlink r:id="rId587">
+      <w:hyperlink r:id="rId591">
         <w:r>
           <w:rPr>
             <w:rFonts w:ascii="Times New Roman" w:cs="Times New Roman" w:eastAsia="Times New Roman" w:hAnsi="Times New Roman"/>
@@ -20139,7 +20334,7 @@
           <w:szCs w:val="24"/>
         </w:rPr>
       </w:pPr>
-      <w:hyperlink r:id="rId588">
+      <w:hyperlink r:id="rId592">
         <w:r>
           <w:rPr>
             <w:rFonts w:ascii="Times New Roman" w:cs="Times New Roman" w:eastAsia="Times New Roman" w:hAnsi="Times New Roman"/>
@@ -20154,7 +20349,7 @@
           <w:t xml:space="preserve">Stanford CRFM</w:t>
         </w:r>
       </w:hyperlink>
-      <w:hyperlink r:id="rId589">
+      <w:hyperlink r:id="rId593">
         <w:r>
           <w:rPr>
             <w:rFonts w:ascii="Times New Roman" w:cs="Times New Roman" w:eastAsia="Times New Roman" w:hAnsi="Times New Roman"/>
@@ -20169,7 +20364,7 @@
           <w:t xml:space="preserve">. (n.d.). Retrieved October 16, 2024, from </w:t>
         </w:r>
       </w:hyperlink>
-      <w:hyperlink r:id="rId590">
+      <w:hyperlink r:id="rId594">
         <w:r>
           <w:rPr>
             <w:rFonts w:ascii="Times New Roman" w:cs="Times New Roman" w:eastAsia="Times New Roman" w:hAnsi="Times New Roman"/>
@@ -20216,7 +20411,7 @@
           <w:szCs w:val="24"/>
         </w:rPr>
       </w:pPr>
-      <w:hyperlink r:id="rId591">
+      <w:hyperlink r:id="rId595">
         <w:r>
           <w:rPr>
             <w:rFonts w:ascii="Times New Roman" w:cs="Times New Roman" w:eastAsia="Times New Roman" w:hAnsi="Times New Roman"/>
@@ -20231,7 +20426,7 @@
           <w:t xml:space="preserve">Stein, R. A., Jaques, P. A., &amp; Valiati, J. F. (2019). An analysis of hierarchical text classification using word embeddings. </w:t>
         </w:r>
       </w:hyperlink>
-      <w:hyperlink r:id="rId592">
+      <w:hyperlink r:id="rId596">
         <w:r>
           <w:rPr>
             <w:rFonts w:ascii="Times New Roman" w:cs="Times New Roman" w:eastAsia="Times New Roman" w:hAnsi="Times New Roman"/>
@@ -20246,7 +20441,7 @@
           <w:t xml:space="preserve">Information Sciences</w:t>
         </w:r>
       </w:hyperlink>
-      <w:hyperlink r:id="rId593">
+      <w:hyperlink r:id="rId597">
         <w:r>
           <w:rPr>
             <w:rFonts w:ascii="Times New Roman" w:cs="Times New Roman" w:eastAsia="Times New Roman" w:hAnsi="Times New Roman"/>
@@ -20261,7 +20456,7 @@
           <w:t xml:space="preserve">, </w:t>
         </w:r>
       </w:hyperlink>
-      <w:hyperlink r:id="rId594">
+      <w:hyperlink r:id="rId598">
         <w:r>
           <w:rPr>
             <w:rFonts w:ascii="Times New Roman" w:cs="Times New Roman" w:eastAsia="Times New Roman" w:hAnsi="Times New Roman"/>
@@ -20276,7 +20471,7 @@
           <w:t xml:space="preserve">471</w:t>
         </w:r>
       </w:hyperlink>
-      <w:hyperlink r:id="rId595">
+      <w:hyperlink r:id="rId599">
         <w:r>
           <w:rPr>
             <w:rFonts w:ascii="Times New Roman" w:cs="Times New Roman" w:eastAsia="Times New Roman" w:hAnsi="Times New Roman"/>
@@ -20291,7 +20486,7 @@
           <w:t xml:space="preserve">, 216–232. https://doi.org/</w:t>
         </w:r>
       </w:hyperlink>
-      <w:hyperlink r:id="rId596">
+      <w:hyperlink r:id="rId600">
         <w:r>
           <w:rPr>
             <w:rFonts w:ascii="Times New Roman" w:cs="Times New Roman" w:eastAsia="Times New Roman" w:hAnsi="Times New Roman"/>
@@ -20338,7 +20533,7 @@
           <w:szCs w:val="24"/>
         </w:rPr>
       </w:pPr>
-      <w:hyperlink r:id="rId597">
+      <w:hyperlink r:id="rId601">
         <w:r>
           <w:rPr>
             <w:rFonts w:ascii="Times New Roman" w:cs="Times New Roman" w:eastAsia="Times New Roman" w:hAnsi="Times New Roman"/>
@@ -20353,7 +20548,7 @@
           <w:t xml:space="preserve">Swerdlow, S. H., Campo, E., Harris, N. L., Jaffe, E. S., Pileri, S. A., Stein, H., &amp; Thiele, J. (Eds.). (2017). </w:t>
         </w:r>
       </w:hyperlink>
-      <w:hyperlink r:id="rId598">
+      <w:hyperlink r:id="rId602">
         <w:r>
           <w:rPr>
             <w:rFonts w:ascii="Times New Roman" w:cs="Times New Roman" w:eastAsia="Times New Roman" w:hAnsi="Times New Roman"/>
@@ -20368,7 +20563,7 @@
           <w:t xml:space="preserve">WHO classification of Tumours of Haematopoietic and Lymphoid Tissues Revised 4th Edition</w:t>
         </w:r>
       </w:hyperlink>
-      <w:hyperlink r:id="rId599">
+      <w:hyperlink r:id="rId603">
         <w:r>
           <w:rPr>
             <w:rFonts w:ascii="Times New Roman" w:cs="Times New Roman" w:eastAsia="Times New Roman" w:hAnsi="Times New Roman"/>
@@ -20415,7 +20610,7 @@
           <w:szCs w:val="24"/>
         </w:rPr>
       </w:pPr>
-      <w:hyperlink r:id="rId600">
+      <w:hyperlink r:id="rId604">
         <w:r>
           <w:rPr>
             <w:rFonts w:ascii="Times New Roman" w:cs="Times New Roman" w:eastAsia="Times New Roman" w:hAnsi="Times New Roman"/>
@@ -20430,7 +20625,7 @@
           <w:t xml:space="preserve">Swerdlow SH, Campo E, Harris NL, Jaffe ES, Pileri SA, Stein H, Thiele J, Vardiman JW (Ed.). (2008). </w:t>
         </w:r>
       </w:hyperlink>
-      <w:hyperlink r:id="rId601">
+      <w:hyperlink r:id="rId605">
         <w:r>
           <w:rPr>
             <w:rFonts w:ascii="Times New Roman" w:cs="Times New Roman" w:eastAsia="Times New Roman" w:hAnsi="Times New Roman"/>
@@ -20445,7 +20640,7 @@
           <w:t xml:space="preserve">WHO Classification of Tumours of Haematopoietic and Lymphoid Tissues</w:t>
         </w:r>
       </w:hyperlink>
-      <w:hyperlink r:id="rId602">
+      <w:hyperlink r:id="rId606">
         <w:r>
           <w:rPr>
             <w:rFonts w:ascii="Times New Roman" w:cs="Times New Roman" w:eastAsia="Times New Roman" w:hAnsi="Times New Roman"/>
@@ -20492,7 +20687,7 @@
           <w:szCs w:val="24"/>
         </w:rPr>
       </w:pPr>
-      <w:hyperlink r:id="rId603">
+      <w:hyperlink r:id="rId607">
         <w:r>
           <w:rPr>
             <w:rFonts w:ascii="Times New Roman" w:cs="Times New Roman" w:eastAsia="Times New Roman" w:hAnsi="Times New Roman"/>
@@ -20507,7 +20702,7 @@
           <w:t xml:space="preserve">Tavassoli FA, D. P. (Ed.). (2003). </w:t>
         </w:r>
       </w:hyperlink>
-      <w:hyperlink r:id="rId604">
+      <w:hyperlink r:id="rId608">
         <w:r>
           <w:rPr>
             <w:rFonts w:ascii="Times New Roman" w:cs="Times New Roman" w:eastAsia="Times New Roman" w:hAnsi="Times New Roman"/>
@@ -20522,7 +20717,7 @@
           <w:t xml:space="preserve">Pathology and Genetics of Tumours of the Breast and Female Genital Organs</w:t>
         </w:r>
       </w:hyperlink>
-      <w:hyperlink r:id="rId605">
+      <w:hyperlink r:id="rId609">
         <w:r>
           <w:rPr>
             <w:rFonts w:ascii="Times New Roman" w:cs="Times New Roman" w:eastAsia="Times New Roman" w:hAnsi="Times New Roman"/>
@@ -20569,7 +20764,7 @@
           <w:szCs w:val="24"/>
         </w:rPr>
       </w:pPr>
-      <w:hyperlink r:id="rId606">
+      <w:hyperlink r:id="rId610">
         <w:r>
           <w:rPr>
             <w:rFonts w:ascii="Times New Roman" w:cs="Times New Roman" w:eastAsia="Times New Roman" w:hAnsi="Times New Roman"/>
@@ -20584,7 +20779,7 @@
           <w:t xml:space="preserve">text-embedding-ada-002</w:t>
         </w:r>
       </w:hyperlink>
-      <w:hyperlink r:id="rId607">
+      <w:hyperlink r:id="rId611">
         <w:r>
           <w:rPr>
             <w:rFonts w:ascii="Times New Roman" w:cs="Times New Roman" w:eastAsia="Times New Roman" w:hAnsi="Times New Roman"/>
@@ -20599,7 +20794,7 @@
           <w:t xml:space="preserve">. (2023). OpenAI. </w:t>
         </w:r>
       </w:hyperlink>
-      <w:hyperlink r:id="rId608">
+      <w:hyperlink r:id="rId612">
         <w:r>
           <w:rPr>
             <w:rFonts w:ascii="Times New Roman" w:cs="Times New Roman" w:eastAsia="Times New Roman" w:hAnsi="Times New Roman"/>
@@ -20646,7 +20841,7 @@
           <w:szCs w:val="24"/>
         </w:rPr>
       </w:pPr>
-      <w:hyperlink r:id="rId609">
+      <w:hyperlink r:id="rId613">
         <w:r>
           <w:rPr>
             <w:rFonts w:ascii="Times New Roman" w:cs="Times New Roman" w:eastAsia="Times New Roman" w:hAnsi="Times New Roman"/>
@@ -20661,7 +20856,7 @@
           <w:t xml:space="preserve">Touvron, H., Lavril, T., Izacard, G., Martinet, X., Lachaux, M.-A., Lacroix, T., Rozière, B., Goyal, N., Hambro, E., Azhar, F., Rodriguez, A., Joulin, A., Grave, E., &amp; Lample, G. (2023). LLaMA: Open and efficient foundation language models. In </w:t>
         </w:r>
       </w:hyperlink>
-      <w:hyperlink r:id="rId610">
+      <w:hyperlink r:id="rId614">
         <w:r>
           <w:rPr>
             <w:rFonts w:ascii="Times New Roman" w:cs="Times New Roman" w:eastAsia="Times New Roman" w:hAnsi="Times New Roman"/>
@@ -20676,7 +20871,7 @@
           <w:t xml:space="preserve">arXiv [cs.CL]</w:t>
         </w:r>
       </w:hyperlink>
-      <w:hyperlink r:id="rId611">
+      <w:hyperlink r:id="rId615">
         <w:r>
           <w:rPr>
             <w:rFonts w:ascii="Times New Roman" w:cs="Times New Roman" w:eastAsia="Times New Roman" w:hAnsi="Times New Roman"/>
@@ -20691,7 +20886,7 @@
           <w:t xml:space="preserve">. https://doi.org/</w:t>
         </w:r>
       </w:hyperlink>
-      <w:hyperlink r:id="rId612">
+      <w:hyperlink r:id="rId616">
         <w:r>
           <w:rPr>
             <w:rFonts w:ascii="Times New Roman" w:cs="Times New Roman" w:eastAsia="Times New Roman" w:hAnsi="Times New Roman"/>
@@ -20738,7 +20933,7 @@
           <w:szCs w:val="24"/>
         </w:rPr>
       </w:pPr>
-      <w:hyperlink r:id="rId613">
+      <w:hyperlink r:id="rId617">
         <w:r>
           <w:rPr>
             <w:rFonts w:ascii="Times New Roman" w:cs="Times New Roman" w:eastAsia="Times New Roman" w:hAnsi="Times New Roman"/>
@@ -20753,7 +20948,7 @@
           <w:t xml:space="preserve">Travis, W. D., Brambilla, E., Burke, A. P., Marx, A., &amp; Nicholson, A. G. (Eds.). (2015). </w:t>
         </w:r>
       </w:hyperlink>
-      <w:hyperlink r:id="rId614">
+      <w:hyperlink r:id="rId618">
         <w:r>
           <w:rPr>
             <w:rFonts w:ascii="Times New Roman" w:cs="Times New Roman" w:eastAsia="Times New Roman" w:hAnsi="Times New Roman"/>
@@ -20768,7 +20963,7 @@
           <w:t xml:space="preserve">WHO Classification of Tumours of the Lung, Plura, Thymus and Heart</w:t>
         </w:r>
       </w:hyperlink>
-      <w:hyperlink r:id="rId615">
+      <w:hyperlink r:id="rId619">
         <w:r>
           <w:rPr>
             <w:rFonts w:ascii="Times New Roman" w:cs="Times New Roman" w:eastAsia="Times New Roman" w:hAnsi="Times New Roman"/>
@@ -20815,7 +21010,7 @@
           <w:szCs w:val="24"/>
         </w:rPr>
       </w:pPr>
-      <w:hyperlink r:id="rId616">
+      <w:hyperlink r:id="rId620">
         <w:r>
           <w:rPr>
             <w:rFonts w:ascii="Times New Roman" w:cs="Times New Roman" w:eastAsia="Times New Roman" w:hAnsi="Times New Roman"/>
@@ -20830,7 +21025,7 @@
           <w:t xml:space="preserve">Travis, W. D., Brambilla, E., Müller-Hermelink, H. K., &amp; Harris, C. C. (Eds.). (2004). </w:t>
         </w:r>
       </w:hyperlink>
-      <w:hyperlink r:id="rId617">
+      <w:hyperlink r:id="rId621">
         <w:r>
           <w:rPr>
             <w:rFonts w:ascii="Times New Roman" w:cs="Times New Roman" w:eastAsia="Times New Roman" w:hAnsi="Times New Roman"/>
@@ -20845,7 +21040,7 @@
           <w:t xml:space="preserve">Pathology and genetics of tumours of the lung, plura, thymus and heart</w:t>
         </w:r>
       </w:hyperlink>
-      <w:hyperlink r:id="rId618">
+      <w:hyperlink r:id="rId622">
         <w:r>
           <w:rPr>
             <w:rFonts w:ascii="Times New Roman" w:cs="Times New Roman" w:eastAsia="Times New Roman" w:hAnsi="Times New Roman"/>
@@ -20892,7 +21087,7 @@
           <w:szCs w:val="24"/>
         </w:rPr>
       </w:pPr>
-      <w:hyperlink r:id="rId619">
+      <w:hyperlink r:id="rId623">
         <w:r>
           <w:rPr>
             <w:rFonts w:ascii="Times New Roman" w:cs="Times New Roman" w:eastAsia="Times New Roman" w:hAnsi="Times New Roman"/>
@@ -20907,7 +21102,7 @@
           <w:t xml:space="preserve">US National Institutes of Health. (2014). </w:t>
         </w:r>
       </w:hyperlink>
-      <w:hyperlink r:id="rId620">
+      <w:hyperlink r:id="rId624">
         <w:r>
           <w:rPr>
             <w:rFonts w:ascii="Times New Roman" w:cs="Times New Roman" w:eastAsia="Times New Roman" w:hAnsi="Times New Roman"/>
@@ -20922,7 +21117,7 @@
           <w:t xml:space="preserve">Illuminating the Druggable Genome</w:t>
         </w:r>
       </w:hyperlink>
-      <w:hyperlink r:id="rId621">
+      <w:hyperlink r:id="rId625">
         <w:r>
           <w:rPr>
             <w:rFonts w:ascii="Times New Roman" w:cs="Times New Roman" w:eastAsia="Times New Roman" w:hAnsi="Times New Roman"/>
@@ -20937,7 +21132,7 @@
           <w:t xml:space="preserve">. Illuminating the Druggable Genome. </w:t>
         </w:r>
       </w:hyperlink>
-      <w:hyperlink r:id="rId622">
+      <w:hyperlink r:id="rId626">
         <w:r>
           <w:rPr>
             <w:rFonts w:ascii="Times New Roman" w:cs="Times New Roman" w:eastAsia="Times New Roman" w:hAnsi="Times New Roman"/>
@@ -20984,7 +21179,7 @@
           <w:szCs w:val="24"/>
         </w:rPr>
       </w:pPr>
-      <w:hyperlink r:id="rId623">
+      <w:hyperlink r:id="rId627">
         <w:r>
           <w:rPr>
             <w:rFonts w:ascii="Times New Roman" w:cs="Times New Roman" w:eastAsia="Times New Roman" w:hAnsi="Times New Roman"/>
@@ -20999,7 +21194,7 @@
           <w:t xml:space="preserve">van der Loo, M. (2013). Stringdist: Approximate string matching, fuzzy text search, and string distance functions [Dataset]. In </w:t>
         </w:r>
       </w:hyperlink>
-      <w:hyperlink r:id="rId624">
+      <w:hyperlink r:id="rId628">
         <w:r>
           <w:rPr>
             <w:rFonts w:ascii="Times New Roman" w:cs="Times New Roman" w:eastAsia="Times New Roman" w:hAnsi="Times New Roman"/>
@@ -21014,7 +21209,7 @@
           <w:t xml:space="preserve">CRAN: Contributed Packages</w:t>
         </w:r>
       </w:hyperlink>
-      <w:hyperlink r:id="rId625">
+      <w:hyperlink r:id="rId629">
         <w:r>
           <w:rPr>
             <w:rFonts w:ascii="Times New Roman" w:cs="Times New Roman" w:eastAsia="Times New Roman" w:hAnsi="Times New Roman"/>
@@ -21029,7 +21224,7 @@
           <w:t xml:space="preserve">. The R Foundation. </w:t>
         </w:r>
       </w:hyperlink>
-      <w:hyperlink r:id="rId626">
+      <w:hyperlink r:id="rId630">
         <w:r>
           <w:rPr>
             <w:rFonts w:ascii="Times New Roman" w:cs="Times New Roman" w:eastAsia="Times New Roman" w:hAnsi="Times New Roman"/>
@@ -21076,7 +21271,7 @@
           <w:szCs w:val="24"/>
         </w:rPr>
       </w:pPr>
-      <w:hyperlink r:id="rId627">
+      <w:hyperlink r:id="rId631">
         <w:r>
           <w:rPr>
             <w:rFonts w:ascii="Times New Roman" w:cs="Times New Roman" w:eastAsia="Times New Roman" w:hAnsi="Times New Roman"/>
@@ -21091,7 +21286,7 @@
           <w:t xml:space="preserve">van de Vijver MJ, L. S. E. I. S. S. T. P. (Ed.). (2012). </w:t>
         </w:r>
       </w:hyperlink>
-      <w:hyperlink r:id="rId628">
+      <w:hyperlink r:id="rId632">
         <w:r>
           <w:rPr>
             <w:rFonts w:ascii="Times New Roman" w:cs="Times New Roman" w:eastAsia="Times New Roman" w:hAnsi="Times New Roman"/>
@@ -21106,7 +21301,7 @@
           <w:t xml:space="preserve">WHO Classification of Tumours of the Breast</w:t>
         </w:r>
       </w:hyperlink>
-      <w:hyperlink r:id="rId629">
+      <w:hyperlink r:id="rId633">
         <w:r>
           <w:rPr>
             <w:rFonts w:ascii="Times New Roman" w:cs="Times New Roman" w:eastAsia="Times New Roman" w:hAnsi="Times New Roman"/>
@@ -21153,7 +21348,7 @@
           <w:szCs w:val="24"/>
         </w:rPr>
       </w:pPr>
-      <w:hyperlink r:id="rId630">
+      <w:hyperlink r:id="rId634">
         <w:r>
           <w:rPr>
             <w:rFonts w:ascii="Times New Roman" w:cs="Times New Roman" w:eastAsia="Times New Roman" w:hAnsi="Times New Roman"/>
@@ -21168,7 +21363,7 @@
           <w:t xml:space="preserve">Vasilevsky, N. A., Matentzoglu, N. A., Toro, S., Flack, J. E., IV, Hegde, H., Unni, D. R., Alyea, G. F., Amberger, J. S., Babb, L., Balhoff, J. P., Bingaman, T. I., Burns, G. A., Buske, O. J., Callahan, T. J., Carmody, L. C., Cordo, P. C., Chan, L. E., Chang, G. S., Christiaens, S. L., … Haendel, M. A. (2022). </w:t>
         </w:r>
       </w:hyperlink>
-      <w:hyperlink r:id="rId631">
+      <w:hyperlink r:id="rId635">
         <w:r>
           <w:rPr>
             <w:rFonts w:ascii="Times New Roman" w:cs="Times New Roman" w:eastAsia="Times New Roman" w:hAnsi="Times New Roman"/>
@@ -21183,7 +21378,7 @@
           <w:t xml:space="preserve">Mondo: Unifying diseases for the world, by the world</w:t>
         </w:r>
       </w:hyperlink>
-      <w:hyperlink r:id="rId632">
+      <w:hyperlink r:id="rId636">
         <w:r>
           <w:rPr>
             <w:rFonts w:ascii="Times New Roman" w:cs="Times New Roman" w:eastAsia="Times New Roman" w:hAnsi="Times New Roman"/>
@@ -21198,7 +21393,7 @@
           <w:t xml:space="preserve">. https://doi.org/</w:t>
         </w:r>
       </w:hyperlink>
-      <w:hyperlink r:id="rId633">
+      <w:hyperlink r:id="rId637">
         <w:r>
           <w:rPr>
             <w:rFonts w:ascii="Times New Roman" w:cs="Times New Roman" w:eastAsia="Times New Roman" w:hAnsi="Times New Roman"/>
@@ -21245,7 +21440,7 @@
           <w:szCs w:val="24"/>
         </w:rPr>
       </w:pPr>
-      <w:hyperlink r:id="rId634">
+      <w:hyperlink r:id="rId638">
         <w:r>
           <w:rPr>
             <w:rFonts w:ascii="Times New Roman" w:cs="Times New Roman" w:eastAsia="Times New Roman" w:hAnsi="Times New Roman"/>
@@ -21260,7 +21455,7 @@
           <w:t xml:space="preserve">Wang, G., Liu, X., Ying, Z., Yang, G., Chen, Z., Liu, Z., Zhang, M., Yan, H., Lu, Y., Gao, Y., Xue, K., Li, X., &amp; Chen, Y. (2023a). Optimized glycemic control of type 2 diabetes with reinforcement learning: a proof-of-concept trial. </w:t>
         </w:r>
       </w:hyperlink>
-      <w:hyperlink r:id="rId635">
+      <w:hyperlink r:id="rId639">
         <w:r>
           <w:rPr>
             <w:rFonts w:ascii="Times New Roman" w:cs="Times New Roman" w:eastAsia="Times New Roman" w:hAnsi="Times New Roman"/>
@@ -21275,7 +21470,7 @@
           <w:t xml:space="preserve">Nature Medicine</w:t>
         </w:r>
       </w:hyperlink>
-      <w:hyperlink r:id="rId636">
+      <w:hyperlink r:id="rId640">
         <w:r>
           <w:rPr>
             <w:rFonts w:ascii="Times New Roman" w:cs="Times New Roman" w:eastAsia="Times New Roman" w:hAnsi="Times New Roman"/>
@@ -21290,7 +21485,7 @@
           <w:t xml:space="preserve">, </w:t>
         </w:r>
       </w:hyperlink>
-      <w:hyperlink r:id="rId637">
+      <w:hyperlink r:id="rId641">
         <w:r>
           <w:rPr>
             <w:rFonts w:ascii="Times New Roman" w:cs="Times New Roman" w:eastAsia="Times New Roman" w:hAnsi="Times New Roman"/>
@@ -21305,7 +21500,7 @@
           <w:t xml:space="preserve">29</w:t>
         </w:r>
       </w:hyperlink>
-      <w:hyperlink r:id="rId638">
+      <w:hyperlink r:id="rId642">
         <w:r>
           <w:rPr>
             <w:rFonts w:ascii="Times New Roman" w:cs="Times New Roman" w:eastAsia="Times New Roman" w:hAnsi="Times New Roman"/>
@@ -21320,7 +21515,7 @@
           <w:t xml:space="preserve">(10), 2633–2642. https://doi.org/</w:t>
         </w:r>
       </w:hyperlink>
-      <w:hyperlink r:id="rId639">
+      <w:hyperlink r:id="rId643">
         <w:r>
           <w:rPr>
             <w:rFonts w:ascii="Times New Roman" w:cs="Times New Roman" w:eastAsia="Times New Roman" w:hAnsi="Times New Roman"/>
@@ -21367,7 +21562,7 @@
           <w:szCs w:val="24"/>
         </w:rPr>
       </w:pPr>
-      <w:hyperlink r:id="rId640">
+      <w:hyperlink r:id="rId644">
         <w:r>
           <w:rPr>
             <w:rFonts w:ascii="Times New Roman" w:cs="Times New Roman" w:eastAsia="Times New Roman" w:hAnsi="Times New Roman"/>
@@ -21382,7 +21577,7 @@
           <w:t xml:space="preserve">Wang, G., Liu, X., Ying, Z., Yang, G., Chen, Z., Liu, Z., Zhang, M., Yan, H., Lu, Y., Gao, Y., Xue, K., Li, X., &amp; Chen, Y. (2023b, September 14). </w:t>
         </w:r>
       </w:hyperlink>
-      <w:hyperlink r:id="rId641">
+      <w:hyperlink r:id="rId645">
         <w:r>
           <w:rPr>
             <w:rFonts w:ascii="Times New Roman" w:cs="Times New Roman" w:eastAsia="Times New Roman" w:hAnsi="Times New Roman"/>
@@ -21397,7 +21592,7 @@
           <w:t xml:space="preserve">ClinicalBERT</w:t>
         </w:r>
       </w:hyperlink>
-      <w:hyperlink r:id="rId642">
+      <w:hyperlink r:id="rId646">
         <w:r>
           <w:rPr>
             <w:rFonts w:ascii="Times New Roman" w:cs="Times New Roman" w:eastAsia="Times New Roman" w:hAnsi="Times New Roman"/>
@@ -21412,7 +21607,7 @@
           <w:t xml:space="preserve">. Hugging Face. </w:t>
         </w:r>
       </w:hyperlink>
-      <w:hyperlink r:id="rId643">
+      <w:hyperlink r:id="rId647">
         <w:r>
           <w:rPr>
             <w:rFonts w:ascii="Times New Roman" w:cs="Times New Roman" w:eastAsia="Times New Roman" w:hAnsi="Times New Roman"/>
@@ -21459,7 +21654,7 @@
           <w:szCs w:val="24"/>
         </w:rPr>
       </w:pPr>
-      <w:hyperlink r:id="rId644">
+      <w:hyperlink r:id="rId648">
         <w:r>
           <w:rPr>
             <w:rFonts w:ascii="Times New Roman" w:cs="Times New Roman" w:eastAsia="Times New Roman" w:hAnsi="Times New Roman"/>
@@ -21474,7 +21669,7 @@
           <w:t xml:space="preserve">Wang, L., Yang, N., Huang, X., Jiao, B., Yang, L., Jiang, D., Majumder, R., &amp; Wei, F. (2022). Text Embeddings by Weakly-Supervised Contrastive Pre-training. In </w:t>
         </w:r>
       </w:hyperlink>
-      <w:hyperlink r:id="rId645">
+      <w:hyperlink r:id="rId649">
         <w:r>
           <w:rPr>
             <w:rFonts w:ascii="Times New Roman" w:cs="Times New Roman" w:eastAsia="Times New Roman" w:hAnsi="Times New Roman"/>
@@ -21489,7 +21684,7 @@
           <w:t xml:space="preserve">arXiv [cs.CL]</w:t>
         </w:r>
       </w:hyperlink>
-      <w:hyperlink r:id="rId646">
+      <w:hyperlink r:id="rId650">
         <w:r>
           <w:rPr>
             <w:rFonts w:ascii="Times New Roman" w:cs="Times New Roman" w:eastAsia="Times New Roman" w:hAnsi="Times New Roman"/>
@@ -21504,7 +21699,7 @@
           <w:t xml:space="preserve">. arXiv. </w:t>
         </w:r>
       </w:hyperlink>
-      <w:hyperlink r:id="rId647">
+      <w:hyperlink r:id="rId651">
         <w:r>
           <w:rPr>
             <w:rFonts w:ascii="Times New Roman" w:cs="Times New Roman" w:eastAsia="Times New Roman" w:hAnsi="Times New Roman"/>
@@ -21551,7 +21746,7 @@
           <w:szCs w:val="24"/>
         </w:rPr>
       </w:pPr>
-      <w:hyperlink r:id="rId648">
+      <w:hyperlink r:id="rId652">
         <w:r>
           <w:rPr>
             <w:rFonts w:ascii="Times New Roman" w:cs="Times New Roman" w:eastAsia="Times New Roman" w:hAnsi="Times New Roman"/>
@@ -21566,7 +21761,7 @@
           <w:t xml:space="preserve">Wang, L., Yang, N., Huang, X., Jiao, B., Yang, L., Jiang, D., Majumder, R., &amp; Wei, F. (2023, May). </w:t>
         </w:r>
       </w:hyperlink>
-      <w:hyperlink r:id="rId649">
+      <w:hyperlink r:id="rId653">
         <w:r>
           <w:rPr>
             <w:rFonts w:ascii="Times New Roman" w:cs="Times New Roman" w:eastAsia="Times New Roman" w:hAnsi="Times New Roman"/>
@@ -21581,7 +21776,7 @@
           <w:t xml:space="preserve">E5-large-v2</w:t>
         </w:r>
       </w:hyperlink>
-      <w:hyperlink r:id="rId650">
+      <w:hyperlink r:id="rId654">
         <w:r>
           <w:rPr>
             <w:rFonts w:ascii="Times New Roman" w:cs="Times New Roman" w:eastAsia="Times New Roman" w:hAnsi="Times New Roman"/>
@@ -21596,7 +21791,7 @@
           <w:t xml:space="preserve">. Hugging Face. </w:t>
         </w:r>
       </w:hyperlink>
-      <w:hyperlink r:id="rId651">
+      <w:hyperlink r:id="rId655">
         <w:r>
           <w:rPr>
             <w:rFonts w:ascii="Times New Roman" w:cs="Times New Roman" w:eastAsia="Times New Roman" w:hAnsi="Times New Roman"/>
@@ -21643,7 +21838,7 @@
           <w:szCs w:val="24"/>
         </w:rPr>
       </w:pPr>
-      <w:hyperlink r:id="rId652">
+      <w:hyperlink r:id="rId656">
         <w:r>
           <w:rPr>
             <w:rFonts w:ascii="Times New Roman" w:cs="Times New Roman" w:eastAsia="Times New Roman" w:hAnsi="Times New Roman"/>
@@ -21658,7 +21853,7 @@
           <w:t xml:space="preserve">Warner, B., Chaffin, A., Clavié, B., Weller, O., Hallström, O., Taghadouini, S., Gallagher, A., Biswas, R., Ladhak, F., Aarsen, T., Cooper, N., Adams, G., Howard, J., &amp; Poli, I. (2024a). </w:t>
         </w:r>
       </w:hyperlink>
-      <w:hyperlink r:id="rId653">
+      <w:hyperlink r:id="rId657">
         <w:r>
           <w:rPr>
             <w:rFonts w:ascii="Times New Roman" w:cs="Times New Roman" w:eastAsia="Times New Roman" w:hAnsi="Times New Roman"/>
@@ -21673,7 +21868,7 @@
           <w:t xml:space="preserve">ModernBERT-large</w:t>
         </w:r>
       </w:hyperlink>
-      <w:hyperlink r:id="rId654">
+      <w:hyperlink r:id="rId658">
         <w:r>
           <w:rPr>
             <w:rFonts w:ascii="Times New Roman" w:cs="Times New Roman" w:eastAsia="Times New Roman" w:hAnsi="Times New Roman"/>
@@ -21688,7 +21883,7 @@
           <w:t xml:space="preserve">. Hugging Face. </w:t>
         </w:r>
       </w:hyperlink>
-      <w:hyperlink r:id="rId655">
+      <w:hyperlink r:id="rId659">
         <w:r>
           <w:rPr>
             <w:rFonts w:ascii="Times New Roman" w:cs="Times New Roman" w:eastAsia="Times New Roman" w:hAnsi="Times New Roman"/>
@@ -21735,7 +21930,7 @@
           <w:szCs w:val="24"/>
         </w:rPr>
       </w:pPr>
-      <w:hyperlink r:id="rId656">
+      <w:hyperlink r:id="rId660">
         <w:r>
           <w:rPr>
             <w:rFonts w:ascii="Times New Roman" w:cs="Times New Roman" w:eastAsia="Times New Roman" w:hAnsi="Times New Roman"/>
@@ -21750,7 +21945,7 @@
           <w:t xml:space="preserve">Warner, B., Chaffin, A., Clavié, B., Weller, O., Hallström, O., Taghadouini, S., Gallagher, A., Biswas, R., Ladhak, F., Aarsen, T., Cooper, N., Adams, G., Howard, J., &amp; Poli, I. (2024b). Smarter, better, faster, longer: A modern bidirectional encoder for fast, memory efficient, and long context finetuning and inference. In </w:t>
         </w:r>
       </w:hyperlink>
-      <w:hyperlink r:id="rId657">
+      <w:hyperlink r:id="rId661">
         <w:r>
           <w:rPr>
             <w:rFonts w:ascii="Times New Roman" w:cs="Times New Roman" w:eastAsia="Times New Roman" w:hAnsi="Times New Roman"/>
@@ -21765,7 +21960,7 @@
           <w:t xml:space="preserve">arXiv [cs.CL]</w:t>
         </w:r>
       </w:hyperlink>
-      <w:hyperlink r:id="rId658">
+      <w:hyperlink r:id="rId662">
         <w:r>
           <w:rPr>
             <w:rFonts w:ascii="Times New Roman" w:cs="Times New Roman" w:eastAsia="Times New Roman" w:hAnsi="Times New Roman"/>
@@ -21780,7 +21975,7 @@
           <w:t xml:space="preserve">. https://doi.org/</w:t>
         </w:r>
       </w:hyperlink>
-      <w:hyperlink r:id="rId659">
+      <w:hyperlink r:id="rId663">
         <w:r>
           <w:rPr>
             <w:rFonts w:ascii="Times New Roman" w:cs="Times New Roman" w:eastAsia="Times New Roman" w:hAnsi="Times New Roman"/>
@@ -21827,7 +22022,7 @@
           <w:szCs w:val="24"/>
         </w:rPr>
       </w:pPr>
-      <w:hyperlink r:id="rId660">
+      <w:hyperlink r:id="rId664">
         <w:r>
           <w:rPr>
             <w:rFonts w:ascii="Times New Roman" w:cs="Times New Roman" w:eastAsia="Times New Roman" w:hAnsi="Times New Roman"/>
@@ -21842,7 +22037,7 @@
           <w:t xml:space="preserve">WHO Classification of Tumours Editorial Board (Ed.). (2019a). </w:t>
         </w:r>
       </w:hyperlink>
-      <w:hyperlink r:id="rId661">
+      <w:hyperlink r:id="rId665">
         <w:r>
           <w:rPr>
             <w:rFonts w:ascii="Times New Roman" w:cs="Times New Roman" w:eastAsia="Times New Roman" w:hAnsi="Times New Roman"/>
@@ -21857,7 +22052,7 @@
           <w:t xml:space="preserve">Breast Tumours</w:t>
         </w:r>
       </w:hyperlink>
-      <w:hyperlink r:id="rId662">
+      <w:hyperlink r:id="rId666">
         <w:r>
           <w:rPr>
             <w:rFonts w:ascii="Times New Roman" w:cs="Times New Roman" w:eastAsia="Times New Roman" w:hAnsi="Times New Roman"/>
@@ -21904,7 +22099,7 @@
           <w:szCs w:val="24"/>
         </w:rPr>
       </w:pPr>
-      <w:hyperlink r:id="rId663">
+      <w:hyperlink r:id="rId667">
         <w:r>
           <w:rPr>
             <w:rFonts w:ascii="Times New Roman" w:cs="Times New Roman" w:eastAsia="Times New Roman" w:hAnsi="Times New Roman"/>
@@ -21919,7 +22114,7 @@
           <w:t xml:space="preserve">WHO Classification of Tumours Editorial Board (Ed.). (2019b). </w:t>
         </w:r>
       </w:hyperlink>
-      <w:hyperlink r:id="rId664">
+      <w:hyperlink r:id="rId668">
         <w:r>
           <w:rPr>
             <w:rFonts w:ascii="Times New Roman" w:cs="Times New Roman" w:eastAsia="Times New Roman" w:hAnsi="Times New Roman"/>
@@ -21934,7 +22129,7 @@
           <w:t xml:space="preserve">Digestive System Tumours</w:t>
         </w:r>
       </w:hyperlink>
-      <w:hyperlink r:id="rId665">
+      <w:hyperlink r:id="rId669">
         <w:r>
           <w:rPr>
             <w:rFonts w:ascii="Times New Roman" w:cs="Times New Roman" w:eastAsia="Times New Roman" w:hAnsi="Times New Roman"/>
@@ -21981,7 +22176,7 @@
           <w:szCs w:val="24"/>
         </w:rPr>
       </w:pPr>
-      <w:hyperlink r:id="rId666">
+      <w:hyperlink r:id="rId670">
         <w:r>
           <w:rPr>
             <w:rFonts w:ascii="Times New Roman" w:cs="Times New Roman" w:eastAsia="Times New Roman" w:hAnsi="Times New Roman"/>
@@ -21996,7 +22191,7 @@
           <w:t xml:space="preserve">WHO Classification of Tumours Editorial Board (Ed.). (2020a). </w:t>
         </w:r>
       </w:hyperlink>
-      <w:hyperlink r:id="rId667">
+      <w:hyperlink r:id="rId671">
         <w:r>
           <w:rPr>
             <w:rFonts w:ascii="Times New Roman" w:cs="Times New Roman" w:eastAsia="Times New Roman" w:hAnsi="Times New Roman"/>
@@ -22011,7 +22206,7 @@
           <w:t xml:space="preserve">Female Genital Tumours</w:t>
         </w:r>
       </w:hyperlink>
-      <w:hyperlink r:id="rId668">
+      <w:hyperlink r:id="rId672">
         <w:r>
           <w:rPr>
             <w:rFonts w:ascii="Times New Roman" w:cs="Times New Roman" w:eastAsia="Times New Roman" w:hAnsi="Times New Roman"/>
@@ -22058,7 +22253,7 @@
           <w:szCs w:val="24"/>
         </w:rPr>
       </w:pPr>
-      <w:hyperlink r:id="rId669">
+      <w:hyperlink r:id="rId673">
         <w:r>
           <w:rPr>
             <w:rFonts w:ascii="Times New Roman" w:cs="Times New Roman" w:eastAsia="Times New Roman" w:hAnsi="Times New Roman"/>
@@ -22073,7 +22268,7 @@
           <w:t xml:space="preserve">WHO Classification of Tumours Editorial Board (Ed.). (2020b). </w:t>
         </w:r>
       </w:hyperlink>
-      <w:hyperlink r:id="rId670">
+      <w:hyperlink r:id="rId674">
         <w:r>
           <w:rPr>
             <w:rFonts w:ascii="Times New Roman" w:cs="Times New Roman" w:eastAsia="Times New Roman" w:hAnsi="Times New Roman"/>
@@ -22088,7 +22283,7 @@
           <w:t xml:space="preserve">Soft Tissue and Bone Tumours</w:t>
         </w:r>
       </w:hyperlink>
-      <w:hyperlink r:id="rId671">
+      <w:hyperlink r:id="rId675">
         <w:r>
           <w:rPr>
             <w:rFonts w:ascii="Times New Roman" w:cs="Times New Roman" w:eastAsia="Times New Roman" w:hAnsi="Times New Roman"/>
@@ -22135,7 +22330,7 @@
           <w:szCs w:val="24"/>
         </w:rPr>
       </w:pPr>
-      <w:hyperlink r:id="rId672">
+      <w:hyperlink r:id="rId676">
         <w:r>
           <w:rPr>
             <w:rFonts w:ascii="Times New Roman" w:cs="Times New Roman" w:eastAsia="Times New Roman" w:hAnsi="Times New Roman"/>
@@ -22150,7 +22345,7 @@
           <w:t xml:space="preserve">WHO Classification of Tumours Editorial Board (Ed.). (2021a). </w:t>
         </w:r>
       </w:hyperlink>
-      <w:hyperlink r:id="rId673">
+      <w:hyperlink r:id="rId677">
         <w:r>
           <w:rPr>
             <w:rFonts w:ascii="Times New Roman" w:cs="Times New Roman" w:eastAsia="Times New Roman" w:hAnsi="Times New Roman"/>
@@ -22165,7 +22360,7 @@
           <w:t xml:space="preserve">Central Nervous System Tumours</w:t>
         </w:r>
       </w:hyperlink>
-      <w:hyperlink r:id="rId674">
+      <w:hyperlink r:id="rId678">
         <w:r>
           <w:rPr>
             <w:rFonts w:ascii="Times New Roman" w:cs="Times New Roman" w:eastAsia="Times New Roman" w:hAnsi="Times New Roman"/>
@@ -22212,7 +22407,7 @@
           <w:szCs w:val="24"/>
         </w:rPr>
       </w:pPr>
-      <w:hyperlink r:id="rId675">
+      <w:hyperlink r:id="rId679">
         <w:r>
           <w:rPr>
             <w:rFonts w:ascii="Times New Roman" w:cs="Times New Roman" w:eastAsia="Times New Roman" w:hAnsi="Times New Roman"/>
@@ -22227,7 +22422,7 @@
           <w:t xml:space="preserve">WHO Classification of Tumours Editorial Board (Ed.). (2021b). </w:t>
         </w:r>
       </w:hyperlink>
-      <w:hyperlink r:id="rId676">
+      <w:hyperlink r:id="rId680">
         <w:r>
           <w:rPr>
             <w:rFonts w:ascii="Times New Roman" w:cs="Times New Roman" w:eastAsia="Times New Roman" w:hAnsi="Times New Roman"/>
@@ -22242,7 +22437,7 @@
           <w:t xml:space="preserve">Thoracic Tumours</w:t>
         </w:r>
       </w:hyperlink>
-      <w:hyperlink r:id="rId677">
+      <w:hyperlink r:id="rId681">
         <w:r>
           <w:rPr>
             <w:rFonts w:ascii="Times New Roman" w:cs="Times New Roman" w:eastAsia="Times New Roman" w:hAnsi="Times New Roman"/>
@@ -22289,7 +22484,7 @@
           <w:szCs w:val="24"/>
         </w:rPr>
       </w:pPr>
-      <w:hyperlink r:id="rId678">
+      <w:hyperlink r:id="rId682">
         <w:r>
           <w:rPr>
             <w:rFonts w:ascii="Times New Roman" w:cs="Times New Roman" w:eastAsia="Times New Roman" w:hAnsi="Times New Roman"/>
@@ -22304,7 +22499,7 @@
           <w:t xml:space="preserve">WHO Classification of Tumours Editorial Board (Ed.). (2022). </w:t>
         </w:r>
       </w:hyperlink>
-      <w:hyperlink r:id="rId679">
+      <w:hyperlink r:id="rId683">
         <w:r>
           <w:rPr>
             <w:rFonts w:ascii="Times New Roman" w:cs="Times New Roman" w:eastAsia="Times New Roman" w:hAnsi="Times New Roman"/>
@@ -22319,7 +22514,7 @@
           <w:t xml:space="preserve">Urinary and Male Genital Tumours</w:t>
         </w:r>
       </w:hyperlink>
-      <w:hyperlink r:id="rId680">
+      <w:hyperlink r:id="rId684">
         <w:r>
           <w:rPr>
             <w:rFonts w:ascii="Times New Roman" w:cs="Times New Roman" w:eastAsia="Times New Roman" w:hAnsi="Times New Roman"/>
@@ -22366,7 +22561,7 @@
           <w:szCs w:val="24"/>
         </w:rPr>
       </w:pPr>
-      <w:hyperlink r:id="rId681">
+      <w:hyperlink r:id="rId685">
         <w:r>
           <w:rPr>
             <w:rFonts w:ascii="Times New Roman" w:cs="Times New Roman" w:eastAsia="Times New Roman" w:hAnsi="Times New Roman"/>
@@ -22381,7 +22576,7 @@
           <w:t xml:space="preserve">WHO Classification of Tumours Editorial Board (Ed.). (2023). </w:t>
         </w:r>
       </w:hyperlink>
-      <w:hyperlink r:id="rId682">
+      <w:hyperlink r:id="rId686">
         <w:r>
           <w:rPr>
             <w:rFonts w:ascii="Times New Roman" w:cs="Times New Roman" w:eastAsia="Times New Roman" w:hAnsi="Times New Roman"/>
@@ -22396,7 +22591,7 @@
           <w:t xml:space="preserve">Paediatric tumours: Who classification of tumours</w:t>
         </w:r>
       </w:hyperlink>
-      <w:hyperlink r:id="rId683">
+      <w:hyperlink r:id="rId687">
         <w:r>
           <w:rPr>
             <w:rFonts w:ascii="Times New Roman" w:cs="Times New Roman" w:eastAsia="Times New Roman" w:hAnsi="Times New Roman"/>
@@ -22443,7 +22638,7 @@
           <w:szCs w:val="24"/>
         </w:rPr>
       </w:pPr>
-      <w:hyperlink r:id="rId684">
+      <w:hyperlink r:id="rId688">
         <w:r>
           <w:rPr>
             <w:rFonts w:ascii="Times New Roman" w:cs="Times New Roman" w:eastAsia="Times New Roman" w:hAnsi="Times New Roman"/>
@@ -22458,7 +22653,7 @@
           <w:t xml:space="preserve">WHO Classification of Tumours Editorial Board (Ed.). (2024a). </w:t>
         </w:r>
       </w:hyperlink>
-      <w:hyperlink r:id="rId685">
+      <w:hyperlink r:id="rId689">
         <w:r>
           <w:rPr>
             <w:rFonts w:ascii="Times New Roman" w:cs="Times New Roman" w:eastAsia="Times New Roman" w:hAnsi="Times New Roman"/>
@@ -22473,7 +22668,7 @@
           <w:t xml:space="preserve">Haematolymphoid tumours: Part B</w:t>
         </w:r>
       </w:hyperlink>
-      <w:hyperlink r:id="rId686">
+      <w:hyperlink r:id="rId690">
         <w:r>
           <w:rPr>
             <w:rFonts w:ascii="Times New Roman" w:cs="Times New Roman" w:eastAsia="Times New Roman" w:hAnsi="Times New Roman"/>
@@ -22520,7 +22715,7 @@
           <w:szCs w:val="24"/>
         </w:rPr>
       </w:pPr>
-      <w:hyperlink r:id="rId687">
+      <w:hyperlink r:id="rId691">
         <w:r>
           <w:rPr>
             <w:rFonts w:ascii="Times New Roman" w:cs="Times New Roman" w:eastAsia="Times New Roman" w:hAnsi="Times New Roman"/>
@@ -22535,7 +22730,7 @@
           <w:t xml:space="preserve">WHO Classification of Tumours Editorial Board (Ed.). (2024b). </w:t>
         </w:r>
       </w:hyperlink>
-      <w:hyperlink r:id="rId688">
+      <w:hyperlink r:id="rId692">
         <w:r>
           <w:rPr>
             <w:rFonts w:ascii="Times New Roman" w:cs="Times New Roman" w:eastAsia="Times New Roman" w:hAnsi="Times New Roman"/>
@@ -22550,7 +22745,7 @@
           <w:t xml:space="preserve">Head and Neck Tumours</w:t>
         </w:r>
       </w:hyperlink>
-      <w:hyperlink r:id="rId689">
+      <w:hyperlink r:id="rId693">
         <w:r>
           <w:rPr>
             <w:rFonts w:ascii="Times New Roman" w:cs="Times New Roman" w:eastAsia="Times New Roman" w:hAnsi="Times New Roman"/>
@@ -22597,7 +22792,7 @@
           <w:szCs w:val="24"/>
         </w:rPr>
       </w:pPr>
-      <w:hyperlink r:id="rId690">
+      <w:hyperlink r:id="rId694">
         <w:r>
           <w:rPr>
             <w:rFonts w:ascii="Times New Roman" w:cs="Times New Roman" w:eastAsia="Times New Roman" w:hAnsi="Times New Roman"/>
@@ -22612,7 +22807,7 @@
           <w:t xml:space="preserve">World Health Organization</w:t>
         </w:r>
       </w:hyperlink>
-      <w:hyperlink r:id="rId691">
+      <w:hyperlink r:id="rId695">
         <w:r>
           <w:rPr>
             <w:rFonts w:ascii="Times New Roman" w:cs="Times New Roman" w:eastAsia="Times New Roman" w:hAnsi="Times New Roman"/>
@@ -22627,7 +22822,7 @@
           <w:t xml:space="preserve">. (2016). International Statistical Classification of Diseases and Related Health Problems. 10th Revision (ICD-10). 5th Ed. </w:t>
         </w:r>
       </w:hyperlink>
-      <w:hyperlink r:id="rId692">
+      <w:hyperlink r:id="rId696">
         <w:r>
           <w:rPr>
             <w:rFonts w:ascii="Times New Roman" w:cs="Times New Roman" w:eastAsia="Times New Roman" w:hAnsi="Times New Roman"/>
@@ -22674,7 +22869,7 @@
           <w:szCs w:val="24"/>
         </w:rPr>
       </w:pPr>
-      <w:hyperlink r:id="rId693">
+      <w:hyperlink r:id="rId697">
         <w:r>
           <w:rPr>
             <w:rFonts w:ascii="Times New Roman" w:cs="Times New Roman" w:eastAsia="Times New Roman" w:hAnsi="Times New Roman"/>
@@ -22689,7 +22884,7 @@
           <w:t xml:space="preserve">Wu, C. (2023). </w:t>
         </w:r>
       </w:hyperlink>
-      <w:hyperlink r:id="rId694">
+      <w:hyperlink r:id="rId698">
         <w:r>
           <w:rPr>
             <w:rFonts w:ascii="Times New Roman" w:cs="Times New Roman" w:eastAsia="Times New Roman" w:hAnsi="Times New Roman"/>
@@ -22704,7 +22899,7 @@
           <w:t xml:space="preserve">MedLLaMA13B</w:t>
         </w:r>
       </w:hyperlink>
-      <w:hyperlink r:id="rId695">
+      <w:hyperlink r:id="rId699">
         <w:r>
           <w:rPr>
             <w:rFonts w:ascii="Times New Roman" w:cs="Times New Roman" w:eastAsia="Times New Roman" w:hAnsi="Times New Roman"/>
@@ -22719,7 +22914,7 @@
           <w:t xml:space="preserve">. </w:t>
         </w:r>
       </w:hyperlink>
-      <w:hyperlink r:id="rId696">
+      <w:hyperlink r:id="rId700">
         <w:r>
           <w:rPr>
             <w:rFonts w:ascii="Times New Roman" w:cs="Times New Roman" w:eastAsia="Times New Roman" w:hAnsi="Times New Roman"/>
@@ -22766,7 +22961,7 @@
           <w:szCs w:val="24"/>
         </w:rPr>
       </w:pPr>
-      <w:hyperlink r:id="rId697">
+      <w:hyperlink r:id="rId701">
         <w:r>
           <w:rPr>
             <w:rFonts w:ascii="Times New Roman" w:cs="Times New Roman" w:eastAsia="Times New Roman" w:hAnsi="Times New Roman"/>
@@ -22781,7 +22976,7 @@
           <w:t xml:space="preserve">Wu, T.-J., Schriml, L. M., Chen, Q.-R., Colbert, M., Crichton, D. J., Finney, R., Hu, Y., Kibbe, W. A., Kincaid, H., Meerzaman, D., Mitraka, E., Pan, Y., Smith, K. M., Srivastava, S., Ward, S., Yan, C., &amp; Mazumder, R. (2015). Generating a focused view of disease ontology cancer terms for pan-cancer data integration and analysis. </w:t>
         </w:r>
       </w:hyperlink>
-      <w:hyperlink r:id="rId698">
+      <w:hyperlink r:id="rId702">
         <w:r>
           <w:rPr>
             <w:rFonts w:ascii="Times New Roman" w:cs="Times New Roman" w:eastAsia="Times New Roman" w:hAnsi="Times New Roman"/>
@@ -22796,7 +22991,7 @@
           <w:t xml:space="preserve">Database: The Journal of Biological Databases and Curation</w:t>
         </w:r>
       </w:hyperlink>
-      <w:hyperlink r:id="rId699">
+      <w:hyperlink r:id="rId703">
         <w:r>
           <w:rPr>
             <w:rFonts w:ascii="Times New Roman" w:cs="Times New Roman" w:eastAsia="Times New Roman" w:hAnsi="Times New Roman"/>
@@ -22811,7 +23006,7 @@
           <w:t xml:space="preserve">, </w:t>
         </w:r>
       </w:hyperlink>
-      <w:hyperlink r:id="rId700">
+      <w:hyperlink r:id="rId704">
         <w:r>
           <w:rPr>
             <w:rFonts w:ascii="Times New Roman" w:cs="Times New Roman" w:eastAsia="Times New Roman" w:hAnsi="Times New Roman"/>
@@ -22826,7 +23021,7 @@
           <w:t xml:space="preserve">2015</w:t>
         </w:r>
       </w:hyperlink>
-      <w:hyperlink r:id="rId701">
+      <w:hyperlink r:id="rId705">
         <w:r>
           <w:rPr>
             <w:rFonts w:ascii="Times New Roman" w:cs="Times New Roman" w:eastAsia="Times New Roman" w:hAnsi="Times New Roman"/>
@@ -22841,7 +23036,7 @@
           <w:t xml:space="preserve">(0), bav032. https://doi.org/</w:t>
         </w:r>
       </w:hyperlink>
-      <w:hyperlink r:id="rId702">
+      <w:hyperlink r:id="rId706">
         <w:r>
           <w:rPr>
             <w:rFonts w:ascii="Times New Roman" w:cs="Times New Roman" w:eastAsia="Times New Roman" w:hAnsi="Times New Roman"/>
@@ -22888,7 +23083,7 @@
           <w:szCs w:val="24"/>
         </w:rPr>
       </w:pPr>
-      <w:hyperlink r:id="rId703">
+      <w:hyperlink r:id="rId707">
         <w:r>
           <w:rPr>
             <w:rFonts w:ascii="Times New Roman" w:cs="Times New Roman" w:eastAsia="Times New Roman" w:hAnsi="Times New Roman"/>
@@ -22903,7 +23098,7 @@
           <w:t xml:space="preserve">Xu, H., Zhang, L., Li, P., &amp; Zhu, F. (2022). Outlier detection algorithm based on k-nearest neighbors-local outlier factor. </w:t>
         </w:r>
       </w:hyperlink>
-      <w:hyperlink r:id="rId704">
+      <w:hyperlink r:id="rId708">
         <w:r>
           <w:rPr>
             <w:rFonts w:ascii="Times New Roman" w:cs="Times New Roman" w:eastAsia="Times New Roman" w:hAnsi="Times New Roman"/>
@@ -22918,7 +23113,7 @@
           <w:t xml:space="preserve">Journal of Algorithms &amp; Computational Technology</w:t>
         </w:r>
       </w:hyperlink>
-      <w:hyperlink r:id="rId705">
+      <w:hyperlink r:id="rId709">
         <w:r>
           <w:rPr>
             <w:rFonts w:ascii="Times New Roman" w:cs="Times New Roman" w:eastAsia="Times New Roman" w:hAnsi="Times New Roman"/>
@@ -22933,7 +23128,7 @@
           <w:t xml:space="preserve">, </w:t>
         </w:r>
       </w:hyperlink>
-      <w:hyperlink r:id="rId706">
+      <w:hyperlink r:id="rId710">
         <w:r>
           <w:rPr>
             <w:rFonts w:ascii="Times New Roman" w:cs="Times New Roman" w:eastAsia="Times New Roman" w:hAnsi="Times New Roman"/>
@@ -22948,7 +23143,7 @@
           <w:t xml:space="preserve">16</w:t>
         </w:r>
       </w:hyperlink>
-      <w:hyperlink r:id="rId707">
+      <w:hyperlink r:id="rId711">
         <w:r>
           <w:rPr>
             <w:rFonts w:ascii="Times New Roman" w:cs="Times New Roman" w:eastAsia="Times New Roman" w:hAnsi="Times New Roman"/>
@@ -22963,7 +23158,7 @@
           <w:t xml:space="preserve">. https://doi.org/</w:t>
         </w:r>
       </w:hyperlink>
-      <w:hyperlink r:id="rId708">
+      <w:hyperlink r:id="rId712">
         <w:r>
           <w:rPr>
             <w:rFonts w:ascii="Times New Roman" w:cs="Times New Roman" w:eastAsia="Times New Roman" w:hAnsi="Times New Roman"/>
@@ -23010,7 +23205,7 @@
           <w:szCs w:val="24"/>
         </w:rPr>
       </w:pPr>
-      <w:hyperlink r:id="rId709">
+      <w:hyperlink r:id="rId713">
         <w:r>
           <w:rPr>
             <w:rFonts w:ascii="Times New Roman" w:cs="Times New Roman" w:eastAsia="Times New Roman" w:hAnsi="Times New Roman"/>
@@ -23025,7 +23220,7 @@
           <w:t xml:space="preserve">Yenduri, G., M, R., G, C. S., Y, S., Srivastava, G., Maddikunta, P. K. R., G, D. R., Jhaveri, R. H., B, P., Wang, W., Vasilakos, A. V., &amp; Gadekallu, T. R. (2023). Generative Pre-trained transformer: A comprehensive review on enabling technologies, potential applications, emerging challenges, and future directions. In </w:t>
         </w:r>
       </w:hyperlink>
-      <w:hyperlink r:id="rId710">
+      <w:hyperlink r:id="rId714">
         <w:r>
           <w:rPr>
             <w:rFonts w:ascii="Times New Roman" w:cs="Times New Roman" w:eastAsia="Times New Roman" w:hAnsi="Times New Roman"/>
@@ -23040,7 +23235,7 @@
           <w:t xml:space="preserve">arXiv [cs.CL]</w:t>
         </w:r>
       </w:hyperlink>
-      <w:hyperlink r:id="rId711">
+      <w:hyperlink r:id="rId715">
         <w:r>
           <w:rPr>
             <w:rFonts w:ascii="Times New Roman" w:cs="Times New Roman" w:eastAsia="Times New Roman" w:hAnsi="Times New Roman"/>
@@ -23055,7 +23250,7 @@
           <w:t xml:space="preserve">. arXiv. </w:t>
         </w:r>
       </w:hyperlink>
-      <w:hyperlink r:id="rId712">
+      <w:hyperlink r:id="rId716">
         <w:r>
           <w:rPr>
             <w:rFonts w:ascii="Times New Roman" w:cs="Times New Roman" w:eastAsia="Times New Roman" w:hAnsi="Times New Roman"/>
@@ -23102,7 +23297,7 @@
           <w:szCs w:val="24"/>
         </w:rPr>
       </w:pPr>
-      <w:hyperlink r:id="rId713">
+      <w:hyperlink r:id="rId717">
         <w:r>
           <w:rPr>
             <w:rFonts w:ascii="Times New Roman" w:cs="Times New Roman" w:eastAsia="Times New Roman" w:hAnsi="Times New Roman"/>
@@ -23117,7 +23312,7 @@
           <w:t xml:space="preserve">Zarin, D. A., Tse, T., Williams, R. J., Califf, R. M., &amp; Ide, N. C. (2011). The ClinicalTrials.gov Results Database — Update and Key Issues. </w:t>
         </w:r>
       </w:hyperlink>
-      <w:hyperlink r:id="rId714">
+      <w:hyperlink r:id="rId718">
         <w:r>
           <w:rPr>
             <w:rFonts w:ascii="Times New Roman" w:cs="Times New Roman" w:eastAsia="Times New Roman" w:hAnsi="Times New Roman"/>
@@ -23132,7 +23327,7 @@
           <w:t xml:space="preserve">The New England Journal of Medicine</w:t>
         </w:r>
       </w:hyperlink>
-      <w:hyperlink r:id="rId715">
+      <w:hyperlink r:id="rId719">
         <w:r>
           <w:rPr>
             <w:rFonts w:ascii="Times New Roman" w:cs="Times New Roman" w:eastAsia="Times New Roman" w:hAnsi="Times New Roman"/>
@@ -23147,7 +23342,7 @@
           <w:t xml:space="preserve">, </w:t>
         </w:r>
       </w:hyperlink>
-      <w:hyperlink r:id="rId716">
+      <w:hyperlink r:id="rId720">
         <w:r>
           <w:rPr>
             <w:rFonts w:ascii="Times New Roman" w:cs="Times New Roman" w:eastAsia="Times New Roman" w:hAnsi="Times New Roman"/>
@@ -23162,7 +23357,7 @@
           <w:t xml:space="preserve">364</w:t>
         </w:r>
       </w:hyperlink>
-      <w:hyperlink r:id="rId717">
+      <w:hyperlink r:id="rId721">
         <w:r>
           <w:rPr>
             <w:rFonts w:ascii="Times New Roman" w:cs="Times New Roman" w:eastAsia="Times New Roman" w:hAnsi="Times New Roman"/>
@@ -23177,7 +23372,7 @@
           <w:t xml:space="preserve">(9), 852–860. https://doi.org/</w:t>
         </w:r>
       </w:hyperlink>
-      <w:hyperlink r:id="rId718">
+      <w:hyperlink r:id="rId722">
         <w:r>
           <w:rPr>
             <w:rFonts w:ascii="Times New Roman" w:cs="Times New Roman" w:eastAsia="Times New Roman" w:hAnsi="Times New Roman"/>
@@ -23224,13 +23419,13 @@
           <w:szCs w:val="24"/>
         </w:rPr>
         <w:sectPr>
-          <w:headerReference r:id="rId719" w:type="default"/>
+          <w:headerReference r:id="rId723" w:type="default"/>
           <w:pgSz w:h="15840" w:w="12240" w:orient="portrait"/>
           <w:pgMar w:bottom="1440" w:top="1440" w:left="1267.2" w:right="1440" w:header="720" w:footer="720"/>
           <w:pgNumType w:start="1"/>
         </w:sectPr>
       </w:pPr>
-      <w:hyperlink r:id="rId720">
+      <w:hyperlink r:id="rId724">
         <w:r>
           <w:rPr>
             <w:rFonts w:ascii="Times New Roman" w:cs="Times New Roman" w:eastAsia="Times New Roman" w:hAnsi="Times New Roman"/>
@@ -23245,7 +23440,7 @@
           <w:t xml:space="preserve">Zhang, Y., Ma, X., &amp; Song, G. (2018). Chinese medical concept normalization by using text and comorbidity network embedding. </w:t>
         </w:r>
       </w:hyperlink>
-      <w:hyperlink r:id="rId721">
+      <w:hyperlink r:id="rId725">
         <w:r>
           <w:rPr>
             <w:rFonts w:ascii="Times New Roman" w:cs="Times New Roman" w:eastAsia="Times New Roman" w:hAnsi="Times New Roman"/>
@@ -23260,7 +23455,7 @@
           <w:t xml:space="preserve">2018 IEEE International Conference on Data Mining (ICDM)</w:t>
         </w:r>
       </w:hyperlink>
-      <w:hyperlink r:id="rId722">
+      <w:hyperlink r:id="rId726">
         <w:r>
           <w:rPr>
             <w:rFonts w:ascii="Times New Roman" w:cs="Times New Roman" w:eastAsia="Times New Roman" w:hAnsi="Times New Roman"/>
@@ -23275,7 +23470,7 @@
           <w:t xml:space="preserve">, 777–786. https://doi.org/</w:t>
         </w:r>
       </w:hyperlink>
-      <w:hyperlink r:id="rId723">
+      <w:hyperlink r:id="rId727">
         <w:r>
           <w:rPr>
             <w:rFonts w:ascii="Times New Roman" w:cs="Times New Roman" w:eastAsia="Times New Roman" w:hAnsi="Times New Roman"/>
@@ -43160,16 +43355,16 @@
           <wp:inline distB="114300" distT="114300" distL="114300" distR="114300">
             <wp:extent cx="7217045" cy="4254901"/>
             <wp:effectExtent b="0" l="0" r="0" t="0"/>
-            <wp:docPr id="5" name="image3.png"/>
+            <wp:docPr id="5" name="image4.png"/>
             <a:graphic>
               <a:graphicData uri="http://schemas.openxmlformats.org/drawingml/2006/picture">
                 <pic:pic>
                   <pic:nvPicPr>
-                    <pic:cNvPr id="0" name="image3.png"/>
+                    <pic:cNvPr id="0" name="image4.png"/>
                     <pic:cNvPicPr preferRelativeResize="0"/>
                   </pic:nvPicPr>
                   <pic:blipFill>
-                    <a:blip r:embed="rId724"/>
+                    <a:blip r:embed="rId728"/>
                     <a:srcRect b="0" l="0" r="0" t="0"/>
                     <a:stretch>
                       <a:fillRect/>
@@ -43276,7 +43471,7 @@
                     <pic:cNvPicPr preferRelativeResize="0"/>
                   </pic:nvPicPr>
                   <pic:blipFill>
-                    <a:blip r:embed="rId725"/>
+                    <a:blip r:embed="rId729"/>
                     <a:srcRect b="0" l="0" r="0" t="0"/>
                     <a:stretch>
                       <a:fillRect/>
@@ -43406,16 +43601,16 @@
           <wp:inline distB="114300" distT="114300" distL="114300" distR="114300">
             <wp:extent cx="5617464" cy="4225796"/>
             <wp:effectExtent b="0" l="0" r="0" t="0"/>
-            <wp:docPr id="4" name="image1.png"/>
+            <wp:docPr id="4" name="image5.png"/>
             <a:graphic>
               <a:graphicData uri="http://schemas.openxmlformats.org/drawingml/2006/picture">
                 <pic:pic>
                   <pic:nvPicPr>
-                    <pic:cNvPr id="0" name="image1.png"/>
+                    <pic:cNvPr id="0" name="image5.png"/>
                     <pic:cNvPicPr preferRelativeResize="0"/>
                   </pic:nvPicPr>
                   <pic:blipFill>
-                    <a:blip r:embed="rId726"/>
+                    <a:blip r:embed="rId730"/>
                     <a:srcRect b="0" l="0" r="0" t="0"/>
                     <a:stretch>
                       <a:fillRect/>
@@ -43590,16 +43785,16 @@
           <wp:inline distB="114300" distT="114300" distL="114300" distR="114300">
             <wp:extent cx="5893689" cy="4442331"/>
             <wp:effectExtent b="0" l="0" r="0" t="0"/>
-            <wp:docPr id="2" name="image5.png"/>
+            <wp:docPr id="2" name="image1.png"/>
             <a:graphic>
               <a:graphicData uri="http://schemas.openxmlformats.org/drawingml/2006/picture">
                 <pic:pic>
                   <pic:nvPicPr>
-                    <pic:cNvPr id="0" name="image5.png"/>
+                    <pic:cNvPr id="0" name="image1.png"/>
                     <pic:cNvPicPr preferRelativeResize="0"/>
                   </pic:nvPicPr>
                   <pic:blipFill>
-                    <a:blip r:embed="rId727"/>
+                    <a:blip r:embed="rId731"/>
                     <a:srcRect b="0" l="0" r="0" t="0"/>
                     <a:stretch>
                       <a:fillRect/>
@@ -43744,7 +43939,7 @@
                     <pic:cNvPicPr preferRelativeResize="0"/>
                   </pic:nvPicPr>
                   <pic:blipFill>
-                    <a:blip r:embed="rId728"/>
+                    <a:blip r:embed="rId732"/>
                     <a:srcRect b="0" l="0" r="0" t="0"/>
                     <a:stretch>
                       <a:fillRect/>
@@ -43886,16 +44081,16 @@
           <wp:inline distB="114300" distT="114300" distL="114300" distR="114300">
             <wp:extent cx="6912674" cy="3348066"/>
             <wp:effectExtent b="0" l="0" r="0" t="0"/>
-            <wp:docPr id="3" name="image4.png"/>
+            <wp:docPr id="3" name="image3.png"/>
             <a:graphic>
               <a:graphicData uri="http://schemas.openxmlformats.org/drawingml/2006/picture">
                 <pic:pic>
                   <pic:nvPicPr>
-                    <pic:cNvPr id="0" name="image4.png"/>
+                    <pic:cNvPr id="0" name="image3.png"/>
                     <pic:cNvPicPr preferRelativeResize="0"/>
                   </pic:nvPicPr>
                   <pic:blipFill>
-                    <a:blip r:embed="rId729"/>
+                    <a:blip r:embed="rId733"/>
                     <a:srcRect b="0" l="0" r="0" t="0"/>
                     <a:stretch>
                       <a:fillRect/>

--- a/Paper/MLWA/MLWA_Manuscript.docx
+++ b/Paper/MLWA/MLWA_Manuscript.docx
@@ -24,7 +24,7 @@
           <w:szCs w:val="48"/>
           <w:rtl w:val="0"/>
         </w:rPr>
-        <w:t xml:space="preserve">Benchmarking Text-Matching and Transformer/LLM- based Text-Embedding Methods for Standardization of Tumor Names in Clinical Trials Registry</w:t>
+        <w:t xml:space="preserve">Benchmarking Transformer Embedding Models for Biomedical Terminology Standardization</w:t>
       </w:r>
     </w:p>
     <w:p>
@@ -566,6 +566,42 @@
     </w:p>
     <w:p>
       <w:pPr>
+        <w:rPr>
+          <w:b w:val="1"/>
+        </w:rPr>
+      </w:pPr>
+      <w:r>
+        <w:rPr>
+          <w:rtl w:val="0"/>
+        </w:rPr>
+      </w:r>
+    </w:p>
+    <w:p>
+      <w:pPr>
+        <w:rPr>
+          <w:b w:val="1"/>
+        </w:rPr>
+      </w:pPr>
+      <w:r>
+        <w:rPr>
+          <w:rtl w:val="0"/>
+        </w:rPr>
+      </w:r>
+    </w:p>
+    <w:p>
+      <w:pPr>
+        <w:rPr>
+          <w:b w:val="1"/>
+        </w:rPr>
+      </w:pPr>
+      <w:r>
+        <w:rPr>
+          <w:rtl w:val="0"/>
+        </w:rPr>
+      </w:r>
+    </w:p>
+    <w:p>
+      <w:pPr>
         <w:ind w:left="-540" w:firstLine="0"/>
         <w:rPr>
           <w:rFonts w:ascii="Times New Roman" w:cs="Times New Roman" w:eastAsia="Times New Roman" w:hAnsi="Times New Roman"/>
@@ -767,23 +803,25 @@
           <w:szCs w:val="24"/>
           <w:rtl w:val="0"/>
         </w:rPr>
-        <w:t xml:space="preserve">Biomedical text in public databases often exhibits unstandardized terminology and inconsistencies that impede machine learning applications and hinder data integration across biomedical databases. Leveraging generalized and specialized transformer/large language models (LLMs) offers a potential scalable solution for terminology standardization. We evaluated this opportunity using the National Institutes of Health Clinical Trials Registry (CTR), which contains heterogeneous, free-text records of disease from therapeutic trials. To systematically assess the ability of machine learning methods to assign biomedical terms accurately, we benchmarked 36 approaches using transformer and LLM-based text embeddings, along with traditional text-matching algorithms, against a clinical gold standard: the World Health Organization Classification of Tumours system (WHO System). For this evaluation, we developed CANTOS (Clinical Trials Automated Nomenclature and Tumor Ontology Standardization), a computational benchmarking framework that extracts tumor names from the CTR and standardizes them using the WHO System and the National Cancer Institute Thesaurus (NCIt). We assessed standardization accuracy using a random sample of 1,600 CTR tumor names manually annotated with WHO System terms. LLM/transformer-based embedding methods significantly outperformed text-matching approaches: all-MiniLM-L12-v2 + Euclidean distance achieved 67.8% accuracy (WHO-5th edition), while LTE-3 + Euclidean distance achieved 69.1% (WHO-all editions). Text-matching methods peaked at 32.6% accuracy. A majority voting approach combining three high-accuracy methods with the lowest pairwise mutual information improved accuracy to 72.1% (WHO-5th) and 71.4% (WHO-all). Our findings highlight the effectiveness of embedding models in standardizing biomedical terminology and provide a reproducible framework for benchmarking machine learning methods using clinical reference data.</w:t>
-      </w:r>
-    </w:p>
-    <w:p>
-      <w:pPr>
-        <w:ind w:left="-540" w:firstLine="0"/>
-        <w:jc w:val="both"/>
-        <w:rPr>
-          <w:rFonts w:ascii="Times New Roman" w:cs="Times New Roman" w:eastAsia="Times New Roman" w:hAnsi="Times New Roman"/>
-          <w:sz w:val="24"/>
-          <w:szCs w:val="24"/>
-        </w:rPr>
-      </w:pPr>
-      <w:r>
-        <w:rPr>
-          <w:rtl w:val="0"/>
-        </w:rPr>
+        <w:t xml:space="preserve">Biomedical text in public databases often exhibits unstandardized terminology and inconsistencies that impede machine learning (ML) applications and hinder data integration across biomedical databases. Leveraging generalized and specialized transformer/large language models (LLMs) offers a potential scalable solution for terminology standardization. We evaluated this opportunity using the National Institutes of Health Clinical Trials Registry (CTR), which contains heterogeneous, free-text records of disease from therapeutic trials. To systematically assess the ability of machine learning methods to assign biomedical terms accurately, we benchmarked 36 approaches using transformer/LLM-based text embeddings, along with traditional text-matching algorithms, against a clinical gold standard: the World Health Organization Classification of Tumours system (WHO System). For this evaluation, we developed CANTOS (Clinical Trials Automated Nomenclature and Tumor Ontology Standardization), a computational benchmarking framework that extracts tumor names from the CTR and standardizes them using the WHO System and the National Cancer Institute Thesaurus (NCIt). We assessed standardization accuracy using a random sample of 1,600 CTR tumor names manually annotated with WHO System terms. LLM/transformer-based embedding methods significantly outperformed text-matching approaches: all-MiniLM-L12-v2+Euclidean Dist achieved 67.8% accuracy (WHO-5th edition), while LTE-3+Euclidean Dist achieved 69.1% (WHO-all editions). Text-matching methods peaked at 32.6% accuracy. A majority voting approach combining three high-accuracy,</w:t>
+      </w:r>
+      <w:r>
+        <w:rPr>
+          <w:rFonts w:ascii="Times New Roman" w:cs="Times New Roman" w:eastAsia="Times New Roman" w:hAnsi="Times New Roman"/>
+          <w:sz w:val="24"/>
+          <w:szCs w:val="24"/>
+          <w:rtl w:val="0"/>
+        </w:rPr>
+        <w:t xml:space="preserve">low-agreement</w:t>
+      </w:r>
+      <w:r>
+        <w:rPr>
+          <w:rFonts w:ascii="Times New Roman" w:cs="Times New Roman" w:eastAsia="Times New Roman" w:hAnsi="Times New Roman"/>
+          <w:sz w:val="24"/>
+          <w:szCs w:val="24"/>
+          <w:rtl w:val="0"/>
+        </w:rPr>
+        <w:t xml:space="preserve"> methods improved accuracy to 72.1% (WHO-5th) and 71.4% (WHO-all). Our findings demonstrates the effectiveness of embedding models in standardizing biomedical terminology and provides a reproducible framework for benchmarking ML methods against clinical gold standards using real-world datasets.</w:t>
       </w:r>
     </w:p>
     <w:p>
@@ -46031,12 +46069,12 @@
           <wp:inline distB="114300" distT="114300" distL="114300" distR="114300">
             <wp:extent cx="7217045" cy="4254901"/>
             <wp:effectExtent b="0" l="0" r="0" t="0"/>
-            <wp:docPr id="5" name="image2.png"/>
+            <wp:docPr id="5" name="image1.png"/>
             <a:graphic>
               <a:graphicData uri="http://schemas.openxmlformats.org/drawingml/2006/picture">
                 <pic:pic>
                   <pic:nvPicPr>
-                    <pic:cNvPr id="0" name="image2.png"/>
+                    <pic:cNvPr id="0" name="image1.png"/>
                     <pic:cNvPicPr preferRelativeResize="0"/>
                   </pic:nvPicPr>
                   <pic:blipFill>
@@ -46138,12 +46176,12 @@
           <wp:inline distB="114300" distT="114300" distL="114300" distR="114300">
             <wp:extent cx="6619875" cy="6841182"/>
             <wp:effectExtent b="0" l="0" r="0" t="0"/>
-            <wp:docPr id="1" name="image5.png"/>
+            <wp:docPr id="1" name="image6.png"/>
             <a:graphic>
               <a:graphicData uri="http://schemas.openxmlformats.org/drawingml/2006/picture">
                 <pic:pic>
                   <pic:nvPicPr>
-                    <pic:cNvPr id="0" name="image5.png"/>
+                    <pic:cNvPr id="0" name="image6.png"/>
                     <pic:cNvPicPr preferRelativeResize="0"/>
                   </pic:nvPicPr>
                   <pic:blipFill>
@@ -46461,12 +46499,12 @@
           <wp:inline distB="114300" distT="114300" distL="114300" distR="114300">
             <wp:extent cx="5893689" cy="4442331"/>
             <wp:effectExtent b="0" l="0" r="0" t="0"/>
-            <wp:docPr id="2" name="image6.png"/>
+            <wp:docPr id="2" name="image4.png"/>
             <a:graphic>
               <a:graphicData uri="http://schemas.openxmlformats.org/drawingml/2006/picture">
                 <pic:pic>
                   <pic:nvPicPr>
-                    <pic:cNvPr id="0" name="image6.png"/>
+                    <pic:cNvPr id="0" name="image4.png"/>
                     <pic:cNvPicPr preferRelativeResize="0"/>
                   </pic:nvPicPr>
                   <pic:blipFill>
@@ -46616,12 +46654,12 @@
           <wp:inline distB="114300" distT="114300" distL="114300" distR="114300">
             <wp:extent cx="6303264" cy="3057525"/>
             <wp:effectExtent b="0" l="0" r="0" t="0"/>
-            <wp:docPr id="6" name="image4.png"/>
+            <wp:docPr id="6" name="image2.png"/>
             <a:graphic>
               <a:graphicData uri="http://schemas.openxmlformats.org/drawingml/2006/picture">
                 <pic:pic>
                   <pic:nvPicPr>
-                    <pic:cNvPr id="0" name="image4.png"/>
+                    <pic:cNvPr id="0" name="image2.png"/>
                     <pic:cNvPicPr preferRelativeResize="0"/>
                   </pic:nvPicPr>
                   <pic:blipFill>
@@ -46777,12 +46815,12 @@
           <wp:inline distB="114300" distT="114300" distL="114300" distR="114300">
             <wp:extent cx="6912674" cy="3348066"/>
             <wp:effectExtent b="0" l="0" r="0" t="0"/>
-            <wp:docPr id="3" name="image1.png"/>
+            <wp:docPr id="3" name="image5.png"/>
             <a:graphic>
               <a:graphicData uri="http://schemas.openxmlformats.org/drawingml/2006/picture">
                 <pic:pic>
                   <pic:nvPicPr>
-                    <pic:cNvPr id="0" name="image1.png"/>
+                    <pic:cNvPr id="0" name="image5.png"/>
                     <pic:cNvPicPr preferRelativeResize="0"/>
                   </pic:nvPicPr>
                   <pic:blipFill>
